--- a/Virtualizacion/docs/Guia de Despliegue.docx
+++ b/Virtualizacion/docs/Guia de Despliegue.docx
@@ -10,6 +10,7 @@
           <w:docPartUnique/>
         </w:docPartObj>
       </w:sdtPr>
+      <w:sdtEndPr/>
       <w:sdtContent>
         <w:p>
           <w:r>
@@ -19,7 +20,7 @@
             <mc:AlternateContent>
               <mc:Choice Requires="wpg">
                 <w:drawing>
-                  <wp:anchor distT="0" distB="0" distL="114300" distR="114300" simplePos="0" relativeHeight="251661312" behindDoc="0" locked="0" layoutInCell="1" allowOverlap="1" wp14:anchorId="74A8424C" wp14:editId="1E31AEF1">
+                  <wp:anchor distT="0" distB="0" distL="114300" distR="114300" simplePos="0" relativeHeight="251658240" behindDoc="0" locked="0" layoutInCell="1" allowOverlap="1" wp14:anchorId="74A8424C" wp14:editId="1E31AEF1">
                     <wp:simplePos x="0" y="0"/>
                     <wp:positionH relativeFrom="page">
                       <wp:posOffset>4552950</wp:posOffset>
@@ -133,15 +134,6 @@
                               </a:prstGeom>
                               <a:grpFill/>
                               <a:extLst>
-                                <a:ext uri="{909E8E84-426E-40DD-AFC4-6F175D3DCCD1}">
-                                  <a14:hiddenFill xmlns:a14="http://schemas.microsoft.com/office/drawing/2010/main">
-                                    <a:solidFill>
-                                      <a:srgbClr val="FFFFFF">
-                                        <a:alpha val="80000"/>
-                                      </a:srgbClr>
-                                    </a:solidFill>
-                                  </a14:hiddenFill>
-                                </a:ext>
                                 <a:ext uri="{91240B29-F687-4F45-9708-019B960494DF}">
                                   <a14:hiddenLine xmlns:a14="http://schemas.microsoft.com/office/drawing/2010/main" w="12700">
                                     <a:solidFill>
@@ -170,9 +162,13 @@
                                     <w:spacing w:after="0" w:line="259" w:lineRule="auto"/>
                                     <w:ind w:left="42" w:right="0" w:firstLine="0"/>
                                     <w:jc w:val="left"/>
+                                    <w:rPr>
+                                      <w:rFonts w:ascii="Consolas" w:hAnsi="Consolas"/>
+                                    </w:rPr>
                                   </w:pPr>
                                   <w:r>
                                     <w:rPr>
+                                      <w:rFonts w:ascii="Consolas" w:hAnsi="Consolas"/>
                                       <w:b/>
                                       <w:color w:val="FFFFFF"/>
                                       <w:sz w:val="26"/>
@@ -185,9 +181,13 @@
                                     <w:spacing w:after="0" w:line="259" w:lineRule="auto"/>
                                     <w:ind w:left="42" w:right="0" w:firstLine="0"/>
                                     <w:jc w:val="left"/>
+                                    <w:rPr>
+                                      <w:rFonts w:ascii="Consolas" w:hAnsi="Consolas"/>
+                                    </w:rPr>
                                   </w:pPr>
                                   <w:r>
                                     <w:rPr>
+                                      <w:rFonts w:ascii="Consolas" w:hAnsi="Consolas"/>
                                       <w:b/>
                                       <w:color w:val="FFFFFF"/>
                                       <w:sz w:val="26"/>
@@ -199,32 +199,35 @@
                                   <w:pPr>
                                     <w:pStyle w:val="Sinespaciado"/>
                                     <w:rPr>
+                                      <w:rFonts w:ascii="Consolas" w:hAnsi="Consolas"/>
                                       <w:color w:val="FFFFFF"/>
                                     </w:rPr>
                                   </w:pPr>
                                   <w:r>
                                     <w:rPr>
+                                      <w:rFonts w:ascii="Consolas" w:hAnsi="Consolas"/>
                                       <w:color w:val="FFFFFF"/>
                                     </w:rPr>
-                                    <w:t xml:space="preserve">Reto </w:t>
+                                    <w:t>Reto Inte</w:t>
                                   </w:r>
-                                  <w:proofErr w:type="spellStart"/>
                                   <w:r>
                                     <w:rPr>
+                                      <w:rFonts w:ascii="Consolas" w:hAnsi="Consolas"/>
                                       <w:color w:val="FFFFFF"/>
                                     </w:rPr>
-                                    <w:t>Intermodular</w:t>
+                                    <w:t>r</w:t>
                                   </w:r>
-                                  <w:proofErr w:type="spellEnd"/>
                                   <w:r>
                                     <w:rPr>
+                                      <w:rFonts w:ascii="Consolas" w:hAnsi="Consolas"/>
                                       <w:color w:val="FFFFFF"/>
                                     </w:rPr>
-                                    <w:t xml:space="preserve"> DAW</w:t>
+                                    <w:t>modular DAW</w:t>
                                   </w:r>
                                   <w:proofErr w:type="gramStart"/>
                                   <w:r>
                                     <w:rPr>
+                                      <w:rFonts w:ascii="Consolas" w:hAnsi="Consolas"/>
                                       <w:color w:val="FFFFFF"/>
                                     </w:rPr>
                                     <w:t>1  ·</w:t>
@@ -232,6 +235,7 @@
                                   <w:proofErr w:type="gramEnd"/>
                                   <w:r>
                                     <w:rPr>
+                                      <w:rFonts w:ascii="Consolas" w:hAnsi="Consolas"/>
                                       <w:color w:val="FFFFFF"/>
                                     </w:rPr>
                                     <w:t xml:space="preserve">  Curso 2025/2026</w:t>
@@ -241,6 +245,7 @@
                                   <w:pPr>
                                     <w:pStyle w:val="Sinespaciado"/>
                                     <w:rPr>
+                                      <w:rFonts w:ascii="Consolas" w:hAnsi="Consolas"/>
                                       <w:color w:val="FFFFFF"/>
                                     </w:rPr>
                                   </w:pPr>
@@ -249,6 +254,7 @@
                                   <w:pPr>
                                     <w:pStyle w:val="Sinespaciado"/>
                                     <w:rPr>
+                                      <w:rFonts w:ascii="Consolas" w:hAnsi="Consolas"/>
                                       <w:color w:val="FFFFFF" w:themeColor="background1"/>
                                       <w:sz w:val="24"/>
                                       <w:szCs w:val="24"/>
@@ -256,6 +262,7 @@
                                   </w:pPr>
                                   <w:r>
                                     <w:rPr>
+                                      <w:rFonts w:ascii="Consolas" w:hAnsi="Consolas"/>
                                       <w:color w:val="FFFFFF"/>
                                     </w:rPr>
                                     <w:t>Equipo 1</w:t>
@@ -282,15 +289,6 @@
                               </a:prstGeom>
                               <a:grpFill/>
                               <a:extLst>
-                                <a:ext uri="{909E8E84-426E-40DD-AFC4-6F175D3DCCD1}">
-                                  <a14:hiddenFill xmlns:a14="http://schemas.microsoft.com/office/drawing/2010/main">
-                                    <a:solidFill>
-                                      <a:srgbClr val="FFFFFF">
-                                        <a:alpha val="80000"/>
-                                      </a:srgbClr>
-                                    </a:solidFill>
-                                  </a14:hiddenFill>
-                                </a:ext>
                                 <a:ext uri="{91240B29-F687-4F45-9708-019B960494DF}">
                                   <a14:hiddenLine xmlns:a14="http://schemas.microsoft.com/office/drawing/2010/main" w="12700">
                                     <a:solidFill>
@@ -334,6 +332,7 @@
                                     <w:dataBinding w:prefixMappings="xmlns:ns0='http://schemas.openxmlformats.org/officeDocument/2006/extended-properties'" w:xpath="/ns0:Properties[1]/ns0:Company[1]" w:storeItemID="{6668398D-A668-4E3E-A5EB-62B293D839F1}"/>
                                     <w:text/>
                                   </w:sdtPr>
+                                  <w:sdtEndPr/>
                                   <w:sdtContent>
                                     <w:p>
                                       <w:pPr>
@@ -381,13 +380,12 @@
               </mc:Choice>
               <mc:Fallback>
                 <w:pict>
-                  <v:group w14:anchorId="74A8424C" id="Grupo 252" o:spid="_x0000_s1026" style="position:absolute;left:0;text-align:left;margin-left:358.5pt;margin-top:0;width:245pt;height:11in;z-index:251661312;mso-width-percent:400;mso-height-percent:1000;mso-position-horizontal-relative:page;mso-position-vertical-relative:page;mso-width-percent:400;mso-height-percent:1000" coordsize="31117,100584" o:gfxdata="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">
+                  <v:group w14:anchorId="74A8424C" id="Grupo 252" o:spid="_x0000_s1026" style="position:absolute;left:0;text-align:left;margin-left:358.5pt;margin-top:0;width:245pt;height:11in;z-index:251658240;mso-width-percent:400;mso-height-percent:1000;mso-position-horizontal-relative:page;mso-position-vertical-relative:page;mso-width-percent:400;mso-height-percent:1000" coordsize="31117,100584" o:gfxdata="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">
                     <v:rect id="Rectángulo 459" o:spid="_x0000_s1027" alt="Light vertical" style="position:absolute;width:1385;height:100584;visibility:visible;mso-wrap-style:square;v-text-anchor:middle" o:gfxdata="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" filled="f" stroked="f" strokecolor="white" strokeweight="1pt">
                       <v:shadow color="#d8d8d8" offset="3pt,3pt"/>
                     </v:rect>
                     <v:rect id="Rectángulo 460" o:spid="_x0000_s1028" style="position:absolute;left:1246;width:29718;height:100584;visibility:visible;mso-wrap-style:square;v-text-anchor:top" o:gfxdata="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" filled="f" stroked="f" strokecolor="#d8d8d8"/>
-                    <v:rect id="Rectángulo 461" o:spid="_x0000_s1029" style="position:absolute;left:118;width:30999;height:15335;visibility:visible;mso-wrap-style:square;v-text-anchor:bottom" o:gfxdata="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" filled="f" stroked="f" strokecolor="white" strokeweight="1pt">
-                      <v:fill opacity="52428f"/>
+                    <v:rect id="Rectángulo 461" o:spid="_x0000_s1029" style="position:absolute;left:118;width:30999;height:15335;visibility:visible;mso-wrap-style:square;v-text-anchor:bottom" o:gfxdata="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" filled="f" stroked="f" strokecolor="white" strokeweight="1pt">
                       <v:shadow color="#d8d8d8" offset="3pt,3pt"/>
                       <v:textbox inset="28.8pt,14.4pt,14.4pt,14.4pt">
                         <w:txbxContent>
@@ -396,9 +394,13 @@
                               <w:spacing w:after="0" w:line="259" w:lineRule="auto"/>
                               <w:ind w:left="42" w:right="0" w:firstLine="0"/>
                               <w:jc w:val="left"/>
+                              <w:rPr>
+                                <w:rFonts w:ascii="Consolas" w:hAnsi="Consolas"/>
+                              </w:rPr>
                             </w:pPr>
                             <w:r>
                               <w:rPr>
+                                <w:rFonts w:ascii="Consolas" w:hAnsi="Consolas"/>
                                 <w:b/>
                                 <w:color w:val="FFFFFF"/>
                                 <w:sz w:val="26"/>
@@ -411,9 +413,13 @@
                               <w:spacing w:after="0" w:line="259" w:lineRule="auto"/>
                               <w:ind w:left="42" w:right="0" w:firstLine="0"/>
                               <w:jc w:val="left"/>
+                              <w:rPr>
+                                <w:rFonts w:ascii="Consolas" w:hAnsi="Consolas"/>
+                              </w:rPr>
                             </w:pPr>
                             <w:r>
                               <w:rPr>
+                                <w:rFonts w:ascii="Consolas" w:hAnsi="Consolas"/>
                                 <w:b/>
                                 <w:color w:val="FFFFFF"/>
                                 <w:sz w:val="26"/>
@@ -425,32 +431,35 @@
                             <w:pPr>
                               <w:pStyle w:val="Sinespaciado"/>
                               <w:rPr>
+                                <w:rFonts w:ascii="Consolas" w:hAnsi="Consolas"/>
                                 <w:color w:val="FFFFFF"/>
                               </w:rPr>
                             </w:pPr>
                             <w:r>
                               <w:rPr>
+                                <w:rFonts w:ascii="Consolas" w:hAnsi="Consolas"/>
                                 <w:color w:val="FFFFFF"/>
                               </w:rPr>
-                              <w:t xml:space="preserve">Reto </w:t>
+                              <w:t>Reto Inte</w:t>
                             </w:r>
-                            <w:proofErr w:type="spellStart"/>
                             <w:r>
                               <w:rPr>
+                                <w:rFonts w:ascii="Consolas" w:hAnsi="Consolas"/>
                                 <w:color w:val="FFFFFF"/>
                               </w:rPr>
-                              <w:t>Intermodular</w:t>
+                              <w:t>r</w:t>
                             </w:r>
-                            <w:proofErr w:type="spellEnd"/>
                             <w:r>
                               <w:rPr>
+                                <w:rFonts w:ascii="Consolas" w:hAnsi="Consolas"/>
                                 <w:color w:val="FFFFFF"/>
                               </w:rPr>
-                              <w:t xml:space="preserve"> DAW</w:t>
+                              <w:t>modular DAW</w:t>
                             </w:r>
                             <w:proofErr w:type="gramStart"/>
                             <w:r>
                               <w:rPr>
+                                <w:rFonts w:ascii="Consolas" w:hAnsi="Consolas"/>
                                 <w:color w:val="FFFFFF"/>
                               </w:rPr>
                               <w:t>1  ·</w:t>
@@ -458,6 +467,7 @@
                             <w:proofErr w:type="gramEnd"/>
                             <w:r>
                               <w:rPr>
+                                <w:rFonts w:ascii="Consolas" w:hAnsi="Consolas"/>
                                 <w:color w:val="FFFFFF"/>
                               </w:rPr>
                               <w:t xml:space="preserve">  Curso 2025/2026</w:t>
@@ -467,6 +477,7 @@
                             <w:pPr>
                               <w:pStyle w:val="Sinespaciado"/>
                               <w:rPr>
+                                <w:rFonts w:ascii="Consolas" w:hAnsi="Consolas"/>
                                 <w:color w:val="FFFFFF"/>
                               </w:rPr>
                             </w:pPr>
@@ -475,6 +486,7 @@
                             <w:pPr>
                               <w:pStyle w:val="Sinespaciado"/>
                               <w:rPr>
+                                <w:rFonts w:ascii="Consolas" w:hAnsi="Consolas"/>
                                 <w:color w:val="FFFFFF" w:themeColor="background1"/>
                                 <w:sz w:val="24"/>
                                 <w:szCs w:val="24"/>
@@ -482,6 +494,7 @@
                             </w:pPr>
                             <w:r>
                               <w:rPr>
+                                <w:rFonts w:ascii="Consolas" w:hAnsi="Consolas"/>
                                 <w:color w:val="FFFFFF"/>
                               </w:rPr>
                               <w:t>Equipo 1</w:t>
@@ -490,8 +503,7 @@
                         </w:txbxContent>
                       </v:textbox>
                     </v:rect>
-                    <v:rect id="Rectángulo 9" o:spid="_x0000_s1030" style="position:absolute;top:67610;width:30895;height:28333;visibility:visible;mso-wrap-style:square;v-text-anchor:bottom" o:gfxdata="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" filled="f" stroked="f" strokecolor="white" strokeweight="1pt">
-                      <v:fill opacity="52428f"/>
+                    <v:rect id="Rectángulo 9" o:spid="_x0000_s1030" style="position:absolute;top:67610;width:30895;height:28333;visibility:visible;mso-wrap-style:square;v-text-anchor:bottom" o:gfxdata="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" filled="f" stroked="f" strokecolor="white" strokeweight="1pt">
                       <v:shadow color="#d8d8d8" offset="3pt,3pt"/>
                       <v:textbox inset="28.8pt,14.4pt,14.4pt,14.4pt">
                         <w:txbxContent>
@@ -515,6 +527,7 @@
                               <w:dataBinding w:prefixMappings="xmlns:ns0='http://schemas.openxmlformats.org/officeDocument/2006/extended-properties'" w:xpath="/ns0:Properties[1]/ns0:Company[1]" w:storeItemID="{6668398D-A668-4E3E-A5EB-62B293D839F1}"/>
                               <w:text/>
                             </w:sdtPr>
+                            <w:sdtEndPr/>
                             <w:sdtContent>
                               <w:p>
                                 <w:pPr>
@@ -556,7 +569,7 @@
               <w:noProof/>
             </w:rPr>
             <w:drawing>
-              <wp:anchor distT="0" distB="0" distL="114300" distR="114300" simplePos="0" relativeHeight="251664384" behindDoc="1" locked="0" layoutInCell="1" allowOverlap="1" wp14:anchorId="0556FA62" wp14:editId="48639515">
+              <wp:anchor distT="0" distB="0" distL="114300" distR="114300" simplePos="0" relativeHeight="251658242" behindDoc="1" locked="0" layoutInCell="1" allowOverlap="1" wp14:anchorId="0556FA62" wp14:editId="48639515">
                 <wp:simplePos x="0" y="0"/>
                 <wp:positionH relativeFrom="column">
                   <wp:posOffset>-1080135</wp:posOffset>
@@ -577,7 +590,7 @@
                         <pic:cNvPicPr/>
                       </pic:nvPicPr>
                       <pic:blipFill>
-                        <a:blip r:embed="rId8">
+                        <a:blip r:embed="rId11">
                           <a:extLst>
                             <a:ext uri="{28A0092B-C50C-407E-A947-70E740481C1C}">
                               <a14:useLocalDpi xmlns:a14="http://schemas.microsoft.com/office/drawing/2010/main" val="0"/>
@@ -618,7 +631,7 @@
             <mc:AlternateContent>
               <mc:Choice Requires="wps">
                 <w:drawing>
-                  <wp:anchor distT="0" distB="0" distL="114300" distR="114300" simplePos="0" relativeHeight="251663360" behindDoc="0" locked="0" layoutInCell="0" allowOverlap="1" wp14:anchorId="1C62766C" wp14:editId="5872BCC9">
+                  <wp:anchor distT="0" distB="0" distL="114300" distR="114300" simplePos="0" relativeHeight="251658241" behindDoc="0" locked="0" layoutInCell="0" allowOverlap="1" wp14:anchorId="1C62766C" wp14:editId="5872BCC9">
                     <wp:simplePos x="0" y="0"/>
                     <wp:positionH relativeFrom="page">
                       <wp:posOffset>0</wp:posOffset>
@@ -664,6 +677,7 @@
                               <w:sdt>
                                 <w:sdtPr>
                                   <w:rPr>
+                                    <w:rFonts w:ascii="Consolas" w:hAnsi="Consolas"/>
                                     <w:color w:val="FFFFFF" w:themeColor="background1"/>
                                     <w:sz w:val="72"/>
                                     <w:szCs w:val="72"/>
@@ -673,6 +687,7 @@
                                   <w:dataBinding w:prefixMappings="xmlns:ns0='http://schemas.openxmlformats.org/package/2006/metadata/core-properties' xmlns:ns1='http://purl.org/dc/elements/1.1/'" w:xpath="/ns0:coreProperties[1]/ns1:title[1]" w:storeItemID="{6C3C8BC8-F283-45AE-878A-BAB7291924A1}"/>
                                   <w:text/>
                                 </w:sdtPr>
+                                <w:sdtEndPr/>
                                 <w:sdtContent>
                                   <w:p>
                                     <w:pPr>
@@ -684,23 +699,32 @@
                                         <w:szCs w:val="72"/>
                                       </w:rPr>
                                     </w:pPr>
-                                    <w:proofErr w:type="spellStart"/>
                                     <w:r>
                                       <w:rPr>
+                                        <w:rFonts w:ascii="Consolas" w:hAnsi="Consolas"/>
                                         <w:color w:val="FFFFFF" w:themeColor="background1"/>
                                         <w:sz w:val="72"/>
                                         <w:szCs w:val="72"/>
                                       </w:rPr>
-                                      <w:t>Creacion</w:t>
+                                      <w:t>Creación</w:t>
                                     </w:r>
-                                    <w:proofErr w:type="spellEnd"/>
                                     <w:r>
                                       <w:rPr>
+                                        <w:rFonts w:ascii="Consolas" w:hAnsi="Consolas"/>
                                         <w:color w:val="FFFFFF" w:themeColor="background1"/>
                                         <w:sz w:val="72"/>
                                         <w:szCs w:val="72"/>
                                       </w:rPr>
-                                      <w:t xml:space="preserve"> y Configuración de las MV1 Y MVA</w:t>
+                                      <w:t xml:space="preserve"> y Configuración de las MV1 Y MV</w:t>
+                                    </w:r>
+                                    <w:r>
+                                      <w:rPr>
+                                        <w:rFonts w:ascii="Consolas" w:hAnsi="Consolas"/>
+                                        <w:color w:val="FFFFFF" w:themeColor="background1"/>
+                                        <w:sz w:val="72"/>
+                                        <w:szCs w:val="72"/>
+                                      </w:rPr>
+                                      <w:t>2</w:t>
                                     </w:r>
                                   </w:p>
                                 </w:sdtContent>
@@ -724,12 +748,13 @@
               </mc:Choice>
               <mc:Fallback>
                 <w:pict>
-                  <v:rect w14:anchorId="1C62766C" id="Rectángulo 16" o:spid="_x0000_s1031" style="position:absolute;left:0;text-align:left;margin-left:0;margin-top:135.75pt;width:589.5pt;height:50.4pt;z-index:251663360;visibility:visible;mso-wrap-style:square;mso-width-percent:0;mso-height-percent:73;mso-wrap-distance-left:9pt;mso-wrap-distance-top:0;mso-wrap-distance-right:9pt;mso-wrap-distance-bottom:0;mso-position-horizontal:absolute;mso-position-horizontal-relative:page;mso-position-vertical:absolute;mso-position-vertical-relative:page;mso-width-percent:0;mso-height-percent:73;mso-width-relative:page;mso-height-relative:page;v-text-anchor:middle" o:gfxdata="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" o:allowincell="f" fillcolor="black [3213]" strokecolor="black [3213]" strokeweight="1.5pt">
+                  <v:rect w14:anchorId="1C62766C" id="Rectángulo 16" o:spid="_x0000_s1031" style="position:absolute;left:0;text-align:left;margin-left:0;margin-top:135.75pt;width:589.5pt;height:50.4pt;z-index:251658241;visibility:visible;mso-wrap-style:square;mso-width-percent:0;mso-height-percent:73;mso-wrap-distance-left:9pt;mso-wrap-distance-top:0;mso-wrap-distance-right:9pt;mso-wrap-distance-bottom:0;mso-position-horizontal:absolute;mso-position-horizontal-relative:page;mso-position-vertical:absolute;mso-position-vertical-relative:page;mso-width-percent:0;mso-height-percent:73;mso-width-relative:page;mso-height-relative:page;v-text-anchor:middle" o:gfxdata="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" o:allowincell="f" fillcolor="black [3213]" strokecolor="black [3213]" strokeweight="1.5pt">
                     <v:textbox style="mso-fit-shape-to-text:t" inset="14.4pt,,14.4pt">
                       <w:txbxContent>
                         <w:sdt>
                           <w:sdtPr>
                             <w:rPr>
+                              <w:rFonts w:ascii="Consolas" w:hAnsi="Consolas"/>
                               <w:color w:val="FFFFFF" w:themeColor="background1"/>
                               <w:sz w:val="72"/>
                               <w:szCs w:val="72"/>
@@ -739,6 +764,7 @@
                             <w:dataBinding w:prefixMappings="xmlns:ns0='http://schemas.openxmlformats.org/package/2006/metadata/core-properties' xmlns:ns1='http://purl.org/dc/elements/1.1/'" w:xpath="/ns0:coreProperties[1]/ns1:title[1]" w:storeItemID="{6C3C8BC8-F283-45AE-878A-BAB7291924A1}"/>
                             <w:text/>
                           </w:sdtPr>
+                          <w:sdtEndPr/>
                           <w:sdtContent>
                             <w:p>
                               <w:pPr>
@@ -750,23 +776,32 @@
                                   <w:szCs w:val="72"/>
                                 </w:rPr>
                               </w:pPr>
-                              <w:proofErr w:type="spellStart"/>
                               <w:r>
                                 <w:rPr>
+                                  <w:rFonts w:ascii="Consolas" w:hAnsi="Consolas"/>
                                   <w:color w:val="FFFFFF" w:themeColor="background1"/>
                                   <w:sz w:val="72"/>
                                   <w:szCs w:val="72"/>
                                 </w:rPr>
-                                <w:t>Creacion</w:t>
+                                <w:t>Creación</w:t>
                               </w:r>
-                              <w:proofErr w:type="spellEnd"/>
                               <w:r>
                                 <w:rPr>
+                                  <w:rFonts w:ascii="Consolas" w:hAnsi="Consolas"/>
                                   <w:color w:val="FFFFFF" w:themeColor="background1"/>
                                   <w:sz w:val="72"/>
                                   <w:szCs w:val="72"/>
                                 </w:rPr>
-                                <w:t xml:space="preserve"> y Configuración de las MV1 Y MVA</w:t>
+                                <w:t xml:space="preserve"> y Configuración de las MV1 Y MV</w:t>
+                              </w:r>
+                              <w:r>
+                                <w:rPr>
+                                  <w:rFonts w:ascii="Consolas" w:hAnsi="Consolas"/>
+                                  <w:color w:val="FFFFFF" w:themeColor="background1"/>
+                                  <w:sz w:val="72"/>
+                                  <w:szCs w:val="72"/>
+                                </w:rPr>
+                                <w:t>2</w:t>
                               </w:r>
                             </w:p>
                           </w:sdtContent>
@@ -803,7 +838,7 @@
         <mc:AlternateContent>
           <mc:Choice Requires="wps">
             <w:drawing>
-              <wp:anchor distT="0" distB="0" distL="114300" distR="114300" simplePos="0" relativeHeight="251666432" behindDoc="0" locked="0" layoutInCell="1" allowOverlap="1" wp14:anchorId="00B7AD93" wp14:editId="48D26747">
+              <wp:anchor distT="0" distB="0" distL="114300" distR="114300" simplePos="0" relativeHeight="251658244" behindDoc="0" locked="0" layoutInCell="1" allowOverlap="1" wp14:anchorId="00B7AD93" wp14:editId="48D26747">
                 <wp:simplePos x="0" y="0"/>
                 <wp:positionH relativeFrom="column">
                   <wp:posOffset>520</wp:posOffset>
@@ -859,7 +894,7 @@
           </mc:Choice>
           <mc:Fallback>
             <w:pict>
-              <v:line w14:anchorId="4318117B" id="Conector recto 4" o:spid="_x0000_s1026" style="position:absolute;z-index:251666432;visibility:visible;mso-wrap-style:square;mso-width-percent:0;mso-height-percent:0;mso-wrap-distance-left:9pt;mso-wrap-distance-top:0;mso-wrap-distance-right:9pt;mso-wrap-distance-bottom:0;mso-position-horizontal:absolute;mso-position-horizontal-relative:text;mso-position-vertical:absolute;mso-position-vertical-relative:text;mso-width-percent:0;mso-height-percent:0;mso-width-relative:margin;mso-height-relative:margin" from=".05pt,42.05pt" to="58.95pt,42.05pt" o:gfxdata="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" strokecolor="#156082 [3204]" strokeweight="3.5pt">
+              <v:line w14:anchorId="52106F71" id="Conector recto 4" o:spid="_x0000_s1026" style="position:absolute;z-index:251658244;visibility:visible;mso-wrap-style:square;mso-width-percent:0;mso-height-percent:0;mso-wrap-distance-left:9pt;mso-wrap-distance-top:0;mso-wrap-distance-right:9pt;mso-wrap-distance-bottom:0;mso-position-horizontal:absolute;mso-position-horizontal-relative:text;mso-position-vertical:absolute;mso-position-vertical-relative:text;mso-width-percent:0;mso-height-percent:0;mso-width-relative:margin;mso-height-relative:margin" from=".05pt,42.05pt" to="58.95pt,42.05pt" o:gfxdata="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" strokecolor="#156082 [3204]" strokeweight="3.5pt">
                 <v:stroke joinstyle="miter"/>
               </v:line>
             </w:pict>
@@ -889,7 +924,7 @@
         <mc:AlternateContent>
           <mc:Choice Requires="wps">
             <w:drawing>
-              <wp:anchor distT="0" distB="0" distL="114300" distR="114300" simplePos="0" relativeHeight="251665408" behindDoc="0" locked="0" layoutInCell="1" allowOverlap="1" wp14:anchorId="0CAB1630" wp14:editId="37382E1D">
+              <wp:anchor distT="0" distB="0" distL="114300" distR="114300" simplePos="0" relativeHeight="251658243" behindDoc="0" locked="0" layoutInCell="1" allowOverlap="1" wp14:anchorId="0CAB1630" wp14:editId="37382E1D">
                 <wp:simplePos x="0" y="0"/>
                 <wp:positionH relativeFrom="column">
                   <wp:posOffset>0</wp:posOffset>
@@ -938,7 +973,7 @@
           </mc:Choice>
           <mc:Fallback>
             <w:pict>
-              <v:line w14:anchorId="20654060" id="Conector recto 3" o:spid="_x0000_s1026" style="position:absolute;z-index:251665408;visibility:visible;mso-wrap-style:square;mso-wrap-distance-left:9pt;mso-wrap-distance-top:0;mso-wrap-distance-right:9pt;mso-wrap-distance-bottom:0;mso-position-horizontal:absolute;mso-position-horizontal-relative:text;mso-position-vertical:absolute;mso-position-vertical-relative:text" from="0,2.45pt" to="458.15pt,2.45pt" o:gfxdata="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" strokecolor="#156082 [3204]" strokeweight="2pt">
+              <v:line w14:anchorId="33BFBD2A" id="Conector recto 3" o:spid="_x0000_s1026" style="position:absolute;z-index:251658243;visibility:visible;mso-wrap-style:square;mso-wrap-distance-left:9pt;mso-wrap-distance-top:0;mso-wrap-distance-right:9pt;mso-wrap-distance-bottom:0;mso-position-horizontal:absolute;mso-position-horizontal-relative:text;mso-position-vertical:absolute;mso-position-vertical-relative:text" from="0,2.45pt" to="458.15pt,2.45pt" o:gfxdata="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" strokecolor="#156082 [3204]" strokeweight="2pt">
                 <v:stroke joinstyle="miter"/>
               </v:line>
             </w:pict>
@@ -1075,18 +1110,7 @@
         <w:t>á</w:t>
       </w:r>
       <w:r>
-        <w:t>quina</w:t>
-      </w:r>
-      <w:r>
-        <w:t xml:space="preserve"> 1 . . . . . . </w:t>
-      </w:r>
-      <w:proofErr w:type="gramStart"/>
-      <w:r>
-        <w:t>. . . .</w:t>
-      </w:r>
-      <w:proofErr w:type="gramEnd"/>
-      <w:r>
-        <w:t xml:space="preserve"> .</w:t>
+        <w:t>quina 1 . . . . . . . . . . .</w:t>
       </w:r>
     </w:p>
     <w:p>
@@ -1112,22 +1136,13 @@
         </w:rPr>
       </w:pPr>
       <w:r>
-        <w:t xml:space="preserve">Configuración </w:t>
-      </w:r>
-      <w:r>
-        <w:t xml:space="preserve">interna de la </w:t>
-      </w:r>
-      <w:r>
-        <w:t>M</w:t>
+        <w:t>Configuración interna de la M</w:t>
       </w:r>
       <w:r>
         <w:t>á</w:t>
       </w:r>
       <w:r>
-        <w:t>quina</w:t>
-      </w:r>
-      <w:r>
-        <w:t xml:space="preserve"> 1 . . . . . .</w:t>
+        <w:t>quina 1 . . . . . .</w:t>
       </w:r>
     </w:p>
     <w:p>
@@ -1159,23 +1174,7 @@
           <w:b/>
           <w:bCs/>
         </w:rPr>
-        <w:t xml:space="preserve"> . . . . . . . . . . . . . . . . . . </w:t>
-      </w:r>
-      <w:proofErr w:type="gramStart"/>
-      <w:r>
-        <w:rPr>
-          <w:b/>
-          <w:bCs/>
-        </w:rPr>
-        <w:t>. . . .</w:t>
-      </w:r>
-      <w:proofErr w:type="gramEnd"/>
-      <w:r>
-        <w:rPr>
-          <w:b/>
-          <w:bCs/>
-        </w:rPr>
-        <w:t xml:space="preserve"> .</w:t>
+        <w:t xml:space="preserve"> . . . . . . . . . . . . . . . . . . . . . . .</w:t>
       </w:r>
     </w:p>
     <w:p>
@@ -1202,15 +1201,7 @@
         <w:t>quina 2</w:t>
       </w:r>
       <w:r>
-        <w:t xml:space="preserve"> . . . . . . </w:t>
-      </w:r>
-      <w:proofErr w:type="gramStart"/>
-      <w:r>
-        <w:t>. . . .</w:t>
-      </w:r>
-      <w:proofErr w:type="gramEnd"/>
-      <w:r>
-        <w:t xml:space="preserve"> . </w:t>
+        <w:t xml:space="preserve"> . . . . . . . . . . . </w:t>
       </w:r>
     </w:p>
     <w:p>
@@ -1371,13 +1362,8 @@
         <w:t xml:space="preserve"> Server</w:t>
       </w:r>
       <w:r>
-        <w:t xml:space="preserve">. . . . . . . . . . . . </w:t>
-      </w:r>
-      <w:proofErr w:type="gramStart"/>
-      <w:r>
-        <w:t>. . . .</w:t>
-      </w:r>
-      <w:proofErr w:type="gramEnd"/>
+        <w:t>. . . . . . . . . . . . . . . .</w:t>
+      </w:r>
     </w:p>
     <w:p>
       <w:pPr>
@@ -1491,15 +1477,7 @@
       </w:r>
       <w:proofErr w:type="spellEnd"/>
       <w:r>
-        <w:t xml:space="preserve"> . . . . . . . . . . . . . . . . . . . . . </w:t>
-      </w:r>
-      <w:proofErr w:type="gramStart"/>
-      <w:r>
-        <w:t>. . . .</w:t>
-      </w:r>
-      <w:proofErr w:type="gramEnd"/>
-      <w:r>
-        <w:t xml:space="preserve"> </w:t>
+        <w:t xml:space="preserve"> . . . . . . . . . . . . . . . . . . . . . . . . . </w:t>
       </w:r>
     </w:p>
     <w:p>
@@ -1567,11 +1545,3561 @@
     <w:p>
       <w:pPr>
         <w:pStyle w:val="Prrafodelista"/>
-        <w:ind w:left="2484"/>
-      </w:pPr>
+        <w:ind w:left="0"/>
+      </w:pPr>
+    </w:p>
+    <w:p>
+      <w:pPr>
+        <w:pStyle w:val="Prrafodelista"/>
+        <w:numPr>
+          <w:ilvl w:val="1"/>
+          <w:numId w:val="8"/>
+        </w:numPr>
+        <w:ind w:left="567" w:hanging="349"/>
+        <w:rPr>
+          <w:b/>
+          <w:bCs/>
+        </w:rPr>
+      </w:pPr>
+      <w:r>
+        <w:rPr>
+          <w:b/>
+          <w:bCs/>
+        </w:rPr>
+        <w:t>Creación</w:t>
+      </w:r>
+      <w:r>
+        <w:rPr>
+          <w:b/>
+          <w:bCs/>
+        </w:rPr>
+        <w:t xml:space="preserve"> de las </w:t>
+      </w:r>
+      <w:r>
+        <w:rPr>
+          <w:b/>
+          <w:bCs/>
+        </w:rPr>
+        <w:t>Máquinas</w:t>
+      </w:r>
+      <w:r>
+        <w:rPr>
+          <w:b/>
+          <w:bCs/>
+        </w:rPr>
+        <w:t xml:space="preserve"> Virtuales</w:t>
+      </w:r>
+    </w:p>
+    <w:p>
+      <w:pPr>
+        <w:pStyle w:val="Prrafodelista"/>
+        <w:ind w:left="851"/>
+      </w:pPr>
+      <w:r>
+        <w:t>Para la creación de las máquinas virtuales usaremos VirtualBo</w:t>
+      </w:r>
+      <w:r>
+        <w:t>x</w:t>
+      </w:r>
+      <w:r>
+        <w:t xml:space="preserve">, </w:t>
+      </w:r>
+      <w:r>
+        <w:t>le daremos a Nueva</w:t>
+      </w:r>
+      <w:r>
+        <w:t xml:space="preserve">, </w:t>
+      </w:r>
+      <w:r>
+        <w:t>le asignaremos un nombre</w:t>
+      </w:r>
+      <w:r>
+        <w:t xml:space="preserve"> a la máquina</w:t>
+      </w:r>
+      <w:r>
+        <w:t xml:space="preserve"> y </w:t>
+      </w:r>
+      <w:r>
+        <w:t>una imagen ISO</w:t>
+      </w:r>
+      <w:r>
+        <w:t xml:space="preserve"> de Ubuntu Server</w:t>
+      </w:r>
+    </w:p>
+    <w:p>
+      <w:pPr>
+        <w:pStyle w:val="Prrafodelista"/>
+        <w:ind w:left="1440"/>
+      </w:pPr>
+    </w:p>
+    <w:p>
+      <w:pPr>
+        <w:pStyle w:val="Prrafodelista"/>
+        <w:ind w:left="284"/>
+      </w:pPr>
+      <w:r>
+        <w:rPr>
+          <w:noProof/>
+        </w:rPr>
+        <w:drawing>
+          <wp:inline distT="0" distB="0" distL="0" distR="0" wp14:anchorId="66ABDDC1" wp14:editId="1296C788">
+            <wp:extent cx="5400675" cy="6086475"/>
+            <wp:effectExtent l="0" t="0" r="9525" b="9525"/>
+            <wp:docPr id="372408327" name="Imagen 9"/>
+            <wp:cNvGraphicFramePr>
+              <a:graphicFrameLocks xmlns:a="http://schemas.openxmlformats.org/drawingml/2006/main" noChangeAspect="1"/>
+            </wp:cNvGraphicFramePr>
+            <a:graphic xmlns:a="http://schemas.openxmlformats.org/drawingml/2006/main">
+              <a:graphicData uri="http://schemas.openxmlformats.org/drawingml/2006/picture">
+                <pic:pic xmlns:pic="http://schemas.openxmlformats.org/drawingml/2006/picture">
+                  <pic:nvPicPr>
+                    <pic:cNvPr id="0" name="Picture 1"/>
+                    <pic:cNvPicPr>
+                      <a:picLocks noChangeAspect="1" noChangeArrowheads="1"/>
+                    </pic:cNvPicPr>
+                  </pic:nvPicPr>
+                  <pic:blipFill>
+                    <a:blip r:embed="rId12">
+                      <a:extLst>
+                        <a:ext uri="{28A0092B-C50C-407E-A947-70E740481C1C}">
+                          <a14:useLocalDpi xmlns:a14="http://schemas.microsoft.com/office/drawing/2010/main" val="0"/>
+                        </a:ext>
+                      </a:extLst>
+                    </a:blip>
+                    <a:srcRect/>
+                    <a:stretch>
+                      <a:fillRect/>
+                    </a:stretch>
+                  </pic:blipFill>
+                  <pic:spPr bwMode="auto">
+                    <a:xfrm>
+                      <a:off x="0" y="0"/>
+                      <a:ext cx="5400675" cy="6086475"/>
+                    </a:xfrm>
+                    <a:prstGeom prst="rect">
+                      <a:avLst/>
+                    </a:prstGeom>
+                    <a:noFill/>
+                    <a:ln>
+                      <a:noFill/>
+                    </a:ln>
+                  </pic:spPr>
+                </pic:pic>
+              </a:graphicData>
+            </a:graphic>
+          </wp:inline>
+        </w:drawing>
+      </w:r>
+    </w:p>
+    <w:p>
+      <w:pPr>
+        <w:pStyle w:val="Prrafodelista"/>
+        <w:ind w:left="142"/>
+      </w:pPr>
+    </w:p>
+    <w:p>
+      <w:pPr>
+        <w:pStyle w:val="Prrafodelista"/>
+        <w:ind w:left="142"/>
+      </w:pPr>
+      <w:r>
+        <w:lastRenderedPageBreak/>
+        <w:t>Le asignaremos una cantidad de memoria RAM y un número de procesadores</w:t>
+      </w:r>
+      <w:r>
+        <w:rPr>
+          <w:noProof/>
+        </w:rPr>
+        <w:drawing>
+          <wp:inline distT="0" distB="0" distL="0" distR="0" wp14:anchorId="1B0DDF9F" wp14:editId="7D0F0A44">
+            <wp:extent cx="5391150" cy="6076950"/>
+            <wp:effectExtent l="0" t="0" r="0" b="0"/>
+            <wp:docPr id="1004465923" name="Imagen 10"/>
+            <wp:cNvGraphicFramePr>
+              <a:graphicFrameLocks xmlns:a="http://schemas.openxmlformats.org/drawingml/2006/main" noChangeAspect="1"/>
+            </wp:cNvGraphicFramePr>
+            <a:graphic xmlns:a="http://schemas.openxmlformats.org/drawingml/2006/main">
+              <a:graphicData uri="http://schemas.openxmlformats.org/drawingml/2006/picture">
+                <pic:pic xmlns:pic="http://schemas.openxmlformats.org/drawingml/2006/picture">
+                  <pic:nvPicPr>
+                    <pic:cNvPr id="0" name="Picture 2"/>
+                    <pic:cNvPicPr>
+                      <a:picLocks noChangeAspect="1" noChangeArrowheads="1"/>
+                    </pic:cNvPicPr>
+                  </pic:nvPicPr>
+                  <pic:blipFill>
+                    <a:blip r:embed="rId13">
+                      <a:extLst>
+                        <a:ext uri="{28A0092B-C50C-407E-A947-70E740481C1C}">
+                          <a14:useLocalDpi xmlns:a14="http://schemas.microsoft.com/office/drawing/2010/main" val="0"/>
+                        </a:ext>
+                      </a:extLst>
+                    </a:blip>
+                    <a:srcRect/>
+                    <a:stretch>
+                      <a:fillRect/>
+                    </a:stretch>
+                  </pic:blipFill>
+                  <pic:spPr bwMode="auto">
+                    <a:xfrm>
+                      <a:off x="0" y="0"/>
+                      <a:ext cx="5391150" cy="6076950"/>
+                    </a:xfrm>
+                    <a:prstGeom prst="rect">
+                      <a:avLst/>
+                    </a:prstGeom>
+                    <a:noFill/>
+                    <a:ln>
+                      <a:noFill/>
+                    </a:ln>
+                  </pic:spPr>
+                </pic:pic>
+              </a:graphicData>
+            </a:graphic>
+          </wp:inline>
+        </w:drawing>
+      </w:r>
+    </w:p>
+    <w:p>
+      <w:pPr>
+        <w:pStyle w:val="Prrafodelista"/>
+        <w:ind w:left="142"/>
+      </w:pPr>
+    </w:p>
+    <w:p>
+      <w:pPr>
+        <w:pStyle w:val="Prrafodelista"/>
+        <w:ind w:left="142"/>
+      </w:pPr>
+    </w:p>
+    <w:p>
+      <w:pPr>
+        <w:ind w:left="0"/>
+      </w:pPr>
+      <w:r>
+        <w:t xml:space="preserve">Una vez </w:t>
+      </w:r>
+      <w:r>
+        <w:t>creada, la seleccionaremos y nos dirigiremos a su configuración</w:t>
+      </w:r>
+      <w:r>
+        <w:t xml:space="preserve">, </w:t>
+      </w:r>
+      <w:r>
+        <w:t>aquí nos meteremos a red y configuraremos dos adaptadores, uno en NAT para salir a internet y poder instalar c</w:t>
+      </w:r>
+      <w:r>
+        <w:t xml:space="preserve">osas y otro en red interna </w:t>
+      </w:r>
+      <w:r>
+        <w:t>para configurar la IP con la que estarán interconectadas las dos máquinas que crearemos.</w:t>
+      </w:r>
+    </w:p>
+    <w:p>
+      <w:pPr>
+        <w:ind w:left="0"/>
+      </w:pPr>
+      <w:r>
+        <w:rPr>
+          <w:noProof/>
+        </w:rPr>
+        <w:lastRenderedPageBreak/>
+        <w:drawing>
+          <wp:inline distT="0" distB="0" distL="0" distR="0" wp14:anchorId="28898634" wp14:editId="24627DE7">
+            <wp:extent cx="5400040" cy="4779645"/>
+            <wp:effectExtent l="0" t="0" r="0" b="1905"/>
+            <wp:docPr id="32915386" name="Imagen 19"/>
+            <wp:cNvGraphicFramePr>
+              <a:graphicFrameLocks xmlns:a="http://schemas.openxmlformats.org/drawingml/2006/main" noChangeAspect="1"/>
+            </wp:cNvGraphicFramePr>
+            <a:graphic xmlns:a="http://schemas.openxmlformats.org/drawingml/2006/main">
+              <a:graphicData uri="http://schemas.openxmlformats.org/drawingml/2006/picture">
+                <pic:pic xmlns:pic="http://schemas.openxmlformats.org/drawingml/2006/picture">
+                  <pic:nvPicPr>
+                    <pic:cNvPr id="0" name="Picture 12"/>
+                    <pic:cNvPicPr>
+                      <a:picLocks noChangeAspect="1" noChangeArrowheads="1"/>
+                    </pic:cNvPicPr>
+                  </pic:nvPicPr>
+                  <pic:blipFill>
+                    <a:blip r:embed="rId14">
+                      <a:extLst>
+                        <a:ext uri="{28A0092B-C50C-407E-A947-70E740481C1C}">
+                          <a14:useLocalDpi xmlns:a14="http://schemas.microsoft.com/office/drawing/2010/main" val="0"/>
+                        </a:ext>
+                      </a:extLst>
+                    </a:blip>
+                    <a:srcRect/>
+                    <a:stretch>
+                      <a:fillRect/>
+                    </a:stretch>
+                  </pic:blipFill>
+                  <pic:spPr bwMode="auto">
+                    <a:xfrm>
+                      <a:off x="0" y="0"/>
+                      <a:ext cx="5400040" cy="4779645"/>
+                    </a:xfrm>
+                    <a:prstGeom prst="rect">
+                      <a:avLst/>
+                    </a:prstGeom>
+                    <a:noFill/>
+                    <a:ln>
+                      <a:noFill/>
+                    </a:ln>
+                  </pic:spPr>
+                </pic:pic>
+              </a:graphicData>
+            </a:graphic>
+          </wp:inline>
+        </w:drawing>
+      </w:r>
+    </w:p>
+    <w:p>
+      <w:pPr>
+        <w:ind w:left="0"/>
+      </w:pPr>
+      <w:r>
+        <w:rPr>
+          <w:noProof/>
+        </w:rPr>
+        <w:lastRenderedPageBreak/>
+        <w:drawing>
+          <wp:inline distT="0" distB="0" distL="0" distR="0" wp14:anchorId="563EA46F" wp14:editId="1A52D2F3">
+            <wp:extent cx="5400040" cy="6101080"/>
+            <wp:effectExtent l="0" t="0" r="0" b="0"/>
+            <wp:docPr id="1189563292" name="Imagen 18"/>
+            <wp:cNvGraphicFramePr>
+              <a:graphicFrameLocks xmlns:a="http://schemas.openxmlformats.org/drawingml/2006/main" noChangeAspect="1"/>
+            </wp:cNvGraphicFramePr>
+            <a:graphic xmlns:a="http://schemas.openxmlformats.org/drawingml/2006/main">
+              <a:graphicData uri="http://schemas.openxmlformats.org/drawingml/2006/picture">
+                <pic:pic xmlns:pic="http://schemas.openxmlformats.org/drawingml/2006/picture">
+                  <pic:nvPicPr>
+                    <pic:cNvPr id="0" name="Picture 10"/>
+                    <pic:cNvPicPr>
+                      <a:picLocks noChangeAspect="1" noChangeArrowheads="1"/>
+                    </pic:cNvPicPr>
+                  </pic:nvPicPr>
+                  <pic:blipFill>
+                    <a:blip r:embed="rId15">
+                      <a:extLst>
+                        <a:ext uri="{28A0092B-C50C-407E-A947-70E740481C1C}">
+                          <a14:useLocalDpi xmlns:a14="http://schemas.microsoft.com/office/drawing/2010/main" val="0"/>
+                        </a:ext>
+                      </a:extLst>
+                    </a:blip>
+                    <a:srcRect/>
+                    <a:stretch>
+                      <a:fillRect/>
+                    </a:stretch>
+                  </pic:blipFill>
+                  <pic:spPr bwMode="auto">
+                    <a:xfrm>
+                      <a:off x="0" y="0"/>
+                      <a:ext cx="5400040" cy="6101080"/>
+                    </a:xfrm>
+                    <a:prstGeom prst="rect">
+                      <a:avLst/>
+                    </a:prstGeom>
+                    <a:noFill/>
+                    <a:ln>
+                      <a:noFill/>
+                    </a:ln>
+                  </pic:spPr>
+                </pic:pic>
+              </a:graphicData>
+            </a:graphic>
+          </wp:inline>
+        </w:drawing>
+      </w:r>
+    </w:p>
+    <w:p>
+      <w:pPr>
+        <w:pStyle w:val="Prrafodelista"/>
+        <w:ind w:left="142"/>
+      </w:pPr>
+    </w:p>
+    <w:p>
+      <w:pPr>
+        <w:ind w:left="0" w:firstLine="0"/>
+      </w:pPr>
+    </w:p>
+    <w:p>
+      <w:pPr>
+        <w:ind w:left="0" w:firstLine="0"/>
+      </w:pPr>
+      <w:r>
+        <w:t>Al ejecutar la máquina deberemos elegir un idioma, en nuestro caso el español</w:t>
+      </w:r>
+    </w:p>
+    <w:p>
+      <w:pPr>
+        <w:ind w:left="0" w:firstLine="0"/>
+      </w:pPr>
+      <w:r>
+        <w:rPr>
+          <w:noProof/>
+        </w:rPr>
+        <w:lastRenderedPageBreak/>
+        <w:drawing>
+          <wp:inline distT="0" distB="0" distL="0" distR="0" wp14:anchorId="2EF27409" wp14:editId="7AEF0A98">
+            <wp:extent cx="5400675" cy="5505450"/>
+            <wp:effectExtent l="0" t="0" r="9525" b="0"/>
+            <wp:docPr id="631406370" name="Imagen 12"/>
+            <wp:cNvGraphicFramePr>
+              <a:graphicFrameLocks xmlns:a="http://schemas.openxmlformats.org/drawingml/2006/main" noChangeAspect="1"/>
+            </wp:cNvGraphicFramePr>
+            <a:graphic xmlns:a="http://schemas.openxmlformats.org/drawingml/2006/main">
+              <a:graphicData uri="http://schemas.openxmlformats.org/drawingml/2006/picture">
+                <pic:pic xmlns:pic="http://schemas.openxmlformats.org/drawingml/2006/picture">
+                  <pic:nvPicPr>
+                    <pic:cNvPr id="0" name="Picture 4"/>
+                    <pic:cNvPicPr>
+                      <a:picLocks noChangeAspect="1" noChangeArrowheads="1"/>
+                    </pic:cNvPicPr>
+                  </pic:nvPicPr>
+                  <pic:blipFill>
+                    <a:blip r:embed="rId16">
+                      <a:extLst>
+                        <a:ext uri="{28A0092B-C50C-407E-A947-70E740481C1C}">
+                          <a14:useLocalDpi xmlns:a14="http://schemas.microsoft.com/office/drawing/2010/main" val="0"/>
+                        </a:ext>
+                      </a:extLst>
+                    </a:blip>
+                    <a:srcRect/>
+                    <a:stretch>
+                      <a:fillRect/>
+                    </a:stretch>
+                  </pic:blipFill>
+                  <pic:spPr bwMode="auto">
+                    <a:xfrm>
+                      <a:off x="0" y="0"/>
+                      <a:ext cx="5400675" cy="5505450"/>
+                    </a:xfrm>
+                    <a:prstGeom prst="rect">
+                      <a:avLst/>
+                    </a:prstGeom>
+                    <a:noFill/>
+                    <a:ln>
+                      <a:noFill/>
+                    </a:ln>
+                  </pic:spPr>
+                </pic:pic>
+              </a:graphicData>
+            </a:graphic>
+          </wp:inline>
+        </w:drawing>
+      </w:r>
+    </w:p>
+    <w:p>
+      <w:pPr>
+        <w:ind w:left="0" w:firstLine="0"/>
+      </w:pPr>
+    </w:p>
+    <w:p>
+      <w:pPr>
+        <w:ind w:left="0" w:firstLine="0"/>
+      </w:pPr>
+      <w:r>
+        <w:t>También le asignaremos un idioma al teclado</w:t>
+      </w:r>
+    </w:p>
+    <w:p>
+      <w:pPr>
+        <w:ind w:left="0" w:firstLine="0"/>
+      </w:pPr>
+      <w:r>
+        <w:rPr>
+          <w:noProof/>
+        </w:rPr>
+        <w:lastRenderedPageBreak/>
+        <w:drawing>
+          <wp:inline distT="0" distB="0" distL="0" distR="0" wp14:anchorId="64CF506B" wp14:editId="65F02DD4">
+            <wp:extent cx="5400675" cy="5514975"/>
+            <wp:effectExtent l="0" t="0" r="9525" b="9525"/>
+            <wp:docPr id="179957916" name="Imagen 14"/>
+            <wp:cNvGraphicFramePr>
+              <a:graphicFrameLocks xmlns:a="http://schemas.openxmlformats.org/drawingml/2006/main" noChangeAspect="1"/>
+            </wp:cNvGraphicFramePr>
+            <a:graphic xmlns:a="http://schemas.openxmlformats.org/drawingml/2006/main">
+              <a:graphicData uri="http://schemas.openxmlformats.org/drawingml/2006/picture">
+                <pic:pic xmlns:pic="http://schemas.openxmlformats.org/drawingml/2006/picture">
+                  <pic:nvPicPr>
+                    <pic:cNvPr id="0" name="Picture 6"/>
+                    <pic:cNvPicPr>
+                      <a:picLocks noChangeAspect="1" noChangeArrowheads="1"/>
+                    </pic:cNvPicPr>
+                  </pic:nvPicPr>
+                  <pic:blipFill>
+                    <a:blip r:embed="rId17">
+                      <a:extLst>
+                        <a:ext uri="{28A0092B-C50C-407E-A947-70E740481C1C}">
+                          <a14:useLocalDpi xmlns:a14="http://schemas.microsoft.com/office/drawing/2010/main" val="0"/>
+                        </a:ext>
+                      </a:extLst>
+                    </a:blip>
+                    <a:srcRect/>
+                    <a:stretch>
+                      <a:fillRect/>
+                    </a:stretch>
+                  </pic:blipFill>
+                  <pic:spPr bwMode="auto">
+                    <a:xfrm>
+                      <a:off x="0" y="0"/>
+                      <a:ext cx="5400675" cy="5514975"/>
+                    </a:xfrm>
+                    <a:prstGeom prst="rect">
+                      <a:avLst/>
+                    </a:prstGeom>
+                    <a:noFill/>
+                    <a:ln>
+                      <a:noFill/>
+                    </a:ln>
+                  </pic:spPr>
+                </pic:pic>
+              </a:graphicData>
+            </a:graphic>
+          </wp:inline>
+        </w:drawing>
+      </w:r>
+    </w:p>
+    <w:p>
+      <w:pPr>
+        <w:ind w:left="0" w:firstLine="0"/>
+      </w:pPr>
+    </w:p>
+    <w:p>
+      <w:pPr>
+        <w:tabs>
+          <w:tab w:val="left" w:pos="7088"/>
+        </w:tabs>
+        <w:ind w:left="0" w:firstLine="0"/>
+      </w:pPr>
+      <w:r>
+        <w:t xml:space="preserve">Seleccionaremos el tipo de instalación, elegiremos la primera (Ubuntu Server) al ser la </w:t>
+      </w:r>
+      <w:proofErr w:type="spellStart"/>
+      <w:r>
+        <w:t>estandar</w:t>
+      </w:r>
+      <w:proofErr w:type="spellEnd"/>
+    </w:p>
+    <w:p>
+      <w:pPr>
+        <w:ind w:left="0" w:firstLine="0"/>
+      </w:pPr>
+      <w:r>
+        <w:rPr>
+          <w:noProof/>
+        </w:rPr>
+        <w:lastRenderedPageBreak/>
+        <w:drawing>
+          <wp:inline distT="0" distB="0" distL="0" distR="0" wp14:anchorId="4F30DAF1" wp14:editId="3FB6CD00">
+            <wp:extent cx="5400040" cy="4775835"/>
+            <wp:effectExtent l="0" t="0" r="0" b="5715"/>
+            <wp:docPr id="1685638953" name="Imagen 21"/>
+            <wp:cNvGraphicFramePr>
+              <a:graphicFrameLocks xmlns:a="http://schemas.openxmlformats.org/drawingml/2006/main" noChangeAspect="1"/>
+            </wp:cNvGraphicFramePr>
+            <a:graphic xmlns:a="http://schemas.openxmlformats.org/drawingml/2006/main">
+              <a:graphicData uri="http://schemas.openxmlformats.org/drawingml/2006/picture">
+                <pic:pic xmlns:pic="http://schemas.openxmlformats.org/drawingml/2006/picture">
+                  <pic:nvPicPr>
+                    <pic:cNvPr id="0" name="Picture 16"/>
+                    <pic:cNvPicPr>
+                      <a:picLocks noChangeAspect="1" noChangeArrowheads="1"/>
+                    </pic:cNvPicPr>
+                  </pic:nvPicPr>
+                  <pic:blipFill>
+                    <a:blip r:embed="rId18">
+                      <a:extLst>
+                        <a:ext uri="{28A0092B-C50C-407E-A947-70E740481C1C}">
+                          <a14:useLocalDpi xmlns:a14="http://schemas.microsoft.com/office/drawing/2010/main" val="0"/>
+                        </a:ext>
+                      </a:extLst>
+                    </a:blip>
+                    <a:srcRect/>
+                    <a:stretch>
+                      <a:fillRect/>
+                    </a:stretch>
+                  </pic:blipFill>
+                  <pic:spPr bwMode="auto">
+                    <a:xfrm>
+                      <a:off x="0" y="0"/>
+                      <a:ext cx="5400040" cy="4775835"/>
+                    </a:xfrm>
+                    <a:prstGeom prst="rect">
+                      <a:avLst/>
+                    </a:prstGeom>
+                    <a:noFill/>
+                    <a:ln>
+                      <a:noFill/>
+                    </a:ln>
+                  </pic:spPr>
+                </pic:pic>
+              </a:graphicData>
+            </a:graphic>
+          </wp:inline>
+        </w:drawing>
+      </w:r>
+    </w:p>
+    <w:p>
+      <w:pPr>
+        <w:ind w:left="0" w:firstLine="0"/>
+      </w:pPr>
+    </w:p>
+    <w:p>
+      <w:pPr>
+        <w:ind w:left="0" w:firstLine="0"/>
+      </w:pPr>
+    </w:p>
+    <w:p>
+      <w:pPr>
+        <w:ind w:left="0" w:firstLine="0"/>
+      </w:pPr>
+      <w:r>
+        <w:t xml:space="preserve">Ahora configuraremos </w:t>
+      </w:r>
+      <w:r>
+        <w:t>la red</w:t>
+      </w:r>
+      <w:r>
+        <w:t xml:space="preserve"> de</w:t>
+      </w:r>
+      <w:r>
+        <w:t xml:space="preserve"> la máquina</w:t>
+      </w:r>
+      <w:r>
+        <w:t>, únicamente configuraremos la red interna ya que la otra</w:t>
+      </w:r>
+      <w:r>
+        <w:t xml:space="preserve"> red con la que saldremos a internet</w:t>
+      </w:r>
+      <w:r>
+        <w:t xml:space="preserve"> la dejaremo</w:t>
+      </w:r>
+      <w:r>
+        <w:t>s</w:t>
+      </w:r>
+      <w:r>
+        <w:t xml:space="preserve"> por defecto</w:t>
+      </w:r>
+    </w:p>
+    <w:p>
+      <w:pPr>
+        <w:ind w:left="0" w:firstLine="0"/>
+      </w:pPr>
+      <w:r>
+        <w:rPr>
+          <w:noProof/>
+        </w:rPr>
+        <w:lastRenderedPageBreak/>
+        <w:drawing>
+          <wp:inline distT="0" distB="0" distL="0" distR="0" wp14:anchorId="4D7E60E3" wp14:editId="121CE0A8">
+            <wp:extent cx="5400040" cy="4779645"/>
+            <wp:effectExtent l="0" t="0" r="0" b="1905"/>
+            <wp:docPr id="660752858" name="Imagen 20"/>
+            <wp:cNvGraphicFramePr>
+              <a:graphicFrameLocks xmlns:a="http://schemas.openxmlformats.org/drawingml/2006/main" noChangeAspect="1"/>
+            </wp:cNvGraphicFramePr>
+            <a:graphic xmlns:a="http://schemas.openxmlformats.org/drawingml/2006/main">
+              <a:graphicData uri="http://schemas.openxmlformats.org/drawingml/2006/picture">
+                <pic:pic xmlns:pic="http://schemas.openxmlformats.org/drawingml/2006/picture">
+                  <pic:nvPicPr>
+                    <pic:cNvPr id="0" name="Picture 14"/>
+                    <pic:cNvPicPr>
+                      <a:picLocks noChangeAspect="1" noChangeArrowheads="1"/>
+                    </pic:cNvPicPr>
+                  </pic:nvPicPr>
+                  <pic:blipFill>
+                    <a:blip r:embed="rId19">
+                      <a:extLst>
+                        <a:ext uri="{28A0092B-C50C-407E-A947-70E740481C1C}">
+                          <a14:useLocalDpi xmlns:a14="http://schemas.microsoft.com/office/drawing/2010/main" val="0"/>
+                        </a:ext>
+                      </a:extLst>
+                    </a:blip>
+                    <a:srcRect/>
+                    <a:stretch>
+                      <a:fillRect/>
+                    </a:stretch>
+                  </pic:blipFill>
+                  <pic:spPr bwMode="auto">
+                    <a:xfrm>
+                      <a:off x="0" y="0"/>
+                      <a:ext cx="5400040" cy="4779645"/>
+                    </a:xfrm>
+                    <a:prstGeom prst="rect">
+                      <a:avLst/>
+                    </a:prstGeom>
+                    <a:noFill/>
+                    <a:ln>
+                      <a:noFill/>
+                    </a:ln>
+                  </pic:spPr>
+                </pic:pic>
+              </a:graphicData>
+            </a:graphic>
+          </wp:inline>
+        </w:drawing>
+      </w:r>
+    </w:p>
+    <w:p>
+      <w:pPr>
+        <w:ind w:left="0" w:firstLine="0"/>
+      </w:pPr>
+    </w:p>
+    <w:p>
+      <w:pPr>
+        <w:ind w:left="0" w:firstLine="0"/>
+      </w:pPr>
+      <w:r>
+        <w:t>Así se ve la configuración de la red interna</w:t>
+      </w:r>
+    </w:p>
+    <w:p>
+      <w:pPr>
+        <w:ind w:left="0" w:firstLine="0"/>
+      </w:pPr>
+    </w:p>
+    <w:p>
+      <w:pPr>
+        <w:ind w:left="0" w:firstLine="0"/>
+      </w:pPr>
+      <w:r>
+        <w:rPr>
+          <w:noProof/>
+        </w:rPr>
+        <w:lastRenderedPageBreak/>
+        <w:drawing>
+          <wp:inline distT="0" distB="0" distL="0" distR="0" wp14:anchorId="58F2760A" wp14:editId="63FF1359">
+            <wp:extent cx="5400040" cy="4772025"/>
+            <wp:effectExtent l="0" t="0" r="0" b="9525"/>
+            <wp:docPr id="439217592" name="Imagen 22"/>
+            <wp:cNvGraphicFramePr>
+              <a:graphicFrameLocks xmlns:a="http://schemas.openxmlformats.org/drawingml/2006/main" noChangeAspect="1"/>
+            </wp:cNvGraphicFramePr>
+            <a:graphic xmlns:a="http://schemas.openxmlformats.org/drawingml/2006/main">
+              <a:graphicData uri="http://schemas.openxmlformats.org/drawingml/2006/picture">
+                <pic:pic xmlns:pic="http://schemas.openxmlformats.org/drawingml/2006/picture">
+                  <pic:nvPicPr>
+                    <pic:cNvPr id="0" name="Picture 18"/>
+                    <pic:cNvPicPr>
+                      <a:picLocks noChangeAspect="1" noChangeArrowheads="1"/>
+                    </pic:cNvPicPr>
+                  </pic:nvPicPr>
+                  <pic:blipFill>
+                    <a:blip r:embed="rId20">
+                      <a:extLst>
+                        <a:ext uri="{28A0092B-C50C-407E-A947-70E740481C1C}">
+                          <a14:useLocalDpi xmlns:a14="http://schemas.microsoft.com/office/drawing/2010/main" val="0"/>
+                        </a:ext>
+                      </a:extLst>
+                    </a:blip>
+                    <a:srcRect/>
+                    <a:stretch>
+                      <a:fillRect/>
+                    </a:stretch>
+                  </pic:blipFill>
+                  <pic:spPr bwMode="auto">
+                    <a:xfrm>
+                      <a:off x="0" y="0"/>
+                      <a:ext cx="5400040" cy="4772025"/>
+                    </a:xfrm>
+                    <a:prstGeom prst="rect">
+                      <a:avLst/>
+                    </a:prstGeom>
+                    <a:noFill/>
+                    <a:ln>
+                      <a:noFill/>
+                    </a:ln>
+                  </pic:spPr>
+                </pic:pic>
+              </a:graphicData>
+            </a:graphic>
+          </wp:inline>
+        </w:drawing>
+      </w:r>
+    </w:p>
+    <w:p>
+      <w:pPr>
+        <w:ind w:left="0" w:firstLine="0"/>
+      </w:pPr>
+    </w:p>
+    <w:p>
+      <w:pPr>
+        <w:ind w:left="0" w:firstLine="0"/>
+      </w:pPr>
+      <w:r>
+        <w:t>Al continuar</w:t>
+      </w:r>
+      <w:r>
+        <w:t xml:space="preserve"> </w:t>
+      </w:r>
+      <w:r>
+        <w:t>nos pedirá configurar el disco duro por si queremos crear particiones u otras cosas. Nosotros lo dejaremos por defecto.</w:t>
+      </w:r>
+    </w:p>
+    <w:p>
+      <w:pPr>
+        <w:ind w:left="0" w:firstLine="0"/>
+      </w:pPr>
+      <w:r>
+        <w:rPr>
+          <w:noProof/>
+        </w:rPr>
+        <w:lastRenderedPageBreak/>
+        <w:drawing>
+          <wp:inline distT="0" distB="0" distL="0" distR="0" wp14:anchorId="67393B5E" wp14:editId="5620B222">
+            <wp:extent cx="5400040" cy="4775835"/>
+            <wp:effectExtent l="0" t="0" r="0" b="5715"/>
+            <wp:docPr id="844522436" name="Imagen 24"/>
+            <wp:cNvGraphicFramePr>
+              <a:graphicFrameLocks xmlns:a="http://schemas.openxmlformats.org/drawingml/2006/main" noChangeAspect="1"/>
+            </wp:cNvGraphicFramePr>
+            <a:graphic xmlns:a="http://schemas.openxmlformats.org/drawingml/2006/main">
+              <a:graphicData uri="http://schemas.openxmlformats.org/drawingml/2006/picture">
+                <pic:pic xmlns:pic="http://schemas.openxmlformats.org/drawingml/2006/picture">
+                  <pic:nvPicPr>
+                    <pic:cNvPr id="0" name="Picture 22"/>
+                    <pic:cNvPicPr>
+                      <a:picLocks noChangeAspect="1" noChangeArrowheads="1"/>
+                    </pic:cNvPicPr>
+                  </pic:nvPicPr>
+                  <pic:blipFill>
+                    <a:blip r:embed="rId21">
+                      <a:extLst>
+                        <a:ext uri="{28A0092B-C50C-407E-A947-70E740481C1C}">
+                          <a14:useLocalDpi xmlns:a14="http://schemas.microsoft.com/office/drawing/2010/main" val="0"/>
+                        </a:ext>
+                      </a:extLst>
+                    </a:blip>
+                    <a:srcRect/>
+                    <a:stretch>
+                      <a:fillRect/>
+                    </a:stretch>
+                  </pic:blipFill>
+                  <pic:spPr bwMode="auto">
+                    <a:xfrm>
+                      <a:off x="0" y="0"/>
+                      <a:ext cx="5400040" cy="4775835"/>
+                    </a:xfrm>
+                    <a:prstGeom prst="rect">
+                      <a:avLst/>
+                    </a:prstGeom>
+                    <a:noFill/>
+                    <a:ln>
+                      <a:noFill/>
+                    </a:ln>
+                  </pic:spPr>
+                </pic:pic>
+              </a:graphicData>
+            </a:graphic>
+          </wp:inline>
+        </w:drawing>
+      </w:r>
+    </w:p>
+    <w:p>
+      <w:pPr>
+        <w:ind w:left="0" w:firstLine="0"/>
+      </w:pPr>
+    </w:p>
+    <w:p>
+      <w:pPr>
+        <w:ind w:left="0" w:firstLine="0"/>
+      </w:pPr>
+      <w:r>
+        <w:t>Ahora nombraremos el usuario, el nombre del servidor y la contraseña</w:t>
+      </w:r>
+    </w:p>
+    <w:p>
+      <w:pPr>
+        <w:ind w:left="0" w:firstLine="0"/>
+      </w:pPr>
+      <w:r>
+        <w:rPr>
+          <w:noProof/>
+        </w:rPr>
+        <w:lastRenderedPageBreak/>
+        <w:drawing>
+          <wp:inline distT="0" distB="0" distL="0" distR="0" wp14:anchorId="31448EC5" wp14:editId="467711AF">
+            <wp:extent cx="5400040" cy="4791710"/>
+            <wp:effectExtent l="0" t="0" r="0" b="8890"/>
+            <wp:docPr id="1896227930" name="Imagen 25"/>
+            <wp:cNvGraphicFramePr>
+              <a:graphicFrameLocks xmlns:a="http://schemas.openxmlformats.org/drawingml/2006/main" noChangeAspect="1"/>
+            </wp:cNvGraphicFramePr>
+            <a:graphic xmlns:a="http://schemas.openxmlformats.org/drawingml/2006/main">
+              <a:graphicData uri="http://schemas.openxmlformats.org/drawingml/2006/picture">
+                <pic:pic xmlns:pic="http://schemas.openxmlformats.org/drawingml/2006/picture">
+                  <pic:nvPicPr>
+                    <pic:cNvPr id="0" name="Picture 24"/>
+                    <pic:cNvPicPr>
+                      <a:picLocks noChangeAspect="1" noChangeArrowheads="1"/>
+                    </pic:cNvPicPr>
+                  </pic:nvPicPr>
+                  <pic:blipFill>
+                    <a:blip r:embed="rId22">
+                      <a:extLst>
+                        <a:ext uri="{28A0092B-C50C-407E-A947-70E740481C1C}">
+                          <a14:useLocalDpi xmlns:a14="http://schemas.microsoft.com/office/drawing/2010/main" val="0"/>
+                        </a:ext>
+                      </a:extLst>
+                    </a:blip>
+                    <a:srcRect/>
+                    <a:stretch>
+                      <a:fillRect/>
+                    </a:stretch>
+                  </pic:blipFill>
+                  <pic:spPr bwMode="auto">
+                    <a:xfrm>
+                      <a:off x="0" y="0"/>
+                      <a:ext cx="5400040" cy="4791710"/>
+                    </a:xfrm>
+                    <a:prstGeom prst="rect">
+                      <a:avLst/>
+                    </a:prstGeom>
+                    <a:noFill/>
+                    <a:ln>
+                      <a:noFill/>
+                    </a:ln>
+                  </pic:spPr>
+                </pic:pic>
+              </a:graphicData>
+            </a:graphic>
+          </wp:inline>
+        </w:drawing>
+      </w:r>
+    </w:p>
+    <w:p>
+      <w:pPr>
+        <w:ind w:left="0" w:firstLine="0"/>
+      </w:pPr>
+    </w:p>
+    <w:p>
+      <w:pPr>
+        <w:ind w:left="0" w:firstLine="0"/>
+      </w:pPr>
+      <w:r>
+        <w:t xml:space="preserve">Aquí nos </w:t>
+      </w:r>
+      <w:r>
+        <w:t xml:space="preserve">preguntara sobre instalar OpenSSH, </w:t>
+      </w:r>
+      <w:r>
+        <w:t>no lo instalaremos en la máquina 1</w:t>
+      </w:r>
+      <w:r>
+        <w:t xml:space="preserve"> (</w:t>
+      </w:r>
+      <w:r>
+        <w:t>Servidor de Datos)</w:t>
+      </w:r>
+    </w:p>
+    <w:p>
+      <w:pPr>
+        <w:ind w:left="0" w:firstLine="0"/>
+      </w:pPr>
+      <w:r>
+        <w:lastRenderedPageBreak/>
+        <w:drawing>
+          <wp:inline distT="0" distB="0" distL="0" distR="0" wp14:anchorId="210A1DE1" wp14:editId="5C5C9986">
+            <wp:extent cx="5400040" cy="4784090"/>
+            <wp:effectExtent l="0" t="0" r="0" b="0"/>
+            <wp:docPr id="1512455072" name="Imagen 1"/>
+            <wp:cNvGraphicFramePr>
+              <a:graphicFrameLocks xmlns:a="http://schemas.openxmlformats.org/drawingml/2006/main" noChangeAspect="1"/>
+            </wp:cNvGraphicFramePr>
+            <a:graphic xmlns:a="http://schemas.openxmlformats.org/drawingml/2006/main">
+              <a:graphicData uri="http://schemas.openxmlformats.org/drawingml/2006/picture">
+                <pic:pic xmlns:pic="http://schemas.openxmlformats.org/drawingml/2006/picture">
+                  <pic:nvPicPr>
+                    <pic:cNvPr id="1512455072" name=""/>
+                    <pic:cNvPicPr/>
+                  </pic:nvPicPr>
+                  <pic:blipFill>
+                    <a:blip r:embed="rId23"/>
+                    <a:stretch>
+                      <a:fillRect/>
+                    </a:stretch>
+                  </pic:blipFill>
+                  <pic:spPr>
+                    <a:xfrm>
+                      <a:off x="0" y="0"/>
+                      <a:ext cx="5400040" cy="4784090"/>
+                    </a:xfrm>
+                    <a:prstGeom prst="rect">
+                      <a:avLst/>
+                    </a:prstGeom>
+                  </pic:spPr>
+                </pic:pic>
+              </a:graphicData>
+            </a:graphic>
+          </wp:inline>
+        </w:drawing>
+      </w:r>
+    </w:p>
+    <w:p>
+      <w:pPr>
+        <w:ind w:left="0" w:firstLine="0"/>
+      </w:pPr>
+    </w:p>
+    <w:p>
+      <w:pPr>
+        <w:ind w:left="0" w:firstLine="0"/>
+      </w:pPr>
+      <w:r>
+        <w:t>Ahora empezara a instalarse Ubuntu</w:t>
+      </w:r>
+    </w:p>
+    <w:p>
+      <w:pPr>
+        <w:ind w:left="0" w:firstLine="0"/>
+      </w:pPr>
+      <w:r>
+        <w:rPr>
+          <w:noProof/>
+        </w:rPr>
+        <w:lastRenderedPageBreak/>
+        <w:drawing>
+          <wp:inline distT="0" distB="0" distL="0" distR="0" wp14:anchorId="756C7DB6" wp14:editId="37A50AE3">
+            <wp:extent cx="5400040" cy="4775835"/>
+            <wp:effectExtent l="0" t="0" r="0" b="5715"/>
+            <wp:docPr id="1015182159" name="Imagen 26"/>
+            <wp:cNvGraphicFramePr>
+              <a:graphicFrameLocks xmlns:a="http://schemas.openxmlformats.org/drawingml/2006/main" noChangeAspect="1"/>
+            </wp:cNvGraphicFramePr>
+            <a:graphic xmlns:a="http://schemas.openxmlformats.org/drawingml/2006/main">
+              <a:graphicData uri="http://schemas.openxmlformats.org/drawingml/2006/picture">
+                <pic:pic xmlns:pic="http://schemas.openxmlformats.org/drawingml/2006/picture">
+                  <pic:nvPicPr>
+                    <pic:cNvPr id="0" name="Picture 26"/>
+                    <pic:cNvPicPr>
+                      <a:picLocks noChangeAspect="1" noChangeArrowheads="1"/>
+                    </pic:cNvPicPr>
+                  </pic:nvPicPr>
+                  <pic:blipFill>
+                    <a:blip r:embed="rId24">
+                      <a:extLst>
+                        <a:ext uri="{28A0092B-C50C-407E-A947-70E740481C1C}">
+                          <a14:useLocalDpi xmlns:a14="http://schemas.microsoft.com/office/drawing/2010/main" val="0"/>
+                        </a:ext>
+                      </a:extLst>
+                    </a:blip>
+                    <a:srcRect/>
+                    <a:stretch>
+                      <a:fillRect/>
+                    </a:stretch>
+                  </pic:blipFill>
+                  <pic:spPr bwMode="auto">
+                    <a:xfrm>
+                      <a:off x="0" y="0"/>
+                      <a:ext cx="5400040" cy="4775835"/>
+                    </a:xfrm>
+                    <a:prstGeom prst="rect">
+                      <a:avLst/>
+                    </a:prstGeom>
+                    <a:noFill/>
+                    <a:ln>
+                      <a:noFill/>
+                    </a:ln>
+                  </pic:spPr>
+                </pic:pic>
+              </a:graphicData>
+            </a:graphic>
+          </wp:inline>
+        </w:drawing>
+      </w:r>
+    </w:p>
+    <w:p>
+      <w:pPr>
+        <w:ind w:left="0" w:firstLine="0"/>
+      </w:pPr>
+    </w:p>
+    <w:p>
+      <w:pPr>
+        <w:ind w:left="0" w:firstLine="0"/>
+      </w:pPr>
+      <w:r>
+        <w:t>Una vez finalizado solo habrá que iniciar sesión y estará disponible para utilizarlo</w:t>
+      </w:r>
+    </w:p>
+    <w:p>
+      <w:pPr>
+        <w:ind w:left="0" w:firstLine="0"/>
+      </w:pPr>
+      <w:r>
+        <w:rPr>
+          <w:noProof/>
+        </w:rPr>
+        <w:lastRenderedPageBreak/>
+        <w:drawing>
+          <wp:inline distT="0" distB="0" distL="0" distR="0" wp14:anchorId="6509E52F" wp14:editId="5B6E105C">
+            <wp:extent cx="5400040" cy="4768215"/>
+            <wp:effectExtent l="0" t="0" r="0" b="0"/>
+            <wp:docPr id="1941141544" name="Imagen 27"/>
+            <wp:cNvGraphicFramePr>
+              <a:graphicFrameLocks xmlns:a="http://schemas.openxmlformats.org/drawingml/2006/main" noChangeAspect="1"/>
+            </wp:cNvGraphicFramePr>
+            <a:graphic xmlns:a="http://schemas.openxmlformats.org/drawingml/2006/main">
+              <a:graphicData uri="http://schemas.openxmlformats.org/drawingml/2006/picture">
+                <pic:pic xmlns:pic="http://schemas.openxmlformats.org/drawingml/2006/picture">
+                  <pic:nvPicPr>
+                    <pic:cNvPr id="0" name="Picture 28"/>
+                    <pic:cNvPicPr>
+                      <a:picLocks noChangeAspect="1" noChangeArrowheads="1"/>
+                    </pic:cNvPicPr>
+                  </pic:nvPicPr>
+                  <pic:blipFill>
+                    <a:blip r:embed="rId25">
+                      <a:extLst>
+                        <a:ext uri="{28A0092B-C50C-407E-A947-70E740481C1C}">
+                          <a14:useLocalDpi xmlns:a14="http://schemas.microsoft.com/office/drawing/2010/main" val="0"/>
+                        </a:ext>
+                      </a:extLst>
+                    </a:blip>
+                    <a:srcRect/>
+                    <a:stretch>
+                      <a:fillRect/>
+                    </a:stretch>
+                  </pic:blipFill>
+                  <pic:spPr bwMode="auto">
+                    <a:xfrm>
+                      <a:off x="0" y="0"/>
+                      <a:ext cx="5400040" cy="4768215"/>
+                    </a:xfrm>
+                    <a:prstGeom prst="rect">
+                      <a:avLst/>
+                    </a:prstGeom>
+                    <a:noFill/>
+                    <a:ln>
+                      <a:noFill/>
+                    </a:ln>
+                  </pic:spPr>
+                </pic:pic>
+              </a:graphicData>
+            </a:graphic>
+          </wp:inline>
+        </w:drawing>
+      </w:r>
+    </w:p>
+    <w:p>
+      <w:pPr>
+        <w:ind w:left="0" w:firstLine="0"/>
+      </w:pPr>
+    </w:p>
+    <w:p>
+      <w:pPr>
+        <w:ind w:left="0" w:firstLine="0"/>
+      </w:pPr>
+    </w:p>
+    <w:p>
+      <w:pPr>
+        <w:ind w:left="0" w:firstLine="0"/>
+      </w:pPr>
+      <w:r>
+        <w:t xml:space="preserve">Una vez instalada escribiremos el comando </w:t>
+      </w:r>
+      <w:r>
+        <w:rPr>
+          <w:b/>
+          <w:bCs/>
+        </w:rPr>
+        <w:t xml:space="preserve">sudo </w:t>
+      </w:r>
+      <w:proofErr w:type="spellStart"/>
+      <w:r>
+        <w:rPr>
+          <w:b/>
+          <w:bCs/>
+        </w:rPr>
+        <w:t>apt</w:t>
+      </w:r>
+      <w:proofErr w:type="spellEnd"/>
+      <w:r>
+        <w:rPr>
+          <w:b/>
+          <w:bCs/>
+        </w:rPr>
+        <w:t xml:space="preserve"> </w:t>
+      </w:r>
+      <w:proofErr w:type="spellStart"/>
+      <w:r>
+        <w:rPr>
+          <w:b/>
+          <w:bCs/>
+        </w:rPr>
+        <w:t>update</w:t>
+      </w:r>
+      <w:proofErr w:type="spellEnd"/>
+      <w:r>
+        <w:t xml:space="preserve"> para actualizar l</w:t>
+      </w:r>
+      <w:r>
+        <w:t>os paquetes de la máquina</w:t>
+      </w:r>
+    </w:p>
+    <w:p>
+      <w:pPr>
+        <w:ind w:left="0" w:firstLine="0"/>
+      </w:pPr>
+      <w:r>
+        <w:rPr>
+          <w:noProof/>
+        </w:rPr>
+        <w:lastRenderedPageBreak/>
+        <w:drawing>
+          <wp:inline distT="0" distB="0" distL="0" distR="0" wp14:anchorId="66BBC136" wp14:editId="129EC539">
+            <wp:extent cx="5400040" cy="5588000"/>
+            <wp:effectExtent l="0" t="0" r="0" b="0"/>
+            <wp:docPr id="2104716062" name="Imagen 30"/>
+            <wp:cNvGraphicFramePr>
+              <a:graphicFrameLocks xmlns:a="http://schemas.openxmlformats.org/drawingml/2006/main" noChangeAspect="1"/>
+            </wp:cNvGraphicFramePr>
+            <a:graphic xmlns:a="http://schemas.openxmlformats.org/drawingml/2006/main">
+              <a:graphicData uri="http://schemas.openxmlformats.org/drawingml/2006/picture">
+                <pic:pic xmlns:pic="http://schemas.openxmlformats.org/drawingml/2006/picture">
+                  <pic:nvPicPr>
+                    <pic:cNvPr id="0" name="Picture 32"/>
+                    <pic:cNvPicPr>
+                      <a:picLocks noChangeAspect="1" noChangeArrowheads="1"/>
+                    </pic:cNvPicPr>
+                  </pic:nvPicPr>
+                  <pic:blipFill>
+                    <a:blip r:embed="rId26">
+                      <a:extLst>
+                        <a:ext uri="{28A0092B-C50C-407E-A947-70E740481C1C}">
+                          <a14:useLocalDpi xmlns:a14="http://schemas.microsoft.com/office/drawing/2010/main" val="0"/>
+                        </a:ext>
+                      </a:extLst>
+                    </a:blip>
+                    <a:srcRect/>
+                    <a:stretch>
+                      <a:fillRect/>
+                    </a:stretch>
+                  </pic:blipFill>
+                  <pic:spPr bwMode="auto">
+                    <a:xfrm>
+                      <a:off x="0" y="0"/>
+                      <a:ext cx="5400040" cy="5588000"/>
+                    </a:xfrm>
+                    <a:prstGeom prst="rect">
+                      <a:avLst/>
+                    </a:prstGeom>
+                    <a:noFill/>
+                    <a:ln>
+                      <a:noFill/>
+                    </a:ln>
+                  </pic:spPr>
+                </pic:pic>
+              </a:graphicData>
+            </a:graphic>
+          </wp:inline>
+        </w:drawing>
+      </w:r>
+    </w:p>
+    <w:p>
+      <w:pPr>
+        <w:ind w:left="0" w:firstLine="0"/>
+      </w:pPr>
+    </w:p>
+    <w:p>
+      <w:pPr>
+        <w:ind w:left="0" w:firstLine="0"/>
+      </w:pPr>
+    </w:p>
+    <w:p>
+      <w:pPr>
+        <w:ind w:left="0" w:firstLine="0"/>
+      </w:pPr>
+      <w:r>
+        <w:t xml:space="preserve">Ahora escribiremos el comando </w:t>
+      </w:r>
+      <w:r>
+        <w:rPr>
+          <w:b/>
+          <w:bCs/>
+        </w:rPr>
+        <w:t xml:space="preserve">sudo </w:t>
+      </w:r>
+      <w:proofErr w:type="spellStart"/>
+      <w:r>
+        <w:rPr>
+          <w:b/>
+          <w:bCs/>
+        </w:rPr>
+        <w:t>apt</w:t>
+      </w:r>
+      <w:proofErr w:type="spellEnd"/>
+      <w:r>
+        <w:rPr>
+          <w:b/>
+          <w:bCs/>
+        </w:rPr>
+        <w:t xml:space="preserve"> </w:t>
+      </w:r>
+      <w:proofErr w:type="spellStart"/>
+      <w:r>
+        <w:rPr>
+          <w:b/>
+          <w:bCs/>
+        </w:rPr>
+        <w:t>install</w:t>
+      </w:r>
+      <w:proofErr w:type="spellEnd"/>
+      <w:r>
+        <w:rPr>
+          <w:b/>
+          <w:bCs/>
+        </w:rPr>
+        <w:t xml:space="preserve"> </w:t>
+      </w:r>
+      <w:proofErr w:type="spellStart"/>
+      <w:r>
+        <w:rPr>
+          <w:b/>
+          <w:bCs/>
+        </w:rPr>
+        <w:t>mysql</w:t>
+      </w:r>
+      <w:proofErr w:type="spellEnd"/>
+      <w:r>
+        <w:rPr>
+          <w:b/>
+          <w:bCs/>
+        </w:rPr>
+        <w:t xml:space="preserve">-server </w:t>
+      </w:r>
+      <w:r>
+        <w:t>para instalar MySQL y crear la base de datos</w:t>
+      </w:r>
+    </w:p>
+    <w:p>
+      <w:pPr>
+        <w:ind w:left="0" w:firstLine="0"/>
+      </w:pPr>
+      <w:r>
+        <w:rPr>
+          <w:noProof/>
+        </w:rPr>
+        <w:lastRenderedPageBreak/>
+        <w:drawing>
+          <wp:inline distT="0" distB="0" distL="0" distR="0" wp14:anchorId="188B2FBD" wp14:editId="7BC7EDE9">
+            <wp:extent cx="5400040" cy="5608320"/>
+            <wp:effectExtent l="0" t="0" r="0" b="0"/>
+            <wp:docPr id="1338733290" name="Imagen 31"/>
+            <wp:cNvGraphicFramePr>
+              <a:graphicFrameLocks xmlns:a="http://schemas.openxmlformats.org/drawingml/2006/main" noChangeAspect="1"/>
+            </wp:cNvGraphicFramePr>
+            <a:graphic xmlns:a="http://schemas.openxmlformats.org/drawingml/2006/main">
+              <a:graphicData uri="http://schemas.openxmlformats.org/drawingml/2006/picture">
+                <pic:pic xmlns:pic="http://schemas.openxmlformats.org/drawingml/2006/picture">
+                  <pic:nvPicPr>
+                    <pic:cNvPr id="0" name="Picture 34"/>
+                    <pic:cNvPicPr>
+                      <a:picLocks noChangeAspect="1" noChangeArrowheads="1"/>
+                    </pic:cNvPicPr>
+                  </pic:nvPicPr>
+                  <pic:blipFill>
+                    <a:blip r:embed="rId27">
+                      <a:extLst>
+                        <a:ext uri="{28A0092B-C50C-407E-A947-70E740481C1C}">
+                          <a14:useLocalDpi xmlns:a14="http://schemas.microsoft.com/office/drawing/2010/main" val="0"/>
+                        </a:ext>
+                      </a:extLst>
+                    </a:blip>
+                    <a:srcRect/>
+                    <a:stretch>
+                      <a:fillRect/>
+                    </a:stretch>
+                  </pic:blipFill>
+                  <pic:spPr bwMode="auto">
+                    <a:xfrm>
+                      <a:off x="0" y="0"/>
+                      <a:ext cx="5400040" cy="5608320"/>
+                    </a:xfrm>
+                    <a:prstGeom prst="rect">
+                      <a:avLst/>
+                    </a:prstGeom>
+                    <a:noFill/>
+                    <a:ln>
+                      <a:noFill/>
+                    </a:ln>
+                  </pic:spPr>
+                </pic:pic>
+              </a:graphicData>
+            </a:graphic>
+          </wp:inline>
+        </w:drawing>
+      </w:r>
+    </w:p>
+    <w:p>
+      <w:pPr>
+        <w:ind w:left="0" w:firstLine="0"/>
+      </w:pPr>
+    </w:p>
+    <w:p>
+      <w:pPr>
+        <w:ind w:left="0" w:firstLine="0"/>
+      </w:pPr>
+      <w:r>
+        <w:rPr>
+          <w:noProof/>
+        </w:rPr>
+        <w:lastRenderedPageBreak/>
+        <w:drawing>
+          <wp:inline distT="0" distB="0" distL="0" distR="0" wp14:anchorId="3AD934E6" wp14:editId="1520A550">
+            <wp:extent cx="5400040" cy="5608320"/>
+            <wp:effectExtent l="0" t="0" r="0" b="0"/>
+            <wp:docPr id="2025254822" name="Imagen 32"/>
+            <wp:cNvGraphicFramePr>
+              <a:graphicFrameLocks xmlns:a="http://schemas.openxmlformats.org/drawingml/2006/main" noChangeAspect="1"/>
+            </wp:cNvGraphicFramePr>
+            <a:graphic xmlns:a="http://schemas.openxmlformats.org/drawingml/2006/main">
+              <a:graphicData uri="http://schemas.openxmlformats.org/drawingml/2006/picture">
+                <pic:pic xmlns:pic="http://schemas.openxmlformats.org/drawingml/2006/picture">
+                  <pic:nvPicPr>
+                    <pic:cNvPr id="0" name="Picture 36"/>
+                    <pic:cNvPicPr>
+                      <a:picLocks noChangeAspect="1" noChangeArrowheads="1"/>
+                    </pic:cNvPicPr>
+                  </pic:nvPicPr>
+                  <pic:blipFill>
+                    <a:blip r:embed="rId28">
+                      <a:extLst>
+                        <a:ext uri="{28A0092B-C50C-407E-A947-70E740481C1C}">
+                          <a14:useLocalDpi xmlns:a14="http://schemas.microsoft.com/office/drawing/2010/main" val="0"/>
+                        </a:ext>
+                      </a:extLst>
+                    </a:blip>
+                    <a:srcRect/>
+                    <a:stretch>
+                      <a:fillRect/>
+                    </a:stretch>
+                  </pic:blipFill>
+                  <pic:spPr bwMode="auto">
+                    <a:xfrm>
+                      <a:off x="0" y="0"/>
+                      <a:ext cx="5400040" cy="5608320"/>
+                    </a:xfrm>
+                    <a:prstGeom prst="rect">
+                      <a:avLst/>
+                    </a:prstGeom>
+                    <a:noFill/>
+                    <a:ln>
+                      <a:noFill/>
+                    </a:ln>
+                  </pic:spPr>
+                </pic:pic>
+              </a:graphicData>
+            </a:graphic>
+          </wp:inline>
+        </w:drawing>
+      </w:r>
+    </w:p>
+    <w:p>
+      <w:pPr>
+        <w:ind w:left="0" w:firstLine="0"/>
+      </w:pPr>
+    </w:p>
+    <w:p>
+      <w:pPr>
+        <w:ind w:left="0" w:firstLine="0"/>
+      </w:pPr>
+    </w:p>
+    <w:p>
+      <w:pPr>
+        <w:ind w:left="0" w:firstLine="0"/>
+      </w:pPr>
+      <w:r>
+        <w:t xml:space="preserve">Con el comando </w:t>
+      </w:r>
+      <w:r>
+        <w:rPr>
+          <w:b/>
+          <w:bCs/>
+        </w:rPr>
+        <w:t xml:space="preserve">sudo </w:t>
+      </w:r>
+      <w:proofErr w:type="spellStart"/>
+      <w:r>
+        <w:rPr>
+          <w:b/>
+          <w:bCs/>
+        </w:rPr>
+        <w:t>systemctl</w:t>
+      </w:r>
+      <w:proofErr w:type="spellEnd"/>
+      <w:r>
+        <w:rPr>
+          <w:b/>
+          <w:bCs/>
+        </w:rPr>
+        <w:t xml:space="preserve"> </w:t>
+      </w:r>
+      <w:proofErr w:type="gramStart"/>
+      <w:r>
+        <w:rPr>
+          <w:b/>
+          <w:bCs/>
+        </w:rPr>
+        <w:t>status</w:t>
+      </w:r>
+      <w:proofErr w:type="gramEnd"/>
+      <w:r>
+        <w:rPr>
+          <w:b/>
+          <w:bCs/>
+        </w:rPr>
+        <w:t xml:space="preserve"> </w:t>
+      </w:r>
+      <w:proofErr w:type="spellStart"/>
+      <w:proofErr w:type="gramStart"/>
+      <w:r>
+        <w:rPr>
+          <w:b/>
+          <w:bCs/>
+        </w:rPr>
+        <w:t>mysyql.service</w:t>
+      </w:r>
+      <w:proofErr w:type="spellEnd"/>
+      <w:proofErr w:type="gramEnd"/>
+      <w:r>
+        <w:t xml:space="preserve"> podemos comprobar está funcionando</w:t>
+      </w:r>
+    </w:p>
+    <w:p>
+      <w:pPr>
+        <w:ind w:left="0" w:firstLine="0"/>
+      </w:pPr>
+      <w:r>
+        <w:rPr>
+          <w:noProof/>
+        </w:rPr>
+        <w:lastRenderedPageBreak/>
+        <w:drawing>
+          <wp:inline distT="0" distB="0" distL="0" distR="0" wp14:anchorId="650D39CA" wp14:editId="1FE92029">
+            <wp:extent cx="5400040" cy="5594985"/>
+            <wp:effectExtent l="0" t="0" r="0" b="5715"/>
+            <wp:docPr id="686015843" name="Imagen 33"/>
+            <wp:cNvGraphicFramePr>
+              <a:graphicFrameLocks xmlns:a="http://schemas.openxmlformats.org/drawingml/2006/main" noChangeAspect="1"/>
+            </wp:cNvGraphicFramePr>
+            <a:graphic xmlns:a="http://schemas.openxmlformats.org/drawingml/2006/main">
+              <a:graphicData uri="http://schemas.openxmlformats.org/drawingml/2006/picture">
+                <pic:pic xmlns:pic="http://schemas.openxmlformats.org/drawingml/2006/picture">
+                  <pic:nvPicPr>
+                    <pic:cNvPr id="0" name="Picture 38"/>
+                    <pic:cNvPicPr>
+                      <a:picLocks noChangeAspect="1" noChangeArrowheads="1"/>
+                    </pic:cNvPicPr>
+                  </pic:nvPicPr>
+                  <pic:blipFill>
+                    <a:blip r:embed="rId29">
+                      <a:extLst>
+                        <a:ext uri="{28A0092B-C50C-407E-A947-70E740481C1C}">
+                          <a14:useLocalDpi xmlns:a14="http://schemas.microsoft.com/office/drawing/2010/main" val="0"/>
+                        </a:ext>
+                      </a:extLst>
+                    </a:blip>
+                    <a:srcRect/>
+                    <a:stretch>
+                      <a:fillRect/>
+                    </a:stretch>
+                  </pic:blipFill>
+                  <pic:spPr bwMode="auto">
+                    <a:xfrm>
+                      <a:off x="0" y="0"/>
+                      <a:ext cx="5400040" cy="5594985"/>
+                    </a:xfrm>
+                    <a:prstGeom prst="rect">
+                      <a:avLst/>
+                    </a:prstGeom>
+                    <a:noFill/>
+                    <a:ln>
+                      <a:noFill/>
+                    </a:ln>
+                  </pic:spPr>
+                </pic:pic>
+              </a:graphicData>
+            </a:graphic>
+          </wp:inline>
+        </w:drawing>
+      </w:r>
+    </w:p>
+    <w:p>
+      <w:pPr>
+        <w:ind w:left="0" w:firstLine="0"/>
+      </w:pPr>
+    </w:p>
+    <w:p>
+      <w:pPr>
+        <w:ind w:left="0" w:firstLine="0"/>
+      </w:pPr>
+      <w:r>
+        <w:t xml:space="preserve">Escribiendo </w:t>
+      </w:r>
+      <w:r>
+        <w:rPr>
+          <w:b/>
+          <w:bCs/>
+        </w:rPr>
+        <w:t>sudo</w:t>
+      </w:r>
+      <w:r>
+        <w:t xml:space="preserve"> </w:t>
+      </w:r>
+      <w:proofErr w:type="spellStart"/>
+      <w:r>
+        <w:rPr>
+          <w:b/>
+          <w:bCs/>
+        </w:rPr>
+        <w:t>mysql</w:t>
+      </w:r>
+      <w:proofErr w:type="spellEnd"/>
+      <w:r>
+        <w:rPr>
+          <w:b/>
+          <w:bCs/>
+        </w:rPr>
+        <w:t xml:space="preserve"> </w:t>
+      </w:r>
+      <w:r>
+        <w:t xml:space="preserve">podremos acceder </w:t>
+      </w:r>
+      <w:r>
+        <w:t xml:space="preserve">a MySQL, </w:t>
+      </w:r>
+      <w:r>
+        <w:t xml:space="preserve">configuraremos la contraseña del </w:t>
+      </w:r>
+      <w:proofErr w:type="spellStart"/>
+      <w:r>
+        <w:t>root</w:t>
+      </w:r>
+      <w:proofErr w:type="spellEnd"/>
+    </w:p>
+    <w:p>
+      <w:pPr>
+        <w:ind w:left="0" w:firstLine="0"/>
+      </w:pPr>
+    </w:p>
+    <w:p>
+      <w:pPr>
+        <w:ind w:left="0" w:firstLine="0"/>
+      </w:pPr>
+      <w:r>
+        <w:rPr>
+          <w:noProof/>
+        </w:rPr>
+        <w:lastRenderedPageBreak/>
+        <w:drawing>
+          <wp:inline distT="0" distB="0" distL="0" distR="0" wp14:anchorId="0D485A7E" wp14:editId="352FD772">
+            <wp:extent cx="5400040" cy="5581650"/>
+            <wp:effectExtent l="0" t="0" r="0" b="0"/>
+            <wp:docPr id="1670195539" name="Imagen 34"/>
+            <wp:cNvGraphicFramePr>
+              <a:graphicFrameLocks xmlns:a="http://schemas.openxmlformats.org/drawingml/2006/main" noChangeAspect="1"/>
+            </wp:cNvGraphicFramePr>
+            <a:graphic xmlns:a="http://schemas.openxmlformats.org/drawingml/2006/main">
+              <a:graphicData uri="http://schemas.openxmlformats.org/drawingml/2006/picture">
+                <pic:pic xmlns:pic="http://schemas.openxmlformats.org/drawingml/2006/picture">
+                  <pic:nvPicPr>
+                    <pic:cNvPr id="0" name="Picture 40"/>
+                    <pic:cNvPicPr>
+                      <a:picLocks noChangeAspect="1" noChangeArrowheads="1"/>
+                    </pic:cNvPicPr>
+                  </pic:nvPicPr>
+                  <pic:blipFill>
+                    <a:blip r:embed="rId30">
+                      <a:extLst>
+                        <a:ext uri="{28A0092B-C50C-407E-A947-70E740481C1C}">
+                          <a14:useLocalDpi xmlns:a14="http://schemas.microsoft.com/office/drawing/2010/main" val="0"/>
+                        </a:ext>
+                      </a:extLst>
+                    </a:blip>
+                    <a:srcRect/>
+                    <a:stretch>
+                      <a:fillRect/>
+                    </a:stretch>
+                  </pic:blipFill>
+                  <pic:spPr bwMode="auto">
+                    <a:xfrm>
+                      <a:off x="0" y="0"/>
+                      <a:ext cx="5400040" cy="5581650"/>
+                    </a:xfrm>
+                    <a:prstGeom prst="rect">
+                      <a:avLst/>
+                    </a:prstGeom>
+                    <a:noFill/>
+                    <a:ln>
+                      <a:noFill/>
+                    </a:ln>
+                  </pic:spPr>
+                </pic:pic>
+              </a:graphicData>
+            </a:graphic>
+          </wp:inline>
+        </w:drawing>
+      </w:r>
+    </w:p>
+    <w:p>
+      <w:pPr>
+        <w:ind w:left="0" w:firstLine="0"/>
+      </w:pPr>
+    </w:p>
+    <w:p>
+      <w:pPr>
+        <w:ind w:left="0" w:firstLine="0"/>
+      </w:pPr>
+    </w:p>
+    <w:p>
+      <w:pPr>
+        <w:ind w:left="0" w:firstLine="0"/>
+      </w:pPr>
+      <w:r>
+        <w:t>En MySQL</w:t>
+      </w:r>
+      <w:r>
+        <w:t xml:space="preserve"> crearemos</w:t>
+      </w:r>
+      <w:r>
+        <w:t xml:space="preserve"> la base de datos</w:t>
+      </w:r>
+      <w:r>
+        <w:t xml:space="preserve"> (</w:t>
+      </w:r>
+      <w:r>
+        <w:t>funciona</w:t>
+      </w:r>
+      <w:r>
+        <w:t xml:space="preserve"> </w:t>
+      </w:r>
+      <w:r>
+        <w:t xml:space="preserve">igual que </w:t>
+      </w:r>
+      <w:r>
+        <w:t>MySQL en modo escritorio</w:t>
+      </w:r>
+      <w:r>
+        <w:t>)</w:t>
+      </w:r>
+    </w:p>
+    <w:p>
+      <w:pPr>
+        <w:ind w:left="0" w:firstLine="0"/>
+      </w:pPr>
+      <w:r>
+        <w:rPr>
+          <w:noProof/>
+        </w:rPr>
+        <w:lastRenderedPageBreak/>
+        <w:drawing>
+          <wp:inline distT="0" distB="0" distL="0" distR="0" wp14:anchorId="0AB514FF" wp14:editId="6510FA8B">
+            <wp:extent cx="5400040" cy="4707255"/>
+            <wp:effectExtent l="0" t="0" r="0" b="0"/>
+            <wp:docPr id="1392076829" name="Imagen 35"/>
+            <wp:cNvGraphicFramePr>
+              <a:graphicFrameLocks xmlns:a="http://schemas.openxmlformats.org/drawingml/2006/main" noChangeAspect="1"/>
+            </wp:cNvGraphicFramePr>
+            <a:graphic xmlns:a="http://schemas.openxmlformats.org/drawingml/2006/main">
+              <a:graphicData uri="http://schemas.openxmlformats.org/drawingml/2006/picture">
+                <pic:pic xmlns:pic="http://schemas.openxmlformats.org/drawingml/2006/picture">
+                  <pic:nvPicPr>
+                    <pic:cNvPr id="0" name="Picture 42"/>
+                    <pic:cNvPicPr>
+                      <a:picLocks noChangeAspect="1" noChangeArrowheads="1"/>
+                    </pic:cNvPicPr>
+                  </pic:nvPicPr>
+                  <pic:blipFill>
+                    <a:blip r:embed="rId31">
+                      <a:extLst>
+                        <a:ext uri="{28A0092B-C50C-407E-A947-70E740481C1C}">
+                          <a14:useLocalDpi xmlns:a14="http://schemas.microsoft.com/office/drawing/2010/main" val="0"/>
+                        </a:ext>
+                      </a:extLst>
+                    </a:blip>
+                    <a:srcRect/>
+                    <a:stretch>
+                      <a:fillRect/>
+                    </a:stretch>
+                  </pic:blipFill>
+                  <pic:spPr bwMode="auto">
+                    <a:xfrm>
+                      <a:off x="0" y="0"/>
+                      <a:ext cx="5400040" cy="4707255"/>
+                    </a:xfrm>
+                    <a:prstGeom prst="rect">
+                      <a:avLst/>
+                    </a:prstGeom>
+                    <a:noFill/>
+                    <a:ln>
+                      <a:noFill/>
+                    </a:ln>
+                  </pic:spPr>
+                </pic:pic>
+              </a:graphicData>
+            </a:graphic>
+          </wp:inline>
+        </w:drawing>
+      </w:r>
+    </w:p>
+    <w:p>
+      <w:pPr>
+        <w:ind w:left="0" w:firstLine="0"/>
+      </w:pPr>
+    </w:p>
+    <w:p>
+      <w:pPr>
+        <w:ind w:left="0" w:firstLine="0"/>
+      </w:pPr>
+    </w:p>
+    <w:p>
+      <w:pPr>
+        <w:ind w:left="0" w:firstLine="0"/>
+      </w:pPr>
+      <w:r>
+        <w:t>También</w:t>
+      </w:r>
+      <w:r>
+        <w:t xml:space="preserve"> crearemos </w:t>
+      </w:r>
+      <w:r>
+        <w:t>un usuario</w:t>
+      </w:r>
+      <w:r>
+        <w:t xml:space="preserve"> que solo </w:t>
+      </w:r>
+      <w:r>
+        <w:t xml:space="preserve">podrá conectarse desde </w:t>
+      </w:r>
+      <w:r>
+        <w:t>la 192.168.56.20</w:t>
+      </w:r>
+    </w:p>
+    <w:p>
+      <w:pPr>
+        <w:ind w:left="0" w:firstLine="0"/>
+      </w:pPr>
+      <w:r>
+        <w:rPr>
+          <w:noProof/>
+        </w:rPr>
+        <w:lastRenderedPageBreak/>
+        <w:drawing>
+          <wp:inline distT="0" distB="0" distL="0" distR="0" wp14:anchorId="74B85F77" wp14:editId="68F0A02E">
+            <wp:extent cx="5400040" cy="6082030"/>
+            <wp:effectExtent l="0" t="0" r="0" b="0"/>
+            <wp:docPr id="1359951824" name="Imagen 36"/>
+            <wp:cNvGraphicFramePr>
+              <a:graphicFrameLocks xmlns:a="http://schemas.openxmlformats.org/drawingml/2006/main" noChangeAspect="1"/>
+            </wp:cNvGraphicFramePr>
+            <a:graphic xmlns:a="http://schemas.openxmlformats.org/drawingml/2006/main">
+              <a:graphicData uri="http://schemas.openxmlformats.org/drawingml/2006/picture">
+                <pic:pic xmlns:pic="http://schemas.openxmlformats.org/drawingml/2006/picture">
+                  <pic:nvPicPr>
+                    <pic:cNvPr id="0" name="Picture 44"/>
+                    <pic:cNvPicPr>
+                      <a:picLocks noChangeAspect="1" noChangeArrowheads="1"/>
+                    </pic:cNvPicPr>
+                  </pic:nvPicPr>
+                  <pic:blipFill>
+                    <a:blip r:embed="rId32">
+                      <a:extLst>
+                        <a:ext uri="{28A0092B-C50C-407E-A947-70E740481C1C}">
+                          <a14:useLocalDpi xmlns:a14="http://schemas.microsoft.com/office/drawing/2010/main" val="0"/>
+                        </a:ext>
+                      </a:extLst>
+                    </a:blip>
+                    <a:srcRect/>
+                    <a:stretch>
+                      <a:fillRect/>
+                    </a:stretch>
+                  </pic:blipFill>
+                  <pic:spPr bwMode="auto">
+                    <a:xfrm>
+                      <a:off x="0" y="0"/>
+                      <a:ext cx="5400040" cy="6082030"/>
+                    </a:xfrm>
+                    <a:prstGeom prst="rect">
+                      <a:avLst/>
+                    </a:prstGeom>
+                    <a:noFill/>
+                    <a:ln>
+                      <a:noFill/>
+                    </a:ln>
+                  </pic:spPr>
+                </pic:pic>
+              </a:graphicData>
+            </a:graphic>
+          </wp:inline>
+        </w:drawing>
+      </w:r>
+    </w:p>
+    <w:p>
+      <w:pPr>
+        <w:ind w:left="0" w:firstLine="0"/>
+      </w:pPr>
+    </w:p>
+    <w:p>
+      <w:pPr>
+        <w:ind w:left="0" w:firstLine="0"/>
+      </w:pPr>
+      <w:r>
+        <w:t>Para permitir conexiones remotas a</w:t>
+      </w:r>
+      <w:r>
+        <w:t xml:space="preserve"> MY</w:t>
+      </w:r>
+      <w:r>
+        <w:t xml:space="preserve">SQL </w:t>
+      </w:r>
+      <w:r>
+        <w:t xml:space="preserve">nos dirigiremos al siguiente archivo con el comando </w:t>
+      </w:r>
+      <w:r>
+        <w:rPr>
+          <w:b/>
+          <w:bCs/>
+        </w:rPr>
+        <w:t>sudo nano /</w:t>
+      </w:r>
+      <w:proofErr w:type="spellStart"/>
+      <w:r>
+        <w:rPr>
+          <w:b/>
+          <w:bCs/>
+        </w:rPr>
+        <w:t>etc</w:t>
+      </w:r>
+      <w:proofErr w:type="spellEnd"/>
+      <w:r>
+        <w:rPr>
+          <w:b/>
+          <w:bCs/>
+        </w:rPr>
+        <w:t>/</w:t>
+      </w:r>
+      <w:proofErr w:type="spellStart"/>
+      <w:r>
+        <w:rPr>
+          <w:b/>
+          <w:bCs/>
+        </w:rPr>
+        <w:t>mysql</w:t>
+      </w:r>
+      <w:proofErr w:type="spellEnd"/>
+      <w:r>
+        <w:rPr>
+          <w:b/>
+          <w:bCs/>
+        </w:rPr>
+        <w:t>/</w:t>
+      </w:r>
+      <w:proofErr w:type="spellStart"/>
+      <w:r>
+        <w:rPr>
+          <w:b/>
+          <w:bCs/>
+        </w:rPr>
+        <w:t>mysql.conf.d</w:t>
+      </w:r>
+      <w:proofErr w:type="spellEnd"/>
+      <w:r>
+        <w:rPr>
+          <w:b/>
+          <w:bCs/>
+        </w:rPr>
+        <w:t>/</w:t>
+      </w:r>
+      <w:proofErr w:type="spellStart"/>
+      <w:r>
+        <w:rPr>
+          <w:b/>
+          <w:bCs/>
+        </w:rPr>
+        <w:t>mysq</w:t>
+      </w:r>
+      <w:r>
+        <w:rPr>
+          <w:b/>
+          <w:bCs/>
+        </w:rPr>
+        <w:t>ld.cnf</w:t>
+      </w:r>
+      <w:proofErr w:type="spellEnd"/>
+    </w:p>
+    <w:p>
+      <w:pPr>
+        <w:ind w:left="0" w:firstLine="0"/>
+      </w:pPr>
+      <w:r>
+        <w:rPr>
+          <w:noProof/>
+        </w:rPr>
+        <w:lastRenderedPageBreak/>
+        <w:drawing>
+          <wp:inline distT="0" distB="0" distL="0" distR="0" wp14:anchorId="2F9FB74D" wp14:editId="47FCEDD4">
+            <wp:extent cx="5400040" cy="6101080"/>
+            <wp:effectExtent l="0" t="0" r="0" b="0"/>
+            <wp:docPr id="985909002" name="Imagen 37"/>
+            <wp:cNvGraphicFramePr>
+              <a:graphicFrameLocks xmlns:a="http://schemas.openxmlformats.org/drawingml/2006/main" noChangeAspect="1"/>
+            </wp:cNvGraphicFramePr>
+            <a:graphic xmlns:a="http://schemas.openxmlformats.org/drawingml/2006/main">
+              <a:graphicData uri="http://schemas.openxmlformats.org/drawingml/2006/picture">
+                <pic:pic xmlns:pic="http://schemas.openxmlformats.org/drawingml/2006/picture">
+                  <pic:nvPicPr>
+                    <pic:cNvPr id="0" name="Picture 46"/>
+                    <pic:cNvPicPr>
+                      <a:picLocks noChangeAspect="1" noChangeArrowheads="1"/>
+                    </pic:cNvPicPr>
+                  </pic:nvPicPr>
+                  <pic:blipFill>
+                    <a:blip r:embed="rId33">
+                      <a:extLst>
+                        <a:ext uri="{28A0092B-C50C-407E-A947-70E740481C1C}">
+                          <a14:useLocalDpi xmlns:a14="http://schemas.microsoft.com/office/drawing/2010/main" val="0"/>
+                        </a:ext>
+                      </a:extLst>
+                    </a:blip>
+                    <a:srcRect/>
+                    <a:stretch>
+                      <a:fillRect/>
+                    </a:stretch>
+                  </pic:blipFill>
+                  <pic:spPr bwMode="auto">
+                    <a:xfrm>
+                      <a:off x="0" y="0"/>
+                      <a:ext cx="5400040" cy="6101080"/>
+                    </a:xfrm>
+                    <a:prstGeom prst="rect">
+                      <a:avLst/>
+                    </a:prstGeom>
+                    <a:noFill/>
+                    <a:ln>
+                      <a:noFill/>
+                    </a:ln>
+                  </pic:spPr>
+                </pic:pic>
+              </a:graphicData>
+            </a:graphic>
+          </wp:inline>
+        </w:drawing>
+      </w:r>
+    </w:p>
+    <w:p>
+      <w:pPr>
+        <w:ind w:left="0" w:firstLine="0"/>
+      </w:pPr>
+    </w:p>
+    <w:p>
+      <w:pPr>
+        <w:ind w:left="0" w:firstLine="0"/>
+      </w:pPr>
+      <w:r>
+        <w:t xml:space="preserve">Aquí cambiaremos </w:t>
+      </w:r>
+      <w:r>
+        <w:t xml:space="preserve">la </w:t>
+      </w:r>
+      <w:r>
+        <w:t>línea</w:t>
+      </w:r>
+      <w:r>
+        <w:t xml:space="preserve"> </w:t>
+      </w:r>
+      <w:proofErr w:type="spellStart"/>
+      <w:r>
+        <w:t>bind-address</w:t>
+      </w:r>
+      <w:proofErr w:type="spellEnd"/>
+      <w:r>
+        <w:t xml:space="preserve"> y podremo</w:t>
+      </w:r>
+      <w:r>
+        <w:t>s la IP 0.0.0.0</w:t>
+      </w:r>
+    </w:p>
+    <w:p>
+      <w:pPr>
+        <w:ind w:left="0" w:firstLine="0"/>
+      </w:pPr>
+      <w:r>
+        <w:rPr>
+          <w:noProof/>
+        </w:rPr>
+        <w:lastRenderedPageBreak/>
+        <w:drawing>
+          <wp:inline distT="0" distB="0" distL="0" distR="0" wp14:anchorId="2533FF4C" wp14:editId="5CB73B17">
+            <wp:extent cx="5400040" cy="6043930"/>
+            <wp:effectExtent l="0" t="0" r="0" b="0"/>
+            <wp:docPr id="46131495" name="Imagen 38"/>
+            <wp:cNvGraphicFramePr>
+              <a:graphicFrameLocks xmlns:a="http://schemas.openxmlformats.org/drawingml/2006/main" noChangeAspect="1"/>
+            </wp:cNvGraphicFramePr>
+            <a:graphic xmlns:a="http://schemas.openxmlformats.org/drawingml/2006/main">
+              <a:graphicData uri="http://schemas.openxmlformats.org/drawingml/2006/picture">
+                <pic:pic xmlns:pic="http://schemas.openxmlformats.org/drawingml/2006/picture">
+                  <pic:nvPicPr>
+                    <pic:cNvPr id="0" name="Picture 48"/>
+                    <pic:cNvPicPr>
+                      <a:picLocks noChangeAspect="1" noChangeArrowheads="1"/>
+                    </pic:cNvPicPr>
+                  </pic:nvPicPr>
+                  <pic:blipFill>
+                    <a:blip r:embed="rId34">
+                      <a:extLst>
+                        <a:ext uri="{28A0092B-C50C-407E-A947-70E740481C1C}">
+                          <a14:useLocalDpi xmlns:a14="http://schemas.microsoft.com/office/drawing/2010/main" val="0"/>
+                        </a:ext>
+                      </a:extLst>
+                    </a:blip>
+                    <a:srcRect/>
+                    <a:stretch>
+                      <a:fillRect/>
+                    </a:stretch>
+                  </pic:blipFill>
+                  <pic:spPr bwMode="auto">
+                    <a:xfrm>
+                      <a:off x="0" y="0"/>
+                      <a:ext cx="5400040" cy="6043930"/>
+                    </a:xfrm>
+                    <a:prstGeom prst="rect">
+                      <a:avLst/>
+                    </a:prstGeom>
+                    <a:noFill/>
+                    <a:ln>
+                      <a:noFill/>
+                    </a:ln>
+                  </pic:spPr>
+                </pic:pic>
+              </a:graphicData>
+            </a:graphic>
+          </wp:inline>
+        </w:drawing>
+      </w:r>
+    </w:p>
+    <w:p>
+      <w:pPr>
+        <w:ind w:left="0" w:firstLine="0"/>
+      </w:pPr>
+    </w:p>
+    <w:p>
+      <w:pPr>
+        <w:ind w:left="0" w:firstLine="0"/>
+        <w:rPr>
+          <w:b/>
+          <w:bCs/>
+        </w:rPr>
+      </w:pPr>
+      <w:r>
+        <w:t xml:space="preserve">Reiniciaremos </w:t>
+      </w:r>
+      <w:r>
+        <w:t>MySQL</w:t>
+      </w:r>
+      <w:r>
+        <w:t xml:space="preserve"> con el comando </w:t>
+      </w:r>
+      <w:r>
+        <w:rPr>
+          <w:b/>
+          <w:bCs/>
+        </w:rPr>
+        <w:t xml:space="preserve">sudo </w:t>
+      </w:r>
+      <w:proofErr w:type="spellStart"/>
+      <w:r>
+        <w:rPr>
+          <w:b/>
+          <w:bCs/>
+        </w:rPr>
+        <w:t>system</w:t>
+      </w:r>
+      <w:r>
+        <w:rPr>
+          <w:b/>
+          <w:bCs/>
+        </w:rPr>
+        <w:t>tl</w:t>
+      </w:r>
+      <w:proofErr w:type="spellEnd"/>
+      <w:r>
+        <w:rPr>
+          <w:b/>
+          <w:bCs/>
+        </w:rPr>
+        <w:t xml:space="preserve"> </w:t>
+      </w:r>
+      <w:proofErr w:type="spellStart"/>
+      <w:r>
+        <w:rPr>
+          <w:b/>
+          <w:bCs/>
+        </w:rPr>
+        <w:t>restart</w:t>
+      </w:r>
+      <w:proofErr w:type="spellEnd"/>
+      <w:r>
+        <w:rPr>
+          <w:b/>
+          <w:bCs/>
+        </w:rPr>
+        <w:t xml:space="preserve"> </w:t>
+      </w:r>
+      <w:proofErr w:type="spellStart"/>
+      <w:r>
+        <w:rPr>
+          <w:b/>
+          <w:bCs/>
+        </w:rPr>
+        <w:t>mysql</w:t>
+      </w:r>
+      <w:proofErr w:type="spellEnd"/>
+    </w:p>
+    <w:p>
+      <w:pPr>
+        <w:ind w:left="0" w:firstLine="0"/>
+      </w:pPr>
+      <w:r>
+        <w:rPr>
+          <w:noProof/>
+        </w:rPr>
+        <w:lastRenderedPageBreak/>
+        <w:drawing>
+          <wp:inline distT="0" distB="0" distL="0" distR="0" wp14:anchorId="0FE7DBBE" wp14:editId="4AAA6473">
+            <wp:extent cx="5400040" cy="6088380"/>
+            <wp:effectExtent l="0" t="0" r="0" b="7620"/>
+            <wp:docPr id="1131237943" name="Imagen 39"/>
+            <wp:cNvGraphicFramePr>
+              <a:graphicFrameLocks xmlns:a="http://schemas.openxmlformats.org/drawingml/2006/main" noChangeAspect="1"/>
+            </wp:cNvGraphicFramePr>
+            <a:graphic xmlns:a="http://schemas.openxmlformats.org/drawingml/2006/main">
+              <a:graphicData uri="http://schemas.openxmlformats.org/drawingml/2006/picture">
+                <pic:pic xmlns:pic="http://schemas.openxmlformats.org/drawingml/2006/picture">
+                  <pic:nvPicPr>
+                    <pic:cNvPr id="0" name="Picture 50"/>
+                    <pic:cNvPicPr>
+                      <a:picLocks noChangeAspect="1" noChangeArrowheads="1"/>
+                    </pic:cNvPicPr>
+                  </pic:nvPicPr>
+                  <pic:blipFill>
+                    <a:blip r:embed="rId35">
+                      <a:extLst>
+                        <a:ext uri="{28A0092B-C50C-407E-A947-70E740481C1C}">
+                          <a14:useLocalDpi xmlns:a14="http://schemas.microsoft.com/office/drawing/2010/main" val="0"/>
+                        </a:ext>
+                      </a:extLst>
+                    </a:blip>
+                    <a:srcRect/>
+                    <a:stretch>
+                      <a:fillRect/>
+                    </a:stretch>
+                  </pic:blipFill>
+                  <pic:spPr bwMode="auto">
+                    <a:xfrm>
+                      <a:off x="0" y="0"/>
+                      <a:ext cx="5400040" cy="6088380"/>
+                    </a:xfrm>
+                    <a:prstGeom prst="rect">
+                      <a:avLst/>
+                    </a:prstGeom>
+                    <a:noFill/>
+                    <a:ln>
+                      <a:noFill/>
+                    </a:ln>
+                  </pic:spPr>
+                </pic:pic>
+              </a:graphicData>
+            </a:graphic>
+          </wp:inline>
+        </w:drawing>
+      </w:r>
+    </w:p>
+    <w:p>
+      <w:pPr>
+        <w:ind w:left="0" w:firstLine="0"/>
+      </w:pPr>
+    </w:p>
+    <w:p>
+      <w:pPr>
+        <w:ind w:left="0" w:firstLine="0"/>
+        <w:rPr>
+          <w:b/>
+          <w:bCs/>
+        </w:rPr>
+      </w:pPr>
+      <w:r>
+        <w:t xml:space="preserve">Ahora </w:t>
+      </w:r>
+      <w:r>
+        <w:t xml:space="preserve">limitaremos los puertos con </w:t>
+      </w:r>
+      <w:proofErr w:type="spellStart"/>
+      <w:r>
+        <w:t>ufw</w:t>
+      </w:r>
+      <w:proofErr w:type="spellEnd"/>
+      <w:r>
+        <w:rPr>
+          <w:b/>
+          <w:bCs/>
+        </w:rPr>
+        <w:t>.</w:t>
+      </w:r>
+    </w:p>
+    <w:p>
+      <w:pPr>
+        <w:ind w:left="0" w:firstLine="0"/>
+      </w:pPr>
+      <w:r>
+        <w:t>Con el comando</w:t>
+      </w:r>
+      <w:r>
+        <w:rPr>
+          <w:b/>
+          <w:bCs/>
+        </w:rPr>
+        <w:t xml:space="preserve"> sudo </w:t>
+      </w:r>
+      <w:proofErr w:type="spellStart"/>
+      <w:r>
+        <w:rPr>
+          <w:b/>
+          <w:bCs/>
+        </w:rPr>
+        <w:t>ufw</w:t>
+      </w:r>
+      <w:proofErr w:type="spellEnd"/>
+      <w:r>
+        <w:rPr>
+          <w:b/>
+          <w:bCs/>
+        </w:rPr>
+        <w:t xml:space="preserve"> </w:t>
+      </w:r>
+      <w:proofErr w:type="spellStart"/>
+      <w:r>
+        <w:rPr>
+          <w:b/>
+          <w:bCs/>
+        </w:rPr>
+        <w:t>allow</w:t>
+      </w:r>
+      <w:proofErr w:type="spellEnd"/>
+      <w:r>
+        <w:rPr>
+          <w:b/>
+          <w:bCs/>
+        </w:rPr>
+        <w:t xml:space="preserve"> </w:t>
+      </w:r>
+      <w:proofErr w:type="spellStart"/>
+      <w:r>
+        <w:rPr>
+          <w:b/>
+          <w:bCs/>
+        </w:rPr>
+        <w:t>from</w:t>
+      </w:r>
+      <w:proofErr w:type="spellEnd"/>
+      <w:r>
+        <w:rPr>
+          <w:b/>
+          <w:bCs/>
+        </w:rPr>
+        <w:t xml:space="preserve"> 192.168.56.20 </w:t>
+      </w:r>
+      <w:proofErr w:type="spellStart"/>
+      <w:r>
+        <w:rPr>
+          <w:b/>
+          <w:bCs/>
+        </w:rPr>
+        <w:t>to</w:t>
+      </w:r>
+      <w:proofErr w:type="spellEnd"/>
+      <w:r>
+        <w:rPr>
+          <w:b/>
+          <w:bCs/>
+        </w:rPr>
+        <w:t xml:space="preserve"> </w:t>
+      </w:r>
+      <w:proofErr w:type="spellStart"/>
+      <w:r>
+        <w:rPr>
+          <w:b/>
+          <w:bCs/>
+        </w:rPr>
+        <w:t>any</w:t>
+      </w:r>
+      <w:proofErr w:type="spellEnd"/>
+      <w:r>
+        <w:rPr>
+          <w:b/>
+          <w:bCs/>
+        </w:rPr>
+        <w:t xml:space="preserve"> </w:t>
+      </w:r>
+      <w:proofErr w:type="spellStart"/>
+      <w:r>
+        <w:rPr>
+          <w:b/>
+          <w:bCs/>
+        </w:rPr>
+        <w:t>port</w:t>
+      </w:r>
+      <w:proofErr w:type="spellEnd"/>
+      <w:r>
+        <w:rPr>
+          <w:b/>
+          <w:bCs/>
+        </w:rPr>
+        <w:t xml:space="preserve"> 3306 proto </w:t>
+      </w:r>
+      <w:proofErr w:type="spellStart"/>
+      <w:r>
+        <w:rPr>
+          <w:b/>
+          <w:bCs/>
+        </w:rPr>
+        <w:t>tcp</w:t>
+      </w:r>
+      <w:proofErr w:type="spellEnd"/>
+      <w:r>
+        <w:rPr>
+          <w:b/>
+          <w:bCs/>
+        </w:rPr>
+        <w:t xml:space="preserve"> </w:t>
+      </w:r>
+      <w:r>
+        <w:t xml:space="preserve">solo permitiremos las conexiones del puerto 3306 desde </w:t>
+      </w:r>
+      <w:r>
+        <w:t>el servidor de servicios (192.168.56.20)</w:t>
+      </w:r>
+      <w:r>
+        <w:t xml:space="preserve">. Haremos el mismo </w:t>
+      </w:r>
+      <w:r>
+        <w:t>comando,</w:t>
+      </w:r>
+      <w:r>
+        <w:t xml:space="preserve"> </w:t>
+      </w:r>
+      <w:r>
+        <w:t>pero con la IP 192.168.56.0</w:t>
+      </w:r>
+      <w:r>
+        <w:t xml:space="preserve"> para permitir las máquinas de laboratorio</w:t>
+      </w:r>
+    </w:p>
+    <w:p>
+      <w:pPr>
+        <w:ind w:left="0" w:firstLine="0"/>
+      </w:pPr>
+      <w:r>
+        <w:lastRenderedPageBreak/>
+        <w:drawing>
+          <wp:inline distT="0" distB="0" distL="0" distR="0" wp14:anchorId="533F01C7" wp14:editId="2DAE5E09">
+            <wp:extent cx="5400040" cy="5597525"/>
+            <wp:effectExtent l="0" t="0" r="0" b="3175"/>
+            <wp:docPr id="79597499" name="Imagen 1"/>
+            <wp:cNvGraphicFramePr>
+              <a:graphicFrameLocks xmlns:a="http://schemas.openxmlformats.org/drawingml/2006/main" noChangeAspect="1"/>
+            </wp:cNvGraphicFramePr>
+            <a:graphic xmlns:a="http://schemas.openxmlformats.org/drawingml/2006/main">
+              <a:graphicData uri="http://schemas.openxmlformats.org/drawingml/2006/picture">
+                <pic:pic xmlns:pic="http://schemas.openxmlformats.org/drawingml/2006/picture">
+                  <pic:nvPicPr>
+                    <pic:cNvPr id="79597499" name=""/>
+                    <pic:cNvPicPr/>
+                  </pic:nvPicPr>
+                  <pic:blipFill>
+                    <a:blip r:embed="rId36"/>
+                    <a:stretch>
+                      <a:fillRect/>
+                    </a:stretch>
+                  </pic:blipFill>
+                  <pic:spPr>
+                    <a:xfrm>
+                      <a:off x="0" y="0"/>
+                      <a:ext cx="5400040" cy="5597525"/>
+                    </a:xfrm>
+                    <a:prstGeom prst="rect">
+                      <a:avLst/>
+                    </a:prstGeom>
+                  </pic:spPr>
+                </pic:pic>
+              </a:graphicData>
+            </a:graphic>
+          </wp:inline>
+        </w:drawing>
+      </w:r>
+    </w:p>
+    <w:p>
+      <w:pPr>
+        <w:ind w:left="0" w:firstLine="0"/>
+      </w:pPr>
+    </w:p>
+    <w:p>
+      <w:pPr>
+        <w:ind w:left="0" w:firstLine="0"/>
+      </w:pPr>
+    </w:p>
+    <w:p>
+      <w:pPr>
+        <w:ind w:left="0" w:firstLine="0"/>
+        <w:rPr>
+          <w:b/>
+          <w:bCs/>
+          <w:color w:val="EE0000"/>
+        </w:rPr>
+      </w:pPr>
+      <w:r>
+        <w:rPr>
+          <w:b/>
+          <w:bCs/>
+          <w:color w:val="EE0000"/>
+        </w:rPr>
+        <w:t xml:space="preserve">Quitaremos el adaptador que </w:t>
+      </w:r>
+      <w:r>
+        <w:rPr>
+          <w:b/>
+          <w:bCs/>
+          <w:color w:val="EE0000"/>
+        </w:rPr>
+        <w:t>permite salir</w:t>
+      </w:r>
+      <w:r>
+        <w:rPr>
+          <w:b/>
+          <w:bCs/>
+          <w:color w:val="EE0000"/>
+        </w:rPr>
+        <w:t xml:space="preserve"> a internet ya que no será necesario para la máquina</w:t>
+      </w:r>
+      <w:r>
+        <w:rPr>
+          <w:b/>
+          <w:bCs/>
+          <w:color w:val="EE0000"/>
+        </w:rPr>
+        <w:t xml:space="preserve"> 1 (Servidor de Datos)</w:t>
+      </w:r>
+    </w:p>
+    <w:p>
+      <w:pPr>
+        <w:ind w:left="0" w:firstLine="0"/>
+      </w:pPr>
+    </w:p>
+    <w:p>
+      <w:pPr>
+        <w:ind w:left="0" w:firstLine="0"/>
+      </w:pPr>
+    </w:p>
+    <w:p>
+      <w:pPr>
+        <w:ind w:left="0" w:firstLine="0"/>
+      </w:pPr>
+    </w:p>
+    <w:p>
+      <w:pPr>
+        <w:pStyle w:val="Prrafodelista"/>
+        <w:numPr>
+          <w:ilvl w:val="1"/>
+          <w:numId w:val="8"/>
+        </w:numPr>
+        <w:ind w:left="567"/>
+      </w:pPr>
+      <w:r>
+        <w:t xml:space="preserve">La instalación de la máquina </w:t>
+      </w:r>
+    </w:p>
+    <w:p>
+      <w:pPr>
+        <w:pStyle w:val="Prrafodelista"/>
+        <w:ind w:left="567"/>
+      </w:pPr>
+      <w:r>
+        <w:t>La instalación de la segunda máquina (</w:t>
+      </w:r>
+      <w:r>
+        <w:t xml:space="preserve">Servidor de </w:t>
+      </w:r>
+      <w:r>
+        <w:t>servicios) es</w:t>
+      </w:r>
+      <w:r>
+        <w:t xml:space="preserve"> idéntica a la primera </w:t>
+      </w:r>
+      <w:r>
+        <w:t>máquina,</w:t>
+      </w:r>
+      <w:r>
+        <w:t xml:space="preserve"> pero cambiando la </w:t>
+      </w:r>
+      <w:r>
+        <w:t>IP</w:t>
+      </w:r>
+      <w:r>
+        <w:t xml:space="preserve"> de la red interna por la 192.168.56.20</w:t>
+      </w:r>
+      <w:r>
+        <w:t xml:space="preserve">, </w:t>
+      </w:r>
+      <w:r>
+        <w:t>el nombre de la máquina e instalando OpenSSH</w:t>
+      </w:r>
+      <w:r>
+        <w:rPr>
+          <w:noProof/>
+        </w:rPr>
+        <w:lastRenderedPageBreak/>
+        <w:drawing>
+          <wp:inline distT="0" distB="0" distL="0" distR="0" wp14:anchorId="71E2FD9E" wp14:editId="51183705">
+            <wp:extent cx="5391150" cy="4791075"/>
+            <wp:effectExtent l="0" t="0" r="0" b="9525"/>
+            <wp:docPr id="1203385775" name="Imagen 28"/>
+            <wp:cNvGraphicFramePr>
+              <a:graphicFrameLocks xmlns:a="http://schemas.openxmlformats.org/drawingml/2006/main" noChangeAspect="1"/>
+            </wp:cNvGraphicFramePr>
+            <a:graphic xmlns:a="http://schemas.openxmlformats.org/drawingml/2006/main">
+              <a:graphicData uri="http://schemas.openxmlformats.org/drawingml/2006/picture">
+                <pic:pic xmlns:pic="http://schemas.openxmlformats.org/drawingml/2006/picture">
+                  <pic:nvPicPr>
+                    <pic:cNvPr id="0" name="Picture 30"/>
+                    <pic:cNvPicPr>
+                      <a:picLocks noChangeAspect="1" noChangeArrowheads="1"/>
+                    </pic:cNvPicPr>
+                  </pic:nvPicPr>
+                  <pic:blipFill>
+                    <a:blip r:embed="rId37">
+                      <a:extLst>
+                        <a:ext uri="{28A0092B-C50C-407E-A947-70E740481C1C}">
+                          <a14:useLocalDpi xmlns:a14="http://schemas.microsoft.com/office/drawing/2010/main" val="0"/>
+                        </a:ext>
+                      </a:extLst>
+                    </a:blip>
+                    <a:srcRect/>
+                    <a:stretch>
+                      <a:fillRect/>
+                    </a:stretch>
+                  </pic:blipFill>
+                  <pic:spPr bwMode="auto">
+                    <a:xfrm>
+                      <a:off x="0" y="0"/>
+                      <a:ext cx="5391150" cy="4791075"/>
+                    </a:xfrm>
+                    <a:prstGeom prst="rect">
+                      <a:avLst/>
+                    </a:prstGeom>
+                    <a:noFill/>
+                    <a:ln>
+                      <a:noFill/>
+                    </a:ln>
+                  </pic:spPr>
+                </pic:pic>
+              </a:graphicData>
+            </a:graphic>
+          </wp:inline>
+        </w:drawing>
+      </w:r>
+      <w:r>
+        <w:rPr>
+          <w:noProof/>
+        </w:rPr>
+        <w:lastRenderedPageBreak/>
+        <w:drawing>
+          <wp:inline distT="0" distB="0" distL="0" distR="0" wp14:anchorId="3C2A0374" wp14:editId="13B7906E">
+            <wp:extent cx="5391150" cy="4781550"/>
+            <wp:effectExtent l="0" t="0" r="0" b="0"/>
+            <wp:docPr id="2103102175" name="Imagen 29"/>
+            <wp:cNvGraphicFramePr>
+              <a:graphicFrameLocks xmlns:a="http://schemas.openxmlformats.org/drawingml/2006/main" noChangeAspect="1"/>
+            </wp:cNvGraphicFramePr>
+            <a:graphic xmlns:a="http://schemas.openxmlformats.org/drawingml/2006/main">
+              <a:graphicData uri="http://schemas.openxmlformats.org/drawingml/2006/picture">
+                <pic:pic xmlns:pic="http://schemas.openxmlformats.org/drawingml/2006/picture">
+                  <pic:nvPicPr>
+                    <pic:cNvPr id="0" name="Picture 31"/>
+                    <pic:cNvPicPr>
+                      <a:picLocks noChangeAspect="1" noChangeArrowheads="1"/>
+                    </pic:cNvPicPr>
+                  </pic:nvPicPr>
+                  <pic:blipFill>
+                    <a:blip r:embed="rId38">
+                      <a:extLst>
+                        <a:ext uri="{28A0092B-C50C-407E-A947-70E740481C1C}">
+                          <a14:useLocalDpi xmlns:a14="http://schemas.microsoft.com/office/drawing/2010/main" val="0"/>
+                        </a:ext>
+                      </a:extLst>
+                    </a:blip>
+                    <a:srcRect/>
+                    <a:stretch>
+                      <a:fillRect/>
+                    </a:stretch>
+                  </pic:blipFill>
+                  <pic:spPr bwMode="auto">
+                    <a:xfrm>
+                      <a:off x="0" y="0"/>
+                      <a:ext cx="5391150" cy="4781550"/>
+                    </a:xfrm>
+                    <a:prstGeom prst="rect">
+                      <a:avLst/>
+                    </a:prstGeom>
+                    <a:noFill/>
+                    <a:ln>
+                      <a:noFill/>
+                    </a:ln>
+                  </pic:spPr>
+                </pic:pic>
+              </a:graphicData>
+            </a:graphic>
+          </wp:inline>
+        </w:drawing>
+      </w:r>
+    </w:p>
+    <w:p>
+      <w:pPr>
+        <w:pStyle w:val="Prrafodelista"/>
+        <w:ind w:left="567"/>
+      </w:pPr>
+    </w:p>
+    <w:p>
+      <w:pPr>
+        <w:pStyle w:val="Prrafodelista"/>
+        <w:ind w:left="567"/>
+        <w:rPr>
+          <w:b/>
+          <w:bCs/>
+        </w:rPr>
+      </w:pPr>
+      <w:r>
+        <w:t xml:space="preserve">En esta máquina instalaremos apache con el comando </w:t>
+      </w:r>
+      <w:r>
+        <w:rPr>
+          <w:b/>
+          <w:bCs/>
+        </w:rPr>
+        <w:t xml:space="preserve">sudo </w:t>
+      </w:r>
+      <w:proofErr w:type="spellStart"/>
+      <w:r>
+        <w:rPr>
+          <w:b/>
+          <w:bCs/>
+        </w:rPr>
+        <w:t>apt</w:t>
+      </w:r>
+      <w:proofErr w:type="spellEnd"/>
+      <w:r>
+        <w:rPr>
+          <w:b/>
+          <w:bCs/>
+        </w:rPr>
+        <w:t xml:space="preserve"> install_apache2-y</w:t>
+      </w:r>
+    </w:p>
+    <w:p>
+      <w:pPr>
+        <w:pStyle w:val="Prrafodelista"/>
+        <w:ind w:left="567"/>
+        <w:rPr>
+          <w:b/>
+          <w:bCs/>
+        </w:rPr>
+      </w:pPr>
+      <w:r>
+        <w:rPr>
+          <w:b/>
+          <w:bCs/>
+        </w:rPr>
+        <w:lastRenderedPageBreak/>
+        <w:drawing>
+          <wp:inline distT="0" distB="0" distL="0" distR="0" wp14:anchorId="6E98F99B" wp14:editId="150A67FA">
+            <wp:extent cx="5400040" cy="5800725"/>
+            <wp:effectExtent l="0" t="0" r="0" b="9525"/>
+            <wp:docPr id="1914251999" name="Imagen 1"/>
+            <wp:cNvGraphicFramePr>
+              <a:graphicFrameLocks xmlns:a="http://schemas.openxmlformats.org/drawingml/2006/main" noChangeAspect="1"/>
+            </wp:cNvGraphicFramePr>
+            <a:graphic xmlns:a="http://schemas.openxmlformats.org/drawingml/2006/main">
+              <a:graphicData uri="http://schemas.openxmlformats.org/drawingml/2006/picture">
+                <pic:pic xmlns:pic="http://schemas.openxmlformats.org/drawingml/2006/picture">
+                  <pic:nvPicPr>
+                    <pic:cNvPr id="1914251999" name=""/>
+                    <pic:cNvPicPr/>
+                  </pic:nvPicPr>
+                  <pic:blipFill>
+                    <a:blip r:embed="rId39"/>
+                    <a:stretch>
+                      <a:fillRect/>
+                    </a:stretch>
+                  </pic:blipFill>
+                  <pic:spPr>
+                    <a:xfrm>
+                      <a:off x="0" y="0"/>
+                      <a:ext cx="5400040" cy="5800725"/>
+                    </a:xfrm>
+                    <a:prstGeom prst="rect">
+                      <a:avLst/>
+                    </a:prstGeom>
+                  </pic:spPr>
+                </pic:pic>
+              </a:graphicData>
+            </a:graphic>
+          </wp:inline>
+        </w:drawing>
+      </w:r>
+    </w:p>
+    <w:p>
+      <w:pPr>
+        <w:pStyle w:val="Prrafodelista"/>
+        <w:ind w:left="567"/>
+      </w:pPr>
+    </w:p>
+    <w:p>
+      <w:pPr>
+        <w:pStyle w:val="Prrafodelista"/>
+        <w:ind w:left="567"/>
+      </w:pPr>
+      <w:r>
+        <w:lastRenderedPageBreak/>
+        <w:drawing>
+          <wp:inline distT="0" distB="0" distL="0" distR="0" wp14:anchorId="6A55ACCF" wp14:editId="1DB20308">
+            <wp:extent cx="5400040" cy="2907030"/>
+            <wp:effectExtent l="0" t="0" r="0" b="7620"/>
+            <wp:docPr id="206898449" name="Imagen 1"/>
+            <wp:cNvGraphicFramePr>
+              <a:graphicFrameLocks xmlns:a="http://schemas.openxmlformats.org/drawingml/2006/main" noChangeAspect="1"/>
+            </wp:cNvGraphicFramePr>
+            <a:graphic xmlns:a="http://schemas.openxmlformats.org/drawingml/2006/main">
+              <a:graphicData uri="http://schemas.openxmlformats.org/drawingml/2006/picture">
+                <pic:pic xmlns:pic="http://schemas.openxmlformats.org/drawingml/2006/picture">
+                  <pic:nvPicPr>
+                    <pic:cNvPr id="206898449" name=""/>
+                    <pic:cNvPicPr/>
+                  </pic:nvPicPr>
+                  <pic:blipFill>
+                    <a:blip r:embed="rId40"/>
+                    <a:stretch>
+                      <a:fillRect/>
+                    </a:stretch>
+                  </pic:blipFill>
+                  <pic:spPr>
+                    <a:xfrm>
+                      <a:off x="0" y="0"/>
+                      <a:ext cx="5400040" cy="2907030"/>
+                    </a:xfrm>
+                    <a:prstGeom prst="rect">
+                      <a:avLst/>
+                    </a:prstGeom>
+                  </pic:spPr>
+                </pic:pic>
+              </a:graphicData>
+            </a:graphic>
+          </wp:inline>
+        </w:drawing>
+      </w:r>
+    </w:p>
+    <w:p>
+      <w:pPr>
+        <w:pStyle w:val="Prrafodelista"/>
+        <w:ind w:left="567"/>
+      </w:pPr>
+    </w:p>
+    <w:p>
+      <w:pPr>
+        <w:pStyle w:val="Prrafodelista"/>
+        <w:ind w:left="567"/>
+      </w:pPr>
+      <w:r>
+        <w:t xml:space="preserve">Ahora nos dirigiremos a la carpeta </w:t>
+      </w:r>
+      <w:proofErr w:type="spellStart"/>
+      <w:r>
+        <w:t>html</w:t>
+      </w:r>
+      <w:proofErr w:type="spellEnd"/>
+      <w:r>
+        <w:t xml:space="preserve"> con el comando </w:t>
+      </w:r>
+      <w:r>
+        <w:rPr>
+          <w:b/>
+          <w:bCs/>
+        </w:rPr>
+        <w:t>cd /</w:t>
+      </w:r>
+      <w:proofErr w:type="spellStart"/>
+      <w:r>
+        <w:rPr>
+          <w:b/>
+          <w:bCs/>
+        </w:rPr>
+        <w:t>var</w:t>
+      </w:r>
+      <w:proofErr w:type="spellEnd"/>
+      <w:r>
+        <w:rPr>
+          <w:b/>
+          <w:bCs/>
+        </w:rPr>
+        <w:t>/www/</w:t>
+      </w:r>
+      <w:proofErr w:type="spellStart"/>
+      <w:r>
+        <w:rPr>
+          <w:b/>
+          <w:bCs/>
+        </w:rPr>
+        <w:t>html</w:t>
+      </w:r>
+      <w:proofErr w:type="spellEnd"/>
+      <w:r>
+        <w:rPr>
+          <w:b/>
+          <w:bCs/>
+        </w:rPr>
+        <w:t xml:space="preserve">/, </w:t>
+      </w:r>
+      <w:r>
+        <w:t xml:space="preserve">Introduciremos </w:t>
+      </w:r>
+      <w:r>
+        <w:t xml:space="preserve">aquí </w:t>
+      </w:r>
+      <w:r>
+        <w:t>los archivos .</w:t>
+      </w:r>
+      <w:proofErr w:type="spellStart"/>
+      <w:r>
+        <w:t>html</w:t>
+      </w:r>
+      <w:proofErr w:type="spellEnd"/>
+      <w:r>
+        <w:t>, .</w:t>
+      </w:r>
+      <w:proofErr w:type="spellStart"/>
+      <w:r>
+        <w:t>css</w:t>
+      </w:r>
+      <w:proofErr w:type="spellEnd"/>
+      <w:r>
+        <w:t>, .</w:t>
+      </w:r>
+      <w:proofErr w:type="spellStart"/>
+      <w:r>
+        <w:t>js</w:t>
+      </w:r>
+      <w:proofErr w:type="spellEnd"/>
+      <w:proofErr w:type="gramStart"/>
+      <w:r>
+        <w:t>, .</w:t>
+      </w:r>
+      <w:proofErr w:type="spellStart"/>
+      <w:r>
+        <w:t>json</w:t>
+      </w:r>
+      <w:proofErr w:type="spellEnd"/>
+      <w:proofErr w:type="gramEnd"/>
+      <w:r>
+        <w:t>… y todo lo relacionado con la página web para que apache lo</w:t>
+      </w:r>
+      <w:r>
+        <w:t xml:space="preserve"> detecte</w:t>
+      </w:r>
+    </w:p>
+    <w:p>
+      <w:pPr>
+        <w:pStyle w:val="Prrafodelista"/>
+        <w:ind w:left="567"/>
+      </w:pPr>
+      <w:r>
+        <w:drawing>
+          <wp:inline distT="0" distB="0" distL="0" distR="0" wp14:anchorId="78D44900" wp14:editId="49E05410">
+            <wp:extent cx="5400040" cy="1201420"/>
+            <wp:effectExtent l="0" t="0" r="0" b="0"/>
+            <wp:docPr id="1304500199" name="Imagen 1"/>
+            <wp:cNvGraphicFramePr>
+              <a:graphicFrameLocks xmlns:a="http://schemas.openxmlformats.org/drawingml/2006/main" noChangeAspect="1"/>
+            </wp:cNvGraphicFramePr>
+            <a:graphic xmlns:a="http://schemas.openxmlformats.org/drawingml/2006/main">
+              <a:graphicData uri="http://schemas.openxmlformats.org/drawingml/2006/picture">
+                <pic:pic xmlns:pic="http://schemas.openxmlformats.org/drawingml/2006/picture">
+                  <pic:nvPicPr>
+                    <pic:cNvPr id="1304500199" name=""/>
+                    <pic:cNvPicPr/>
+                  </pic:nvPicPr>
+                  <pic:blipFill>
+                    <a:blip r:embed="rId41"/>
+                    <a:stretch>
+                      <a:fillRect/>
+                    </a:stretch>
+                  </pic:blipFill>
+                  <pic:spPr>
+                    <a:xfrm>
+                      <a:off x="0" y="0"/>
+                      <a:ext cx="5400040" cy="1201420"/>
+                    </a:xfrm>
+                    <a:prstGeom prst="rect">
+                      <a:avLst/>
+                    </a:prstGeom>
+                  </pic:spPr>
+                </pic:pic>
+              </a:graphicData>
+            </a:graphic>
+          </wp:inline>
+        </w:drawing>
+      </w:r>
+    </w:p>
+    <w:p>
+      <w:pPr>
+        <w:pStyle w:val="Prrafodelista"/>
+        <w:ind w:left="567"/>
+      </w:pPr>
+    </w:p>
+    <w:p>
+      <w:pPr>
+        <w:pStyle w:val="Prrafodelista"/>
+        <w:ind w:left="567"/>
+      </w:pPr>
+      <w:r>
+        <w:t xml:space="preserve">Limitaremos los puertos a </w:t>
+      </w:r>
+      <w:r>
+        <w:t>solo los puertos 22 y 80</w:t>
+      </w:r>
+      <w:r>
+        <w:t xml:space="preserve"> y activaremos </w:t>
+      </w:r>
+      <w:proofErr w:type="spellStart"/>
+      <w:r>
+        <w:t>ufw</w:t>
+      </w:r>
+      <w:proofErr w:type="spellEnd"/>
+    </w:p>
+    <w:p>
+      <w:pPr>
+        <w:pStyle w:val="Prrafodelista"/>
+        <w:ind w:left="567"/>
+      </w:pPr>
+      <w:r>
+        <w:lastRenderedPageBreak/>
+        <w:drawing>
+          <wp:inline distT="0" distB="0" distL="0" distR="0" wp14:anchorId="6966858F" wp14:editId="263F2278">
+            <wp:extent cx="5400040" cy="5811520"/>
+            <wp:effectExtent l="0" t="0" r="0" b="0"/>
+            <wp:docPr id="1572888614" name="Imagen 45"/>
+            <wp:cNvGraphicFramePr>
+              <a:graphicFrameLocks xmlns:a="http://schemas.openxmlformats.org/drawingml/2006/main" noChangeAspect="1"/>
+            </wp:cNvGraphicFramePr>
+            <a:graphic xmlns:a="http://schemas.openxmlformats.org/drawingml/2006/main">
+              <a:graphicData uri="http://schemas.openxmlformats.org/drawingml/2006/picture">
+                <pic:pic xmlns:pic="http://schemas.openxmlformats.org/drawingml/2006/picture">
+                  <pic:nvPicPr>
+                    <pic:cNvPr id="0" name="Picture 68"/>
+                    <pic:cNvPicPr>
+                      <a:picLocks noChangeAspect="1" noChangeArrowheads="1"/>
+                    </pic:cNvPicPr>
+                  </pic:nvPicPr>
+                  <pic:blipFill>
+                    <a:blip r:embed="rId42">
+                      <a:extLst>
+                        <a:ext uri="{28A0092B-C50C-407E-A947-70E740481C1C}">
+                          <a14:useLocalDpi xmlns:a14="http://schemas.microsoft.com/office/drawing/2010/main" val="0"/>
+                        </a:ext>
+                      </a:extLst>
+                    </a:blip>
+                    <a:srcRect/>
+                    <a:stretch>
+                      <a:fillRect/>
+                    </a:stretch>
+                  </pic:blipFill>
+                  <pic:spPr bwMode="auto">
+                    <a:xfrm>
+                      <a:off x="0" y="0"/>
+                      <a:ext cx="5400040" cy="5811520"/>
+                    </a:xfrm>
+                    <a:prstGeom prst="rect">
+                      <a:avLst/>
+                    </a:prstGeom>
+                    <a:noFill/>
+                    <a:ln>
+                      <a:noFill/>
+                    </a:ln>
+                  </pic:spPr>
+                </pic:pic>
+              </a:graphicData>
+            </a:graphic>
+          </wp:inline>
+        </w:drawing>
+      </w:r>
+    </w:p>
+    <w:p>
+      <w:pPr>
+        <w:pStyle w:val="Prrafodelista"/>
+        <w:ind w:left="567"/>
+      </w:pPr>
+    </w:p>
+    <w:p>
+      <w:pPr>
+        <w:pStyle w:val="Prrafodelista"/>
+        <w:ind w:left="567"/>
+      </w:pPr>
+    </w:p>
+    <w:p>
+      <w:pPr>
+        <w:pStyle w:val="Prrafodelista"/>
+        <w:ind w:left="567"/>
+      </w:pPr>
+      <w:r>
+        <w:t>Crea</w:t>
+      </w:r>
+      <w:r>
+        <w:t>remos el usuario para OpenSSH</w:t>
+      </w:r>
+    </w:p>
+    <w:p>
+      <w:pPr>
+        <w:pStyle w:val="Prrafodelista"/>
+        <w:ind w:left="567"/>
+      </w:pPr>
+      <w:r>
+        <w:rPr>
+          <w:noProof/>
+        </w:rPr>
+        <w:lastRenderedPageBreak/>
+        <w:drawing>
+          <wp:inline distT="0" distB="0" distL="0" distR="0" wp14:anchorId="3C620BBC" wp14:editId="54AB0CE2">
+            <wp:extent cx="5400040" cy="5804535"/>
+            <wp:effectExtent l="0" t="0" r="0" b="5715"/>
+            <wp:docPr id="1732985533" name="Imagen 46"/>
+            <wp:cNvGraphicFramePr>
+              <a:graphicFrameLocks xmlns:a="http://schemas.openxmlformats.org/drawingml/2006/main" noChangeAspect="1"/>
+            </wp:cNvGraphicFramePr>
+            <a:graphic xmlns:a="http://schemas.openxmlformats.org/drawingml/2006/main">
+              <a:graphicData uri="http://schemas.openxmlformats.org/drawingml/2006/picture">
+                <pic:pic xmlns:pic="http://schemas.openxmlformats.org/drawingml/2006/picture">
+                  <pic:nvPicPr>
+                    <pic:cNvPr id="0" name="Picture 70"/>
+                    <pic:cNvPicPr>
+                      <a:picLocks noChangeAspect="1" noChangeArrowheads="1"/>
+                    </pic:cNvPicPr>
+                  </pic:nvPicPr>
+                  <pic:blipFill>
+                    <a:blip r:embed="rId43">
+                      <a:extLst>
+                        <a:ext uri="{28A0092B-C50C-407E-A947-70E740481C1C}">
+                          <a14:useLocalDpi xmlns:a14="http://schemas.microsoft.com/office/drawing/2010/main" val="0"/>
+                        </a:ext>
+                      </a:extLst>
+                    </a:blip>
+                    <a:srcRect/>
+                    <a:stretch>
+                      <a:fillRect/>
+                    </a:stretch>
+                  </pic:blipFill>
+                  <pic:spPr bwMode="auto">
+                    <a:xfrm>
+                      <a:off x="0" y="0"/>
+                      <a:ext cx="5400040" cy="5804535"/>
+                    </a:xfrm>
+                    <a:prstGeom prst="rect">
+                      <a:avLst/>
+                    </a:prstGeom>
+                    <a:noFill/>
+                    <a:ln>
+                      <a:noFill/>
+                    </a:ln>
+                  </pic:spPr>
+                </pic:pic>
+              </a:graphicData>
+            </a:graphic>
+          </wp:inline>
+        </w:drawing>
+      </w:r>
+    </w:p>
+    <w:p>
+      <w:pPr>
+        <w:pStyle w:val="Prrafodelista"/>
+        <w:ind w:left="567"/>
+      </w:pPr>
+    </w:p>
+    <w:p>
+      <w:pPr>
+        <w:pStyle w:val="Prrafodelista"/>
+        <w:ind w:left="567"/>
+      </w:pPr>
+    </w:p>
+    <w:p>
+      <w:pPr>
+        <w:pStyle w:val="Prrafodelista"/>
+        <w:ind w:left="567"/>
+      </w:pPr>
+      <w:r>
+        <w:t xml:space="preserve">Cambiaremos </w:t>
+      </w:r>
+      <w:r>
+        <w:t>el acceso a solo SFTP</w:t>
+      </w:r>
+    </w:p>
+    <w:p>
+      <w:pPr>
+        <w:pStyle w:val="Prrafodelista"/>
+        <w:ind w:left="567"/>
+      </w:pPr>
+      <w:r>
+        <w:drawing>
+          <wp:inline distT="0" distB="0" distL="0" distR="0" wp14:anchorId="6EAD9CF2" wp14:editId="7B983F53">
+            <wp:extent cx="5400040" cy="996315"/>
+            <wp:effectExtent l="0" t="0" r="0" b="0"/>
+            <wp:docPr id="1956349377" name="Imagen 1"/>
+            <wp:cNvGraphicFramePr>
+              <a:graphicFrameLocks xmlns:a="http://schemas.openxmlformats.org/drawingml/2006/main" noChangeAspect="1"/>
+            </wp:cNvGraphicFramePr>
+            <a:graphic xmlns:a="http://schemas.openxmlformats.org/drawingml/2006/main">
+              <a:graphicData uri="http://schemas.openxmlformats.org/drawingml/2006/picture">
+                <pic:pic xmlns:pic="http://schemas.openxmlformats.org/drawingml/2006/picture">
+                  <pic:nvPicPr>
+                    <pic:cNvPr id="1956349377" name=""/>
+                    <pic:cNvPicPr/>
+                  </pic:nvPicPr>
+                  <pic:blipFill>
+                    <a:blip r:embed="rId44"/>
+                    <a:stretch>
+                      <a:fillRect/>
+                    </a:stretch>
+                  </pic:blipFill>
+                  <pic:spPr>
+                    <a:xfrm>
+                      <a:off x="0" y="0"/>
+                      <a:ext cx="5400040" cy="996315"/>
+                    </a:xfrm>
+                    <a:prstGeom prst="rect">
+                      <a:avLst/>
+                    </a:prstGeom>
+                  </pic:spPr>
+                </pic:pic>
+              </a:graphicData>
+            </a:graphic>
+          </wp:inline>
+        </w:drawing>
+      </w:r>
+    </w:p>
+    <w:p>
+      <w:pPr>
+        <w:pStyle w:val="Prrafodelista"/>
+        <w:ind w:left="567"/>
+      </w:pPr>
+    </w:p>
+    <w:p>
+      <w:pPr>
+        <w:pStyle w:val="Prrafodelista"/>
+        <w:ind w:left="567"/>
+      </w:pPr>
+      <w:r>
+        <w:t>Le crearemos una carpeta y configuraremos los permisos</w:t>
+      </w:r>
+    </w:p>
+    <w:p>
+      <w:pPr>
+        <w:pStyle w:val="Prrafodelista"/>
+        <w:ind w:left="567"/>
+      </w:pPr>
+      <w:r>
+        <w:lastRenderedPageBreak/>
+        <w:drawing>
+          <wp:inline distT="0" distB="0" distL="0" distR="0" wp14:anchorId="66F30F54" wp14:editId="6E1D3BF6">
+            <wp:extent cx="5400040" cy="6082030"/>
+            <wp:effectExtent l="0" t="0" r="0" b="0"/>
+            <wp:docPr id="1208219426" name="Imagen 1"/>
+            <wp:cNvGraphicFramePr>
+              <a:graphicFrameLocks xmlns:a="http://schemas.openxmlformats.org/drawingml/2006/main" noChangeAspect="1"/>
+            </wp:cNvGraphicFramePr>
+            <a:graphic xmlns:a="http://schemas.openxmlformats.org/drawingml/2006/main">
+              <a:graphicData uri="http://schemas.openxmlformats.org/drawingml/2006/picture">
+                <pic:pic xmlns:pic="http://schemas.openxmlformats.org/drawingml/2006/picture">
+                  <pic:nvPicPr>
+                    <pic:cNvPr id="1208219426" name=""/>
+                    <pic:cNvPicPr/>
+                  </pic:nvPicPr>
+                  <pic:blipFill>
+                    <a:blip r:embed="rId45"/>
+                    <a:stretch>
+                      <a:fillRect/>
+                    </a:stretch>
+                  </pic:blipFill>
+                  <pic:spPr>
+                    <a:xfrm>
+                      <a:off x="0" y="0"/>
+                      <a:ext cx="5400040" cy="6082030"/>
+                    </a:xfrm>
+                    <a:prstGeom prst="rect">
+                      <a:avLst/>
+                    </a:prstGeom>
+                  </pic:spPr>
+                </pic:pic>
+              </a:graphicData>
+            </a:graphic>
+          </wp:inline>
+        </w:drawing>
+      </w:r>
+    </w:p>
+    <w:p>
+      <w:pPr>
+        <w:pStyle w:val="Prrafodelista"/>
+        <w:ind w:left="567"/>
+      </w:pPr>
+    </w:p>
+    <w:p>
+      <w:pPr>
+        <w:pStyle w:val="Prrafodelista"/>
+        <w:ind w:left="567"/>
+        <w:rPr>
+          <w:b/>
+          <w:bCs/>
+        </w:rPr>
+      </w:pPr>
+      <w:r>
+        <w:t>Introduciremos lo siguiente</w:t>
+      </w:r>
+      <w:r>
+        <w:t xml:space="preserve"> al final d</w:t>
+      </w:r>
+      <w:r>
+        <w:t xml:space="preserve">el archivo </w:t>
+      </w:r>
+      <w:proofErr w:type="spellStart"/>
+      <w:r>
+        <w:t>sshd_config</w:t>
+      </w:r>
+      <w:proofErr w:type="spellEnd"/>
+      <w:r>
+        <w:t xml:space="preserve"> con </w:t>
+      </w:r>
+      <w:r>
+        <w:rPr>
+          <w:b/>
+          <w:bCs/>
+        </w:rPr>
+        <w:t>sudo nano /</w:t>
+      </w:r>
+      <w:proofErr w:type="spellStart"/>
+      <w:r>
+        <w:rPr>
+          <w:b/>
+          <w:bCs/>
+        </w:rPr>
+        <w:t>etc</w:t>
+      </w:r>
+      <w:proofErr w:type="spellEnd"/>
+      <w:r>
+        <w:rPr>
+          <w:b/>
+          <w:bCs/>
+        </w:rPr>
+        <w:t>/</w:t>
+      </w:r>
+      <w:proofErr w:type="spellStart"/>
+      <w:r>
+        <w:rPr>
+          <w:b/>
+          <w:bCs/>
+        </w:rPr>
+        <w:t>ssh</w:t>
+      </w:r>
+      <w:proofErr w:type="spellEnd"/>
+      <w:r>
+        <w:rPr>
+          <w:b/>
+          <w:bCs/>
+        </w:rPr>
+        <w:t>/</w:t>
+      </w:r>
+      <w:proofErr w:type="spellStart"/>
+      <w:r>
+        <w:rPr>
+          <w:b/>
+          <w:bCs/>
+        </w:rPr>
+        <w:t>sshd_config</w:t>
+      </w:r>
+      <w:proofErr w:type="spellEnd"/>
+    </w:p>
+    <w:p>
+      <w:pPr>
+        <w:pStyle w:val="Prrafodelista"/>
+        <w:ind w:left="567"/>
+      </w:pPr>
+      <w:r>
+        <w:lastRenderedPageBreak/>
+        <w:drawing>
+          <wp:inline distT="0" distB="0" distL="0" distR="0" wp14:anchorId="216B11F2" wp14:editId="3367E816">
+            <wp:extent cx="5400040" cy="6082030"/>
+            <wp:effectExtent l="0" t="0" r="0" b="0"/>
+            <wp:docPr id="140139398" name="Imagen 1"/>
+            <wp:cNvGraphicFramePr>
+              <a:graphicFrameLocks xmlns:a="http://schemas.openxmlformats.org/drawingml/2006/main" noChangeAspect="1"/>
+            </wp:cNvGraphicFramePr>
+            <a:graphic xmlns:a="http://schemas.openxmlformats.org/drawingml/2006/main">
+              <a:graphicData uri="http://schemas.openxmlformats.org/drawingml/2006/picture">
+                <pic:pic xmlns:pic="http://schemas.openxmlformats.org/drawingml/2006/picture">
+                  <pic:nvPicPr>
+                    <pic:cNvPr id="140139398" name=""/>
+                    <pic:cNvPicPr/>
+                  </pic:nvPicPr>
+                  <pic:blipFill>
+                    <a:blip r:embed="rId46"/>
+                    <a:stretch>
+                      <a:fillRect/>
+                    </a:stretch>
+                  </pic:blipFill>
+                  <pic:spPr>
+                    <a:xfrm>
+                      <a:off x="0" y="0"/>
+                      <a:ext cx="5400040" cy="6082030"/>
+                    </a:xfrm>
+                    <a:prstGeom prst="rect">
+                      <a:avLst/>
+                    </a:prstGeom>
+                  </pic:spPr>
+                </pic:pic>
+              </a:graphicData>
+            </a:graphic>
+          </wp:inline>
+        </w:drawing>
+      </w:r>
+    </w:p>
+    <w:p>
+      <w:pPr>
+        <w:pStyle w:val="Prrafodelista"/>
+        <w:ind w:left="567"/>
+      </w:pPr>
+    </w:p>
+    <w:p>
+      <w:pPr>
+        <w:pStyle w:val="Prrafodelista"/>
+        <w:ind w:left="567"/>
+        <w:rPr>
+          <w:b/>
+          <w:bCs/>
+        </w:rPr>
+      </w:pPr>
+      <w:r>
+        <w:t xml:space="preserve">Ahora reiniciaremos </w:t>
+      </w:r>
+      <w:proofErr w:type="spellStart"/>
+      <w:r>
+        <w:t>ssh</w:t>
+      </w:r>
+      <w:proofErr w:type="spellEnd"/>
+      <w:r>
+        <w:t xml:space="preserve"> con </w:t>
+      </w:r>
+      <w:r>
+        <w:rPr>
+          <w:b/>
+          <w:bCs/>
+        </w:rPr>
+        <w:t xml:space="preserve">sudo </w:t>
+      </w:r>
+      <w:proofErr w:type="spellStart"/>
+      <w:r>
+        <w:rPr>
+          <w:b/>
+          <w:bCs/>
+        </w:rPr>
+        <w:t>systemctl</w:t>
+      </w:r>
+      <w:proofErr w:type="spellEnd"/>
+      <w:r>
+        <w:rPr>
+          <w:b/>
+          <w:bCs/>
+        </w:rPr>
+        <w:t xml:space="preserve"> </w:t>
+      </w:r>
+      <w:proofErr w:type="spellStart"/>
+      <w:r>
+        <w:rPr>
+          <w:b/>
+          <w:bCs/>
+        </w:rPr>
+        <w:t>restart</w:t>
+      </w:r>
+      <w:proofErr w:type="spellEnd"/>
+      <w:r>
+        <w:rPr>
+          <w:b/>
+          <w:bCs/>
+        </w:rPr>
+        <w:t xml:space="preserve"> </w:t>
+      </w:r>
+      <w:proofErr w:type="spellStart"/>
+      <w:r>
+        <w:rPr>
+          <w:b/>
+          <w:bCs/>
+        </w:rPr>
+        <w:t>ssh</w:t>
+      </w:r>
+      <w:proofErr w:type="spellEnd"/>
+    </w:p>
+    <w:p>
+      <w:pPr>
+        <w:pStyle w:val="Prrafodelista"/>
+        <w:ind w:left="567"/>
+      </w:pPr>
+      <w:r>
+        <w:lastRenderedPageBreak/>
+        <w:drawing>
+          <wp:inline distT="0" distB="0" distL="0" distR="0" wp14:anchorId="59A4629B" wp14:editId="2B47683F">
+            <wp:extent cx="5400040" cy="6069330"/>
+            <wp:effectExtent l="0" t="0" r="0" b="7620"/>
+            <wp:docPr id="550154784" name="Imagen 1"/>
+            <wp:cNvGraphicFramePr>
+              <a:graphicFrameLocks xmlns:a="http://schemas.openxmlformats.org/drawingml/2006/main" noChangeAspect="1"/>
+            </wp:cNvGraphicFramePr>
+            <a:graphic xmlns:a="http://schemas.openxmlformats.org/drawingml/2006/main">
+              <a:graphicData uri="http://schemas.openxmlformats.org/drawingml/2006/picture">
+                <pic:pic xmlns:pic="http://schemas.openxmlformats.org/drawingml/2006/picture">
+                  <pic:nvPicPr>
+                    <pic:cNvPr id="550154784" name=""/>
+                    <pic:cNvPicPr/>
+                  </pic:nvPicPr>
+                  <pic:blipFill>
+                    <a:blip r:embed="rId47"/>
+                    <a:stretch>
+                      <a:fillRect/>
+                    </a:stretch>
+                  </pic:blipFill>
+                  <pic:spPr>
+                    <a:xfrm>
+                      <a:off x="0" y="0"/>
+                      <a:ext cx="5400040" cy="6069330"/>
+                    </a:xfrm>
+                    <a:prstGeom prst="rect">
+                      <a:avLst/>
+                    </a:prstGeom>
+                  </pic:spPr>
+                </pic:pic>
+              </a:graphicData>
+            </a:graphic>
+          </wp:inline>
+        </w:drawing>
+      </w:r>
     </w:p>
     <w:sectPr>
-      <w:headerReference w:type="default" r:id="rId9"/>
+      <w:headerReference w:type="default" r:id="rId48"/>
+      <w:footerReference w:type="default" r:id="rId49"/>
       <w:pgSz w:w="11906" w:h="16838"/>
       <w:pgMar w:top="1417" w:right="1701" w:bottom="1417" w:left="1701" w:header="708" w:footer="708" w:gutter="0"/>
       <w:pgNumType w:start="0"/>
@@ -1606,6 +5134,122 @@
     </w:p>
   </w:endnote>
 </w:endnotes>
+</file>
+
+<file path=word/footer1.xml><?xml version="1.0" encoding="utf-8"?>
+<w:ftr xmlns:wpc="http://schemas.microsoft.com/office/word/2010/wordprocessingCanvas" xmlns:cx="http://schemas.microsoft.com/office/drawing/2014/chartex" xmlns:cx1="http://schemas.microsoft.com/office/drawing/2015/9/8/chartex" xmlns:cx2="http://schemas.microsoft.com/office/drawing/2015/10/21/chartex" xmlns:cx3="http://schemas.microsoft.com/office/drawing/2016/5/9/chartex" xmlns:cx4="http://schemas.microsoft.com/office/drawing/2016/5/10/chartex" xmlns:cx5="http://schemas.microsoft.com/office/drawing/2016/5/11/chartex" xmlns:cx6="http://schemas.microsoft.com/office/drawing/2016/5/12/chartex" xmlns:cx7="http://schemas.microsoft.com/office/drawing/2016/5/13/chartex" xmlns:cx8="http://schemas.microsoft.com/office/drawing/2016/5/14/chartex" xmlns:mc="http://schemas.openxmlformats.org/markup-compatibility/2006" xmlns:aink="http://schemas.microsoft.com/office/drawing/2016/ink" xmlns:am3d="http://schemas.microsoft.com/office/drawing/2017/model3d" xmlns:o="urn:schemas-microsoft-com:office:office" xmlns:oel="http://schemas.microsoft.com/office/2019/extlst" xmlns:r="http://schemas.openxmlformats.org/officeDocument/2006/relationships" xmlns:m="http://schemas.openxmlformats.org/officeDocument/2006/math" xmlns:v="urn:schemas-microsoft-com:vml" xmlns:wp14="http://schemas.microsoft.com/office/word/2010/wordprocessingDrawing" xmlns:wp="http://schemas.openxmlformats.org/drawingml/2006/wordprocessingDrawing" xmlns:w10="urn:schemas-microsoft-com:office:word" xmlns:w="http://schemas.openxmlformats.org/wordprocessingml/2006/main" xmlns:w14="http://schemas.microsoft.com/office/word/2010/wordml" xmlns:w15="http://schemas.microsoft.com/office/word/2012/wordml" xmlns:w16cex="http://schemas.microsoft.com/office/word/2018/wordml/cex" xmlns:w16cid="http://schemas.microsoft.com/office/word/2016/wordml/cid" xmlns:w16="http://schemas.microsoft.com/office/word/2018/wordml" xmlns:w16du="http://schemas.microsoft.com/office/word/2023/wordml/word16du" xmlns:w16sdtdh="http://schemas.microsoft.com/office/word/2020/wordml/sdtdatahash" xmlns:w16sdtfl="http://schemas.microsoft.com/office/word/2024/wordml/sdtformatlock" xmlns:w16se="http://schemas.microsoft.com/office/word/2015/wordml/symex" xmlns:wpg="http://schemas.microsoft.com/office/word/2010/wordprocessingGroup" xmlns:wpi="http://schemas.microsoft.com/office/word/2010/wordprocessingInk" xmlns:wne="http://schemas.microsoft.com/office/word/2006/wordml" xmlns:wps="http://schemas.microsoft.com/office/word/2010/wordprocessingShape" mc:Ignorable="w14 w15 w16se w16cid w16 w16cex w16sdtdh w16sdtfl w16du wp14">
+  <w:p>
+    <w:pPr>
+      <w:tabs>
+        <w:tab w:val="center" w:pos="4550"/>
+        <w:tab w:val="left" w:pos="5818"/>
+      </w:tabs>
+      <w:ind w:right="260"/>
+      <w:jc w:val="right"/>
+      <w:rPr>
+        <w:color w:val="071320" w:themeColor="text2" w:themeShade="80"/>
+        <w:sz w:val="24"/>
+      </w:rPr>
+    </w:pPr>
+    <w:r>
+      <w:rPr>
+        <w:color w:val="2C7FCE" w:themeColor="text2" w:themeTint="99"/>
+        <w:spacing w:val="60"/>
+        <w:sz w:val="24"/>
+      </w:rPr>
+      <w:t>Página</w:t>
+    </w:r>
+    <w:r>
+      <w:rPr>
+        <w:color w:val="2C7FCE" w:themeColor="text2" w:themeTint="99"/>
+        <w:sz w:val="24"/>
+      </w:rPr>
+      <w:t xml:space="preserve"> </w:t>
+    </w:r>
+    <w:r>
+      <w:rPr>
+        <w:color w:val="0A1D30" w:themeColor="text2" w:themeShade="BF"/>
+        <w:sz w:val="24"/>
+      </w:rPr>
+      <w:fldChar w:fldCharType="begin"/>
+    </w:r>
+    <w:r>
+      <w:rPr>
+        <w:color w:val="0A1D30" w:themeColor="text2" w:themeShade="BF"/>
+        <w:sz w:val="24"/>
+      </w:rPr>
+      <w:instrText>PAGE   \* MERGEFORMAT</w:instrText>
+    </w:r>
+    <w:r>
+      <w:rPr>
+        <w:color w:val="0A1D30" w:themeColor="text2" w:themeShade="BF"/>
+        <w:sz w:val="24"/>
+      </w:rPr>
+      <w:fldChar w:fldCharType="separate"/>
+    </w:r>
+    <w:r>
+      <w:rPr>
+        <w:color w:val="0A1D30" w:themeColor="text2" w:themeShade="BF"/>
+        <w:sz w:val="24"/>
+      </w:rPr>
+      <w:t>1</w:t>
+    </w:r>
+    <w:r>
+      <w:rPr>
+        <w:color w:val="0A1D30" w:themeColor="text2" w:themeShade="BF"/>
+        <w:sz w:val="24"/>
+      </w:rPr>
+      <w:fldChar w:fldCharType="end"/>
+    </w:r>
+    <w:r>
+      <w:rPr>
+        <w:color w:val="0A1D30" w:themeColor="text2" w:themeShade="BF"/>
+        <w:sz w:val="24"/>
+      </w:rPr>
+      <w:t xml:space="preserve"> | </w:t>
+    </w:r>
+    <w:r>
+      <w:rPr>
+        <w:color w:val="0A1D30" w:themeColor="text2" w:themeShade="BF"/>
+        <w:sz w:val="24"/>
+      </w:rPr>
+      <w:fldChar w:fldCharType="begin"/>
+    </w:r>
+    <w:r>
+      <w:rPr>
+        <w:color w:val="0A1D30" w:themeColor="text2" w:themeShade="BF"/>
+        <w:sz w:val="24"/>
+      </w:rPr>
+      <w:instrText>NUMPAGES  \* Arabic  \* MERGEFORMAT</w:instrText>
+    </w:r>
+    <w:r>
+      <w:rPr>
+        <w:color w:val="0A1D30" w:themeColor="text2" w:themeShade="BF"/>
+        <w:sz w:val="24"/>
+      </w:rPr>
+      <w:fldChar w:fldCharType="separate"/>
+    </w:r>
+    <w:r>
+      <w:rPr>
+        <w:color w:val="0A1D30" w:themeColor="text2" w:themeShade="BF"/>
+        <w:sz w:val="24"/>
+      </w:rPr>
+      <w:t>1</w:t>
+    </w:r>
+    <w:r>
+      <w:rPr>
+        <w:color w:val="0A1D30" w:themeColor="text2" w:themeShade="BF"/>
+        <w:sz w:val="24"/>
+      </w:rPr>
+      <w:fldChar w:fldCharType="end"/>
+    </w:r>
+  </w:p>
+  <w:p>
+    <w:pPr>
+      <w:pStyle w:val="Piedepgina"/>
+    </w:pPr>
+  </w:p>
+</w:ftr>
 </file>
 
 <file path=word/footnotes.xml><?xml version="1.0" encoding="utf-8"?>
@@ -1644,7 +5288,7 @@
         <w:noProof/>
       </w:rPr>
       <w:drawing>
-        <wp:anchor distT="0" distB="0" distL="114300" distR="114300" simplePos="0" relativeHeight="251661312" behindDoc="1" locked="0" layoutInCell="1" allowOverlap="0" wp14:anchorId="34215808" wp14:editId="7B72A915">
+        <wp:anchor distT="0" distB="0" distL="114300" distR="114300" simplePos="0" relativeHeight="251658241" behindDoc="1" locked="0" layoutInCell="1" allowOverlap="0" wp14:anchorId="34215808" wp14:editId="7B72A915">
           <wp:simplePos x="0" y="0"/>
           <wp:positionH relativeFrom="column">
             <wp:posOffset>4558665</wp:posOffset>
@@ -1693,7 +5337,7 @@
       <mc:AlternateContent>
         <mc:Choice Requires="wpg">
           <w:drawing>
-            <wp:anchor distT="0" distB="0" distL="114300" distR="114300" simplePos="0" relativeHeight="251659264" behindDoc="1" locked="0" layoutInCell="1" allowOverlap="1" wp14:anchorId="75BE4DA2" wp14:editId="69936C9D">
+            <wp:anchor distT="0" distB="0" distL="114300" distR="114300" simplePos="0" relativeHeight="251658240" behindDoc="1" locked="0" layoutInCell="1" allowOverlap="1" wp14:anchorId="75BE4DA2" wp14:editId="69936C9D">
               <wp:simplePos x="0" y="0"/>
               <wp:positionH relativeFrom="column">
                 <wp:posOffset>-670560</wp:posOffset>
@@ -1789,7 +5433,7 @@
         </mc:Choice>
         <mc:Fallback>
           <w:pict>
-            <v:group w14:anchorId="75BE4DA2" id="Group 2111" o:spid="_x0000_s1032" style="position:absolute;margin-left:-52.8pt;margin-top:-24.9pt;width:140.3pt;height:49.25pt;z-index:-251657216;mso-width-relative:margin;mso-height-relative:margin" coordsize="15341,3971" o:gfxdata="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">
+            <v:group w14:anchorId="75BE4DA2" id="Group 2111" o:spid="_x0000_s1032" style="position:absolute;margin-left:-52.8pt;margin-top:-24.9pt;width:140.3pt;height:49.25pt;z-index:-251658240;mso-width-relative:margin;mso-height-relative:margin" coordsize="15341,3971" o:gfxdata="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">
               <v:rect id="Rectangle 10" o:spid="_x0000_s1033" style="position:absolute;left:6888;width:309;height:1855;visibility:visible;mso-wrap-style:square;v-text-anchor:top" o:gfxdata="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" filled="f" stroked="f">
                 <v:textbox inset="0,0,0,0">
                   <w:txbxContent>
@@ -1852,6 +5496,660 @@
 <file path=word/numbering.xml><?xml version="1.0" encoding="utf-8"?>
 <w:numbering xmlns:wpc="http://schemas.microsoft.com/office/word/2010/wordprocessingCanvas" xmlns:cx="http://schemas.microsoft.com/office/drawing/2014/chartex" xmlns:cx1="http://schemas.microsoft.com/office/drawing/2015/9/8/chartex" xmlns:cx2="http://schemas.microsoft.com/office/drawing/2015/10/21/chartex" xmlns:cx3="http://schemas.microsoft.com/office/drawing/2016/5/9/chartex" xmlns:cx4="http://schemas.microsoft.com/office/drawing/2016/5/10/chartex" xmlns:cx5="http://schemas.microsoft.com/office/drawing/2016/5/11/chartex" xmlns:cx6="http://schemas.microsoft.com/office/drawing/2016/5/12/chartex" xmlns:cx7="http://schemas.microsoft.com/office/drawing/2016/5/13/chartex" xmlns:cx8="http://schemas.microsoft.com/office/drawing/2016/5/14/chartex" xmlns:mc="http://schemas.openxmlformats.org/markup-compatibility/2006" xmlns:aink="http://schemas.microsoft.com/office/drawing/2016/ink" xmlns:am3d="http://schemas.microsoft.com/office/drawing/2017/model3d" xmlns:o="urn:schemas-microsoft-com:office:office" xmlns:oel="http://schemas.microsoft.com/office/2019/extlst" xmlns:r="http://schemas.openxmlformats.org/officeDocument/2006/relationships" xmlns:m="http://schemas.openxmlformats.org/officeDocument/2006/math" xmlns:v="urn:schemas-microsoft-com:vml" xmlns:wp14="http://schemas.microsoft.com/office/word/2010/wordprocessingDrawing" xmlns:wp="http://schemas.openxmlformats.org/drawingml/2006/wordprocessingDrawing" xmlns:w10="urn:schemas-microsoft-com:office:word" xmlns:w="http://schemas.openxmlformats.org/wordprocessingml/2006/main" xmlns:w14="http://schemas.microsoft.com/office/word/2010/wordml" xmlns:w15="http://schemas.microsoft.com/office/word/2012/wordml" xmlns:w16cex="http://schemas.microsoft.com/office/word/2018/wordml/cex" xmlns:w16cid="http://schemas.microsoft.com/office/word/2016/wordml/cid" xmlns:w16="http://schemas.microsoft.com/office/word/2018/wordml" xmlns:w16du="http://schemas.microsoft.com/office/word/2023/wordml/word16du" xmlns:w16sdtdh="http://schemas.microsoft.com/office/word/2020/wordml/sdtdatahash" xmlns:w16sdtfl="http://schemas.microsoft.com/office/word/2024/wordml/sdtformatlock" xmlns:w16se="http://schemas.microsoft.com/office/word/2015/wordml/symex" xmlns:wpg="http://schemas.microsoft.com/office/word/2010/wordprocessingGroup" xmlns:wpi="http://schemas.microsoft.com/office/word/2010/wordprocessingInk" xmlns:wne="http://schemas.microsoft.com/office/word/2006/wordml" xmlns:wps="http://schemas.microsoft.com/office/word/2010/wordprocessingShape" mc:Ignorable="w14 w15 w16se w16cid w16 w16cex w16sdtdh w16sdtfl w16du wp14">
   <w:abstractNum w:abstractNumId="0" w15:restartNumberingAfterBreak="0">
+    <w:nsid w:val="00766215"/>
+    <w:multiLevelType w:val="multilevel"/>
+    <w:tmpl w:val="AC6AE95A"/>
+    <w:lvl w:ilvl="0">
+      <w:start w:val="1"/>
+      <w:numFmt w:val="decimal"/>
+      <w:lvlText w:val="%1."/>
+      <w:lvlJc w:val="left"/>
+      <w:pPr>
+        <w:ind w:left="2484" w:hanging="360"/>
+      </w:pPr>
+      <w:rPr>
+        <w:rFonts w:hint="default"/>
+      </w:rPr>
+    </w:lvl>
+    <w:lvl w:ilvl="1">
+      <w:start w:val="1"/>
+      <w:numFmt w:val="decimal"/>
+      <w:lvlText w:val="%1.%2."/>
+      <w:lvlJc w:val="left"/>
+      <w:pPr>
+        <w:ind w:left="3564" w:hanging="360"/>
+      </w:pPr>
+      <w:rPr>
+        <w:rFonts w:hint="default"/>
+      </w:rPr>
+    </w:lvl>
+    <w:lvl w:ilvl="2">
+      <w:start w:val="1"/>
+      <w:numFmt w:val="decimal"/>
+      <w:lvlText w:val="%1.%2.%3."/>
+      <w:lvlJc w:val="left"/>
+      <w:pPr>
+        <w:ind w:left="5004" w:hanging="720"/>
+      </w:pPr>
+      <w:rPr>
+        <w:rFonts w:hint="default"/>
+      </w:rPr>
+    </w:lvl>
+    <w:lvl w:ilvl="3">
+      <w:start w:val="1"/>
+      <w:numFmt w:val="decimal"/>
+      <w:lvlText w:val="%1.%2.%3.%4."/>
+      <w:lvlJc w:val="left"/>
+      <w:pPr>
+        <w:ind w:left="6084" w:hanging="720"/>
+      </w:pPr>
+      <w:rPr>
+        <w:rFonts w:hint="default"/>
+      </w:rPr>
+    </w:lvl>
+    <w:lvl w:ilvl="4">
+      <w:start w:val="1"/>
+      <w:numFmt w:val="decimal"/>
+      <w:lvlText w:val="%1.%2.%3.%4.%5."/>
+      <w:lvlJc w:val="left"/>
+      <w:pPr>
+        <w:ind w:left="7524" w:hanging="1080"/>
+      </w:pPr>
+      <w:rPr>
+        <w:rFonts w:hint="default"/>
+      </w:rPr>
+    </w:lvl>
+    <w:lvl w:ilvl="5">
+      <w:start w:val="1"/>
+      <w:numFmt w:val="decimal"/>
+      <w:lvlText w:val="%1.%2.%3.%4.%5.%6."/>
+      <w:lvlJc w:val="left"/>
+      <w:pPr>
+        <w:ind w:left="8604" w:hanging="1080"/>
+      </w:pPr>
+      <w:rPr>
+        <w:rFonts w:hint="default"/>
+      </w:rPr>
+    </w:lvl>
+    <w:lvl w:ilvl="6">
+      <w:start w:val="1"/>
+      <w:numFmt w:val="decimal"/>
+      <w:lvlText w:val="%1.%2.%3.%4.%5.%6.%7."/>
+      <w:lvlJc w:val="left"/>
+      <w:pPr>
+        <w:ind w:left="10044" w:hanging="1440"/>
+      </w:pPr>
+      <w:rPr>
+        <w:rFonts w:hint="default"/>
+      </w:rPr>
+    </w:lvl>
+    <w:lvl w:ilvl="7">
+      <w:start w:val="1"/>
+      <w:numFmt w:val="decimal"/>
+      <w:lvlText w:val="%1.%2.%3.%4.%5.%6.%7.%8."/>
+      <w:lvlJc w:val="left"/>
+      <w:pPr>
+        <w:ind w:left="11124" w:hanging="1440"/>
+      </w:pPr>
+      <w:rPr>
+        <w:rFonts w:hint="default"/>
+      </w:rPr>
+    </w:lvl>
+    <w:lvl w:ilvl="8">
+      <w:start w:val="1"/>
+      <w:numFmt w:val="decimal"/>
+      <w:lvlText w:val="%1.%2.%3.%4.%5.%6.%7.%8.%9."/>
+      <w:lvlJc w:val="left"/>
+      <w:pPr>
+        <w:ind w:left="12564" w:hanging="1800"/>
+      </w:pPr>
+      <w:rPr>
+        <w:rFonts w:hint="default"/>
+      </w:rPr>
+    </w:lvl>
+  </w:abstractNum>
+  <w:abstractNum w:abstractNumId="1" w15:restartNumberingAfterBreak="0">
+    <w:nsid w:val="00F3070A"/>
+    <w:multiLevelType w:val="multilevel"/>
+    <w:tmpl w:val="AC6AE95A"/>
+    <w:lvl w:ilvl="0">
+      <w:start w:val="1"/>
+      <w:numFmt w:val="decimal"/>
+      <w:lvlText w:val="%1."/>
+      <w:lvlJc w:val="left"/>
+      <w:pPr>
+        <w:ind w:left="3192" w:hanging="360"/>
+      </w:pPr>
+      <w:rPr>
+        <w:rFonts w:hint="default"/>
+      </w:rPr>
+    </w:lvl>
+    <w:lvl w:ilvl="1">
+      <w:start w:val="1"/>
+      <w:numFmt w:val="decimal"/>
+      <w:lvlText w:val="%1.%2."/>
+      <w:lvlJc w:val="left"/>
+      <w:pPr>
+        <w:ind w:left="4272" w:hanging="360"/>
+      </w:pPr>
+      <w:rPr>
+        <w:rFonts w:hint="default"/>
+      </w:rPr>
+    </w:lvl>
+    <w:lvl w:ilvl="2">
+      <w:start w:val="1"/>
+      <w:numFmt w:val="decimal"/>
+      <w:lvlText w:val="%1.%2.%3."/>
+      <w:lvlJc w:val="left"/>
+      <w:pPr>
+        <w:ind w:left="5712" w:hanging="720"/>
+      </w:pPr>
+      <w:rPr>
+        <w:rFonts w:hint="default"/>
+      </w:rPr>
+    </w:lvl>
+    <w:lvl w:ilvl="3">
+      <w:start w:val="1"/>
+      <w:numFmt w:val="decimal"/>
+      <w:lvlText w:val="%1.%2.%3.%4."/>
+      <w:lvlJc w:val="left"/>
+      <w:pPr>
+        <w:ind w:left="6792" w:hanging="720"/>
+      </w:pPr>
+      <w:rPr>
+        <w:rFonts w:hint="default"/>
+      </w:rPr>
+    </w:lvl>
+    <w:lvl w:ilvl="4">
+      <w:start w:val="1"/>
+      <w:numFmt w:val="decimal"/>
+      <w:lvlText w:val="%1.%2.%3.%4.%5."/>
+      <w:lvlJc w:val="left"/>
+      <w:pPr>
+        <w:ind w:left="8232" w:hanging="1080"/>
+      </w:pPr>
+      <w:rPr>
+        <w:rFonts w:hint="default"/>
+      </w:rPr>
+    </w:lvl>
+    <w:lvl w:ilvl="5">
+      <w:start w:val="1"/>
+      <w:numFmt w:val="decimal"/>
+      <w:lvlText w:val="%1.%2.%3.%4.%5.%6."/>
+      <w:lvlJc w:val="left"/>
+      <w:pPr>
+        <w:ind w:left="9312" w:hanging="1080"/>
+      </w:pPr>
+      <w:rPr>
+        <w:rFonts w:hint="default"/>
+      </w:rPr>
+    </w:lvl>
+    <w:lvl w:ilvl="6">
+      <w:start w:val="1"/>
+      <w:numFmt w:val="decimal"/>
+      <w:lvlText w:val="%1.%2.%3.%4.%5.%6.%7."/>
+      <w:lvlJc w:val="left"/>
+      <w:pPr>
+        <w:ind w:left="10752" w:hanging="1440"/>
+      </w:pPr>
+      <w:rPr>
+        <w:rFonts w:hint="default"/>
+      </w:rPr>
+    </w:lvl>
+    <w:lvl w:ilvl="7">
+      <w:start w:val="1"/>
+      <w:numFmt w:val="decimal"/>
+      <w:lvlText w:val="%1.%2.%3.%4.%5.%6.%7.%8."/>
+      <w:lvlJc w:val="left"/>
+      <w:pPr>
+        <w:ind w:left="11832" w:hanging="1440"/>
+      </w:pPr>
+      <w:rPr>
+        <w:rFonts w:hint="default"/>
+      </w:rPr>
+    </w:lvl>
+    <w:lvl w:ilvl="8">
+      <w:start w:val="1"/>
+      <w:numFmt w:val="decimal"/>
+      <w:lvlText w:val="%1.%2.%3.%4.%5.%6.%7.%8.%9."/>
+      <w:lvlJc w:val="left"/>
+      <w:pPr>
+        <w:ind w:left="13272" w:hanging="1800"/>
+      </w:pPr>
+      <w:rPr>
+        <w:rFonts w:hint="default"/>
+      </w:rPr>
+    </w:lvl>
+  </w:abstractNum>
+  <w:abstractNum w:abstractNumId="2" w15:restartNumberingAfterBreak="0">
+    <w:nsid w:val="167D6869"/>
+    <w:multiLevelType w:val="multilevel"/>
+    <w:tmpl w:val="AC6AE95A"/>
+    <w:lvl w:ilvl="0">
+      <w:start w:val="1"/>
+      <w:numFmt w:val="decimal"/>
+      <w:lvlText w:val="%1."/>
+      <w:lvlJc w:val="left"/>
+      <w:pPr>
+        <w:ind w:left="360" w:hanging="360"/>
+      </w:pPr>
+      <w:rPr>
+        <w:rFonts w:hint="default"/>
+      </w:rPr>
+    </w:lvl>
+    <w:lvl w:ilvl="1">
+      <w:start w:val="1"/>
+      <w:numFmt w:val="decimal"/>
+      <w:lvlText w:val="%1.%2."/>
+      <w:lvlJc w:val="left"/>
+      <w:pPr>
+        <w:ind w:left="1440" w:hanging="360"/>
+      </w:pPr>
+      <w:rPr>
+        <w:rFonts w:hint="default"/>
+      </w:rPr>
+    </w:lvl>
+    <w:lvl w:ilvl="2">
+      <w:start w:val="1"/>
+      <w:numFmt w:val="decimal"/>
+      <w:lvlText w:val="%1.%2.%3."/>
+      <w:lvlJc w:val="left"/>
+      <w:pPr>
+        <w:ind w:left="2880" w:hanging="720"/>
+      </w:pPr>
+      <w:rPr>
+        <w:rFonts w:hint="default"/>
+      </w:rPr>
+    </w:lvl>
+    <w:lvl w:ilvl="3">
+      <w:start w:val="1"/>
+      <w:numFmt w:val="decimal"/>
+      <w:lvlText w:val="%1.%2.%3.%4."/>
+      <w:lvlJc w:val="left"/>
+      <w:pPr>
+        <w:ind w:left="3960" w:hanging="720"/>
+      </w:pPr>
+      <w:rPr>
+        <w:rFonts w:hint="default"/>
+      </w:rPr>
+    </w:lvl>
+    <w:lvl w:ilvl="4">
+      <w:start w:val="1"/>
+      <w:numFmt w:val="decimal"/>
+      <w:lvlText w:val="%1.%2.%3.%4.%5."/>
+      <w:lvlJc w:val="left"/>
+      <w:pPr>
+        <w:ind w:left="5400" w:hanging="1080"/>
+      </w:pPr>
+      <w:rPr>
+        <w:rFonts w:hint="default"/>
+      </w:rPr>
+    </w:lvl>
+    <w:lvl w:ilvl="5">
+      <w:start w:val="1"/>
+      <w:numFmt w:val="decimal"/>
+      <w:lvlText w:val="%1.%2.%3.%4.%5.%6."/>
+      <w:lvlJc w:val="left"/>
+      <w:pPr>
+        <w:ind w:left="6480" w:hanging="1080"/>
+      </w:pPr>
+      <w:rPr>
+        <w:rFonts w:hint="default"/>
+      </w:rPr>
+    </w:lvl>
+    <w:lvl w:ilvl="6">
+      <w:start w:val="1"/>
+      <w:numFmt w:val="decimal"/>
+      <w:lvlText w:val="%1.%2.%3.%4.%5.%6.%7."/>
+      <w:lvlJc w:val="left"/>
+      <w:pPr>
+        <w:ind w:left="7920" w:hanging="1440"/>
+      </w:pPr>
+      <w:rPr>
+        <w:rFonts w:hint="default"/>
+      </w:rPr>
+    </w:lvl>
+    <w:lvl w:ilvl="7">
+      <w:start w:val="1"/>
+      <w:numFmt w:val="decimal"/>
+      <w:lvlText w:val="%1.%2.%3.%4.%5.%6.%7.%8."/>
+      <w:lvlJc w:val="left"/>
+      <w:pPr>
+        <w:ind w:left="9000" w:hanging="1440"/>
+      </w:pPr>
+      <w:rPr>
+        <w:rFonts w:hint="default"/>
+      </w:rPr>
+    </w:lvl>
+    <w:lvl w:ilvl="8">
+      <w:start w:val="1"/>
+      <w:numFmt w:val="decimal"/>
+      <w:lvlText w:val="%1.%2.%3.%4.%5.%6.%7.%8.%9."/>
+      <w:lvlJc w:val="left"/>
+      <w:pPr>
+        <w:ind w:left="10440" w:hanging="1800"/>
+      </w:pPr>
+      <w:rPr>
+        <w:rFonts w:hint="default"/>
+      </w:rPr>
+    </w:lvl>
+  </w:abstractNum>
+  <w:abstractNum w:abstractNumId="3" w15:restartNumberingAfterBreak="0">
+    <w:nsid w:val="1CE521C0"/>
+    <w:multiLevelType w:val="multilevel"/>
+    <w:tmpl w:val="AC6AE95A"/>
+    <w:lvl w:ilvl="0">
+      <w:start w:val="1"/>
+      <w:numFmt w:val="decimal"/>
+      <w:lvlText w:val="%1."/>
+      <w:lvlJc w:val="left"/>
+      <w:pPr>
+        <w:ind w:left="360" w:hanging="360"/>
+      </w:pPr>
+      <w:rPr>
+        <w:rFonts w:hint="default"/>
+      </w:rPr>
+    </w:lvl>
+    <w:lvl w:ilvl="1">
+      <w:start w:val="1"/>
+      <w:numFmt w:val="decimal"/>
+      <w:lvlText w:val="%1.%2."/>
+      <w:lvlJc w:val="left"/>
+      <w:pPr>
+        <w:ind w:left="1440" w:hanging="360"/>
+      </w:pPr>
+      <w:rPr>
+        <w:rFonts w:hint="default"/>
+      </w:rPr>
+    </w:lvl>
+    <w:lvl w:ilvl="2">
+      <w:start w:val="1"/>
+      <w:numFmt w:val="decimal"/>
+      <w:lvlText w:val="%1.%2.%3."/>
+      <w:lvlJc w:val="left"/>
+      <w:pPr>
+        <w:ind w:left="2880" w:hanging="720"/>
+      </w:pPr>
+      <w:rPr>
+        <w:rFonts w:hint="default"/>
+      </w:rPr>
+    </w:lvl>
+    <w:lvl w:ilvl="3">
+      <w:start w:val="1"/>
+      <w:numFmt w:val="decimal"/>
+      <w:lvlText w:val="%1.%2.%3.%4."/>
+      <w:lvlJc w:val="left"/>
+      <w:pPr>
+        <w:ind w:left="3960" w:hanging="720"/>
+      </w:pPr>
+      <w:rPr>
+        <w:rFonts w:hint="default"/>
+      </w:rPr>
+    </w:lvl>
+    <w:lvl w:ilvl="4">
+      <w:start w:val="1"/>
+      <w:numFmt w:val="decimal"/>
+      <w:lvlText w:val="%1.%2.%3.%4.%5."/>
+      <w:lvlJc w:val="left"/>
+      <w:pPr>
+        <w:ind w:left="5400" w:hanging="1080"/>
+      </w:pPr>
+      <w:rPr>
+        <w:rFonts w:hint="default"/>
+      </w:rPr>
+    </w:lvl>
+    <w:lvl w:ilvl="5">
+      <w:start w:val="1"/>
+      <w:numFmt w:val="decimal"/>
+      <w:lvlText w:val="%1.%2.%3.%4.%5.%6."/>
+      <w:lvlJc w:val="left"/>
+      <w:pPr>
+        <w:ind w:left="6480" w:hanging="1080"/>
+      </w:pPr>
+      <w:rPr>
+        <w:rFonts w:hint="default"/>
+      </w:rPr>
+    </w:lvl>
+    <w:lvl w:ilvl="6">
+      <w:start w:val="1"/>
+      <w:numFmt w:val="decimal"/>
+      <w:lvlText w:val="%1.%2.%3.%4.%5.%6.%7."/>
+      <w:lvlJc w:val="left"/>
+      <w:pPr>
+        <w:ind w:left="7920" w:hanging="1440"/>
+      </w:pPr>
+      <w:rPr>
+        <w:rFonts w:hint="default"/>
+      </w:rPr>
+    </w:lvl>
+    <w:lvl w:ilvl="7">
+      <w:start w:val="1"/>
+      <w:numFmt w:val="decimal"/>
+      <w:lvlText w:val="%1.%2.%3.%4.%5.%6.%7.%8."/>
+      <w:lvlJc w:val="left"/>
+      <w:pPr>
+        <w:ind w:left="9000" w:hanging="1440"/>
+      </w:pPr>
+      <w:rPr>
+        <w:rFonts w:hint="default"/>
+      </w:rPr>
+    </w:lvl>
+    <w:lvl w:ilvl="8">
+      <w:start w:val="1"/>
+      <w:numFmt w:val="decimal"/>
+      <w:lvlText w:val="%1.%2.%3.%4.%5.%6.%7.%8.%9."/>
+      <w:lvlJc w:val="left"/>
+      <w:pPr>
+        <w:ind w:left="10440" w:hanging="1800"/>
+      </w:pPr>
+      <w:rPr>
+        <w:rFonts w:hint="default"/>
+      </w:rPr>
+    </w:lvl>
+  </w:abstractNum>
+  <w:abstractNum w:abstractNumId="4" w15:restartNumberingAfterBreak="0">
+    <w:nsid w:val="448015C8"/>
+    <w:multiLevelType w:val="hybridMultilevel"/>
+    <w:tmpl w:val="ED988A3C"/>
+    <w:lvl w:ilvl="0" w:tplc="0C0A000F">
+      <w:start w:val="1"/>
+      <w:numFmt w:val="decimal"/>
+      <w:lvlText w:val="%1."/>
+      <w:lvlJc w:val="left"/>
+      <w:pPr>
+        <w:ind w:left="720" w:hanging="360"/>
+      </w:pPr>
+      <w:rPr>
+        <w:rFonts w:hint="default"/>
+      </w:rPr>
+    </w:lvl>
+    <w:lvl w:ilvl="1" w:tplc="0C0A0019">
+      <w:start w:val="1"/>
+      <w:numFmt w:val="lowerLetter"/>
+      <w:lvlText w:val="%2."/>
+      <w:lvlJc w:val="left"/>
+      <w:pPr>
+        <w:ind w:left="1440" w:hanging="360"/>
+      </w:pPr>
+    </w:lvl>
+    <w:lvl w:ilvl="2" w:tplc="0C0A001B">
+      <w:start w:val="1"/>
+      <w:numFmt w:val="lowerRoman"/>
+      <w:lvlText w:val="%3."/>
+      <w:lvlJc w:val="right"/>
+      <w:pPr>
+        <w:ind w:left="2160" w:hanging="180"/>
+      </w:pPr>
+    </w:lvl>
+    <w:lvl w:ilvl="3" w:tplc="0C0A000F" w:tentative="1">
+      <w:start w:val="1"/>
+      <w:numFmt w:val="decimal"/>
+      <w:lvlText w:val="%4."/>
+      <w:lvlJc w:val="left"/>
+      <w:pPr>
+        <w:ind w:left="2880" w:hanging="360"/>
+      </w:pPr>
+    </w:lvl>
+    <w:lvl w:ilvl="4" w:tplc="0C0A0019" w:tentative="1">
+      <w:start w:val="1"/>
+      <w:numFmt w:val="lowerLetter"/>
+      <w:lvlText w:val="%5."/>
+      <w:lvlJc w:val="left"/>
+      <w:pPr>
+        <w:ind w:left="3600" w:hanging="360"/>
+      </w:pPr>
+    </w:lvl>
+    <w:lvl w:ilvl="5" w:tplc="0C0A001B" w:tentative="1">
+      <w:start w:val="1"/>
+      <w:numFmt w:val="lowerRoman"/>
+      <w:lvlText w:val="%6."/>
+      <w:lvlJc w:val="right"/>
+      <w:pPr>
+        <w:ind w:left="4320" w:hanging="180"/>
+      </w:pPr>
+    </w:lvl>
+    <w:lvl w:ilvl="6" w:tplc="0C0A000F" w:tentative="1">
+      <w:start w:val="1"/>
+      <w:numFmt w:val="decimal"/>
+      <w:lvlText w:val="%7."/>
+      <w:lvlJc w:val="left"/>
+      <w:pPr>
+        <w:ind w:left="5040" w:hanging="360"/>
+      </w:pPr>
+    </w:lvl>
+    <w:lvl w:ilvl="7" w:tplc="0C0A0019" w:tentative="1">
+      <w:start w:val="1"/>
+      <w:numFmt w:val="lowerLetter"/>
+      <w:lvlText w:val="%8."/>
+      <w:lvlJc w:val="left"/>
+      <w:pPr>
+        <w:ind w:left="5760" w:hanging="360"/>
+      </w:pPr>
+    </w:lvl>
+    <w:lvl w:ilvl="8" w:tplc="0C0A001B" w:tentative="1">
+      <w:start w:val="1"/>
+      <w:numFmt w:val="lowerRoman"/>
+      <w:lvlText w:val="%9."/>
+      <w:lvlJc w:val="right"/>
+      <w:pPr>
+        <w:ind w:left="6480" w:hanging="180"/>
+      </w:pPr>
+    </w:lvl>
+  </w:abstractNum>
+  <w:abstractNum w:abstractNumId="5" w15:restartNumberingAfterBreak="0">
+    <w:nsid w:val="497E1E4A"/>
+    <w:multiLevelType w:val="multilevel"/>
+    <w:tmpl w:val="8A22CF0C"/>
+    <w:lvl w:ilvl="0">
+      <w:start w:val="1"/>
+      <w:numFmt w:val="decimal"/>
+      <w:lvlText w:val="%1."/>
+      <w:lvlJc w:val="left"/>
+      <w:pPr>
+        <w:ind w:left="360" w:hanging="360"/>
+      </w:pPr>
+      <w:rPr>
+        <w:rFonts w:hint="default"/>
+      </w:rPr>
+    </w:lvl>
+    <w:lvl w:ilvl="1">
+      <w:start w:val="1"/>
+      <w:numFmt w:val="decimal"/>
+      <w:lvlText w:val="%1.%2."/>
+      <w:lvlJc w:val="left"/>
+      <w:pPr>
+        <w:ind w:left="720" w:hanging="360"/>
+      </w:pPr>
+      <w:rPr>
+        <w:rFonts w:hint="default"/>
+      </w:rPr>
+    </w:lvl>
+    <w:lvl w:ilvl="2">
+      <w:start w:val="1"/>
+      <w:numFmt w:val="decimal"/>
+      <w:lvlText w:val="%1.%2.%3."/>
+      <w:lvlJc w:val="left"/>
+      <w:pPr>
+        <w:ind w:left="1440" w:hanging="720"/>
+      </w:pPr>
+      <w:rPr>
+        <w:rFonts w:hint="default"/>
+      </w:rPr>
+    </w:lvl>
+    <w:lvl w:ilvl="3">
+      <w:start w:val="1"/>
+      <w:numFmt w:val="decimal"/>
+      <w:lvlText w:val="%1.%2.%3.%4."/>
+      <w:lvlJc w:val="left"/>
+      <w:pPr>
+        <w:ind w:left="1800" w:hanging="720"/>
+      </w:pPr>
+      <w:rPr>
+        <w:rFonts w:hint="default"/>
+      </w:rPr>
+    </w:lvl>
+    <w:lvl w:ilvl="4">
+      <w:start w:val="1"/>
+      <w:numFmt w:val="decimal"/>
+      <w:lvlText w:val="%1.%2.%3.%4.%5."/>
+      <w:lvlJc w:val="left"/>
+      <w:pPr>
+        <w:ind w:left="2520" w:hanging="1080"/>
+      </w:pPr>
+      <w:rPr>
+        <w:rFonts w:hint="default"/>
+      </w:rPr>
+    </w:lvl>
+    <w:lvl w:ilvl="5">
+      <w:start w:val="1"/>
+      <w:numFmt w:val="decimal"/>
+      <w:lvlText w:val="%1.%2.%3.%4.%5.%6."/>
+      <w:lvlJc w:val="left"/>
+      <w:pPr>
+        <w:ind w:left="2880" w:hanging="1080"/>
+      </w:pPr>
+      <w:rPr>
+        <w:rFonts w:hint="default"/>
+      </w:rPr>
+    </w:lvl>
+    <w:lvl w:ilvl="6">
+      <w:start w:val="1"/>
+      <w:numFmt w:val="decimal"/>
+      <w:lvlText w:val="%1.%2.%3.%4.%5.%6.%7."/>
+      <w:lvlJc w:val="left"/>
+      <w:pPr>
+        <w:ind w:left="3600" w:hanging="1440"/>
+      </w:pPr>
+      <w:rPr>
+        <w:rFonts w:hint="default"/>
+      </w:rPr>
+    </w:lvl>
+    <w:lvl w:ilvl="7">
+      <w:start w:val="1"/>
+      <w:numFmt w:val="decimal"/>
+      <w:lvlText w:val="%1.%2.%3.%4.%5.%6.%7.%8."/>
+      <w:lvlJc w:val="left"/>
+      <w:pPr>
+        <w:ind w:left="3960" w:hanging="1440"/>
+      </w:pPr>
+      <w:rPr>
+        <w:rFonts w:hint="default"/>
+      </w:rPr>
+    </w:lvl>
+    <w:lvl w:ilvl="8">
+      <w:start w:val="1"/>
+      <w:numFmt w:val="decimal"/>
+      <w:lvlText w:val="%1.%2.%3.%4.%5.%6.%7.%8.%9."/>
+      <w:lvlJc w:val="left"/>
+      <w:pPr>
+        <w:ind w:left="4680" w:hanging="1800"/>
+      </w:pPr>
+      <w:rPr>
+        <w:rFonts w:hint="default"/>
+      </w:rPr>
+    </w:lvl>
+  </w:abstractNum>
+  <w:abstractNum w:abstractNumId="6" w15:restartNumberingAfterBreak="0">
     <w:nsid w:val="5A19449B"/>
     <w:multiLevelType w:val="multilevel"/>
     <w:tmpl w:val="90DE1578"/>
@@ -1969,7 +6267,7 @@
       </w:rPr>
     </w:lvl>
   </w:abstractNum>
-  <w:abstractNum w:abstractNumId="1" w15:restartNumberingAfterBreak="0">
+  <w:abstractNum w:abstractNumId="7" w15:restartNumberingAfterBreak="0">
     <w:nsid w:val="7D711FB7"/>
     <w:multiLevelType w:val="multilevel"/>
     <w:tmpl w:val="F96A0BA8"/>
@@ -2098,10 +6396,28 @@
     </w:lvl>
   </w:abstractNum>
   <w:num w:numId="1" w16cid:durableId="1534882492">
+    <w:abstractNumId w:val="6"/>
+  </w:num>
+  <w:num w:numId="2" w16cid:durableId="1750494138">
+    <w:abstractNumId w:val="7"/>
+  </w:num>
+  <w:num w:numId="3" w16cid:durableId="1869484161">
+    <w:abstractNumId w:val="4"/>
+  </w:num>
+  <w:num w:numId="4" w16cid:durableId="1550218227">
+    <w:abstractNumId w:val="2"/>
+  </w:num>
+  <w:num w:numId="5" w16cid:durableId="949161674">
     <w:abstractNumId w:val="0"/>
   </w:num>
-  <w:num w:numId="2" w16cid:durableId="1750494138">
+  <w:num w:numId="6" w16cid:durableId="691687426">
+    <w:abstractNumId w:val="3"/>
+  </w:num>
+  <w:num w:numId="7" w16cid:durableId="1080907474">
     <w:abstractNumId w:val="1"/>
+  </w:num>
+  <w:num w:numId="8" w16cid:durableId="1386103369">
+    <w:abstractNumId w:val="5"/>
   </w:num>
 </w:numbering>
 </file>
@@ -2754,7 +7070,6 @@
   <w:style w:type="character" w:default="1" w:styleId="Fuentedeprrafopredeter">
     <w:name w:val="Default Paragraph Font"/>
     <w:uiPriority w:val="1"/>
-    <w:semiHidden/>
     <w:unhideWhenUsed/>
   </w:style>
   <w:style w:type="table" w:default="1" w:styleId="Tablanormal">
@@ -2948,7 +7263,7 @@
         <w:ilvl w:val="1"/>
       </w:numPr>
       <w:spacing w:after="160" w:line="278" w:lineRule="auto"/>
-      <w:ind w:right="0"/>
+      <w:ind w:left="10" w:right="0" w:hanging="10"/>
       <w:jc w:val="left"/>
     </w:pPr>
     <w:rPr>
@@ -3183,6 +7498,41 @@
     <w:link w:val="Piedepgina"/>
     <w:uiPriority w:val="99"/>
     <w:rsid w:val="00CC5CD2"/>
+  </w:style>
+  <w:style w:type="character" w:styleId="Hipervnculo">
+    <w:name w:val="Hyperlink"/>
+    <w:basedOn w:val="Fuentedeprrafopredeter"/>
+    <w:uiPriority w:val="99"/>
+    <w:unhideWhenUsed/>
+    <w:rsid w:val="005D1A69"/>
+    <w:rPr>
+      <w:color w:val="467886" w:themeColor="hyperlink"/>
+      <w:u w:val="single"/>
+    </w:rPr>
+  </w:style>
+  <w:style w:type="character" w:styleId="Mencinsinresolver">
+    <w:name w:val="Unresolved Mention"/>
+    <w:basedOn w:val="Fuentedeprrafopredeter"/>
+    <w:uiPriority w:val="99"/>
+    <w:semiHidden/>
+    <w:unhideWhenUsed/>
+    <w:rsid w:val="005D1A69"/>
+    <w:rPr>
+      <w:color w:val="605E5C"/>
+      <w:shd w:val="clear" w:color="auto" w:fill="E1DFDD"/>
+    </w:rPr>
+  </w:style>
+  <w:style w:type="character" w:styleId="Hipervnculovisitado">
+    <w:name w:val="FollowedHyperlink"/>
+    <w:basedOn w:val="Fuentedeprrafopredeter"/>
+    <w:uiPriority w:val="99"/>
+    <w:semiHidden/>
+    <w:unhideWhenUsed/>
+    <w:rsid w:val="005D1A69"/>
+    <w:rPr>
+      <w:color w:val="96607D" w:themeColor="followedHyperlink"/>
+      <w:u w:val="single"/>
+    </w:rPr>
   </w:style>
 </w:styles>
 </file>
@@ -3506,10 +7856,297 @@
 <b:Sources xmlns:b="http://schemas.openxmlformats.org/officeDocument/2006/bibliography" xmlns="http://schemas.openxmlformats.org/officeDocument/2006/bibliography" SelectedStyle="\APASixthEditionOfficeOnline.xsl" StyleName="APA" Version="6"/>
 </file>
 
+<file path=customXml/item2.xml><?xml version="1.0" encoding="utf-8"?>
+<?mso-contentType ?>
+<FormTemplates xmlns="http://schemas.microsoft.com/sharepoint/v3/contenttype/forms">
+  <Display>DocumentLibraryForm</Display>
+  <Edit>DocumentLibraryForm</Edit>
+  <New>DocumentLibraryForm</New>
+</FormTemplates>
+</file>
+
+<file path=customXml/item3.xml><?xml version="1.0" encoding="utf-8"?>
+<p:properties xmlns:p="http://schemas.microsoft.com/office/2006/metadata/properties" xmlns:xsi="http://www.w3.org/2001/XMLSchema-instance" xmlns:pc="http://schemas.microsoft.com/office/infopath/2007/PartnerControls">
+  <documentManagement>
+    <_activity xmlns="cb5391dc-4ce9-4551-997a-7dbd52d3efb1" xsi:nil="true"/>
+  </documentManagement>
+</p:properties>
+</file>
+
+<file path=customXml/item4.xml><?xml version="1.0" encoding="utf-8"?>
+<ct:contentTypeSchema xmlns:ct="http://schemas.microsoft.com/office/2006/metadata/contentType" xmlns:ma="http://schemas.microsoft.com/office/2006/metadata/properties/metaAttributes" ct:_="" ma:_="" ma:contentTypeName="Documento" ma:contentTypeID="0x010100B8155DEB8285294BA73532B14D9191B6" ma:contentTypeVersion="15" ma:contentTypeDescription="Crear nuevo documento." ma:contentTypeScope="" ma:versionID="a25c6cd0cd0fae449e44f281ea4807d9">
+  <xsd:schema xmlns:xsd="http://www.w3.org/2001/XMLSchema" xmlns:xs="http://www.w3.org/2001/XMLSchema" xmlns:p="http://schemas.microsoft.com/office/2006/metadata/properties" xmlns:ns3="cb5391dc-4ce9-4551-997a-7dbd52d3efb1" xmlns:ns4="867575e1-346d-4a03-8d83-53700be480e5" targetNamespace="http://schemas.microsoft.com/office/2006/metadata/properties" ma:root="true" ma:fieldsID="d2b597d53bcfbf95831b07fe2fa66c2a" ns3:_="" ns4:_="">
+    <xsd:import namespace="cb5391dc-4ce9-4551-997a-7dbd52d3efb1"/>
+    <xsd:import namespace="867575e1-346d-4a03-8d83-53700be480e5"/>
+    <xsd:element name="properties">
+      <xsd:complexType>
+        <xsd:sequence>
+          <xsd:element name="documentManagement">
+            <xsd:complexType>
+              <xsd:all>
+                <xsd:element ref="ns3:MediaServiceMetadata" minOccurs="0"/>
+                <xsd:element ref="ns3:MediaServiceFastMetadata" minOccurs="0"/>
+                <xsd:element ref="ns3:MediaServiceObjectDetectorVersions" minOccurs="0"/>
+                <xsd:element ref="ns3:_activity" minOccurs="0"/>
+                <xsd:element ref="ns4:SharedWithUsers" minOccurs="0"/>
+                <xsd:element ref="ns4:SharedWithDetails" minOccurs="0"/>
+                <xsd:element ref="ns4:SharingHintHash" minOccurs="0"/>
+                <xsd:element ref="ns3:MediaServiceGenerationTime" minOccurs="0"/>
+                <xsd:element ref="ns3:MediaServiceEventHashCode" minOccurs="0"/>
+                <xsd:element ref="ns3:MediaServiceSystemTags" minOccurs="0"/>
+                <xsd:element ref="ns3:MediaServiceSearchProperties" minOccurs="0"/>
+                <xsd:element ref="ns3:MediaServiceDateTaken" minOccurs="0"/>
+                <xsd:element ref="ns3:MediaServiceOCR" minOccurs="0"/>
+                <xsd:element ref="ns3:MediaServiceLocation" minOccurs="0"/>
+                <xsd:element ref="ns3:MediaLengthInSeconds" minOccurs="0"/>
+              </xsd:all>
+            </xsd:complexType>
+          </xsd:element>
+        </xsd:sequence>
+      </xsd:complexType>
+    </xsd:element>
+  </xsd:schema>
+  <xsd:schema xmlns:xsd="http://www.w3.org/2001/XMLSchema" xmlns:xs="http://www.w3.org/2001/XMLSchema" xmlns:dms="http://schemas.microsoft.com/office/2006/documentManagement/types" xmlns:pc="http://schemas.microsoft.com/office/infopath/2007/PartnerControls" targetNamespace="cb5391dc-4ce9-4551-997a-7dbd52d3efb1" elementFormDefault="qualified">
+    <xsd:import namespace="http://schemas.microsoft.com/office/2006/documentManagement/types"/>
+    <xsd:import namespace="http://schemas.microsoft.com/office/infopath/2007/PartnerControls"/>
+    <xsd:element name="MediaServiceMetadata" ma:index="8" nillable="true" ma:displayName="MediaServiceMetadata" ma:hidden="true" ma:internalName="MediaServiceMetadata" ma:readOnly="true">
+      <xsd:simpleType>
+        <xsd:restriction base="dms:Note"/>
+      </xsd:simpleType>
+    </xsd:element>
+    <xsd:element name="MediaServiceFastMetadata" ma:index="9" nillable="true" ma:displayName="MediaServiceFastMetadata" ma:hidden="true" ma:internalName="MediaServiceFastMetadata" ma:readOnly="true">
+      <xsd:simpleType>
+        <xsd:restriction base="dms:Note"/>
+      </xsd:simpleType>
+    </xsd:element>
+    <xsd:element name="MediaServiceObjectDetectorVersions" ma:index="10" nillable="true" ma:displayName="MediaServiceObjectDetectorVersions" ma:hidden="true" ma:indexed="true" ma:internalName="MediaServiceObjectDetectorVersions" ma:readOnly="true">
+      <xsd:simpleType>
+        <xsd:restriction base="dms:Text"/>
+      </xsd:simpleType>
+    </xsd:element>
+    <xsd:element name="_activity" ma:index="11" nillable="true" ma:displayName="_activity" ma:hidden="true" ma:internalName="_activity">
+      <xsd:simpleType>
+        <xsd:restriction base="dms:Note"/>
+      </xsd:simpleType>
+    </xsd:element>
+    <xsd:element name="MediaServiceGenerationTime" ma:index="15" nillable="true" ma:displayName="MediaServiceGenerationTime" ma:hidden="true" ma:internalName="MediaServiceGenerationTime" ma:readOnly="true">
+      <xsd:simpleType>
+        <xsd:restriction base="dms:Text"/>
+      </xsd:simpleType>
+    </xsd:element>
+    <xsd:element name="MediaServiceEventHashCode" ma:index="16" nillable="true" ma:displayName="MediaServiceEventHashCode" ma:hidden="true" ma:internalName="MediaServiceEventHashCode" ma:readOnly="true">
+      <xsd:simpleType>
+        <xsd:restriction base="dms:Text"/>
+      </xsd:simpleType>
+    </xsd:element>
+    <xsd:element name="MediaServiceSystemTags" ma:index="17" nillable="true" ma:displayName="MediaServiceSystemTags" ma:hidden="true" ma:internalName="MediaServiceSystemTags" ma:readOnly="true">
+      <xsd:simpleType>
+        <xsd:restriction base="dms:Note"/>
+      </xsd:simpleType>
+    </xsd:element>
+    <xsd:element name="MediaServiceSearchProperties" ma:index="18" nillable="true" ma:displayName="MediaServiceSearchProperties" ma:hidden="true" ma:internalName="MediaServiceSearchProperties" ma:readOnly="true">
+      <xsd:simpleType>
+        <xsd:restriction base="dms:Note"/>
+      </xsd:simpleType>
+    </xsd:element>
+    <xsd:element name="MediaServiceDateTaken" ma:index="19" nillable="true" ma:displayName="MediaServiceDateTaken" ma:hidden="true" ma:indexed="true" ma:internalName="MediaServiceDateTaken" ma:readOnly="true">
+      <xsd:simpleType>
+        <xsd:restriction base="dms:Text"/>
+      </xsd:simpleType>
+    </xsd:element>
+    <xsd:element name="MediaServiceOCR" ma:index="20" nillable="true" ma:displayName="Extracted Text" ma:internalName="MediaServiceOCR" ma:readOnly="true">
+      <xsd:simpleType>
+        <xsd:restriction base="dms:Note">
+          <xsd:maxLength value="255"/>
+        </xsd:restriction>
+      </xsd:simpleType>
+    </xsd:element>
+    <xsd:element name="MediaServiceLocation" ma:index="21" nillable="true" ma:displayName="Location" ma:indexed="true" ma:internalName="MediaServiceLocation" ma:readOnly="true">
+      <xsd:simpleType>
+        <xsd:restriction base="dms:Text"/>
+      </xsd:simpleType>
+    </xsd:element>
+    <xsd:element name="MediaLengthInSeconds" ma:index="22" nillable="true" ma:displayName="MediaLengthInSeconds" ma:hidden="true" ma:internalName="MediaLengthInSeconds" ma:readOnly="true">
+      <xsd:simpleType>
+        <xsd:restriction base="dms:Unknown"/>
+      </xsd:simpleType>
+    </xsd:element>
+  </xsd:schema>
+  <xsd:schema xmlns:xsd="http://www.w3.org/2001/XMLSchema" xmlns:xs="http://www.w3.org/2001/XMLSchema" xmlns:dms="http://schemas.microsoft.com/office/2006/documentManagement/types" xmlns:pc="http://schemas.microsoft.com/office/infopath/2007/PartnerControls" targetNamespace="867575e1-346d-4a03-8d83-53700be480e5" elementFormDefault="qualified">
+    <xsd:import namespace="http://schemas.microsoft.com/office/2006/documentManagement/types"/>
+    <xsd:import namespace="http://schemas.microsoft.com/office/infopath/2007/PartnerControls"/>
+    <xsd:element name="SharedWithUsers" ma:index="12" nillable="true" ma:displayName="Compartido con" ma:internalName="SharedWithUsers" ma:readOnly="true">
+      <xsd:complexType>
+        <xsd:complexContent>
+          <xsd:extension base="dms:UserMulti">
+            <xsd:sequence>
+              <xsd:element name="UserInfo" minOccurs="0" maxOccurs="unbounded">
+                <xsd:complexType>
+                  <xsd:sequence>
+                    <xsd:element name="DisplayName" type="xsd:string" minOccurs="0"/>
+                    <xsd:element name="AccountId" type="dms:UserId" minOccurs="0" nillable="true"/>
+                    <xsd:element name="AccountType" type="xsd:string" minOccurs="0"/>
+                  </xsd:sequence>
+                </xsd:complexType>
+              </xsd:element>
+            </xsd:sequence>
+          </xsd:extension>
+        </xsd:complexContent>
+      </xsd:complexType>
+    </xsd:element>
+    <xsd:element name="SharedWithDetails" ma:index="13" nillable="true" ma:displayName="Detalles de uso compartido" ma:internalName="SharedWithDetails" ma:readOnly="true">
+      <xsd:simpleType>
+        <xsd:restriction base="dms:Note">
+          <xsd:maxLength value="255"/>
+        </xsd:restriction>
+      </xsd:simpleType>
+    </xsd:element>
+    <xsd:element name="SharingHintHash" ma:index="14" nillable="true" ma:displayName="Hash de la sugerencia para compartir" ma:hidden="true" ma:internalName="SharingHintHash" ma:readOnly="true">
+      <xsd:simpleType>
+        <xsd:restriction base="dms:Text"/>
+      </xsd:simpleType>
+    </xsd:element>
+  </xsd:schema>
+  <xsd:schema xmlns="http://schemas.openxmlformats.org/package/2006/metadata/core-properties" xmlns:xsd="http://www.w3.org/2001/XMLSchema" xmlns:xsi="http://www.w3.org/2001/XMLSchema-instance" xmlns:dc="http://purl.org/dc/elements/1.1/" xmlns:dcterms="http://purl.org/dc/terms/" xmlns:odoc="http://schemas.microsoft.com/internal/obd" targetNamespace="http://schemas.openxmlformats.org/package/2006/metadata/core-properties" elementFormDefault="qualified" attributeFormDefault="unqualified" blockDefault="#all">
+    <xsd:import namespace="http://purl.org/dc/elements/1.1/" schemaLocation="http://dublincore.org/schemas/xmls/qdc/2003/04/02/dc.xsd"/>
+    <xsd:import namespace="http://purl.org/dc/terms/" schemaLocation="http://dublincore.org/schemas/xmls/qdc/2003/04/02/dcterms.xsd"/>
+    <xsd:element name="coreProperties" type="CT_coreProperties"/>
+    <xsd:complexType name="CT_coreProperties">
+      <xsd:all>
+        <xsd:element ref="dc:creator" minOccurs="0" maxOccurs="1"/>
+        <xsd:element ref="dcterms:created" minOccurs="0" maxOccurs="1"/>
+        <xsd:element ref="dc:identifier" minOccurs="0" maxOccurs="1"/>
+        <xsd:element name="contentType" minOccurs="0" maxOccurs="1" type="xsd:string" ma:index="0" ma:displayName="Tipo de contenido"/>
+        <xsd:element ref="dc:title" minOccurs="0" maxOccurs="1" ma:index="4" ma:displayName="Título"/>
+        <xsd:element ref="dc:subject" minOccurs="0" maxOccurs="1"/>
+        <xsd:element ref="dc:description" minOccurs="0" maxOccurs="1"/>
+        <xsd:element name="keywords" minOccurs="0" maxOccurs="1" type="xsd:string"/>
+        <xsd:element ref="dc:language" minOccurs="0" maxOccurs="1"/>
+        <xsd:element name="category" minOccurs="0" maxOccurs="1" type="xsd:string"/>
+        <xsd:element name="version" minOccurs="0" maxOccurs="1" type="xsd:string"/>
+        <xsd:element name="revision" minOccurs="0" maxOccurs="1" type="xsd:string">
+          <xsd:annotation>
+            <xsd:documentation>
+                        This value indicates the number of saves or revisions. The application is responsible for updating this value after each revision.
+                    </xsd:documentation>
+          </xsd:annotation>
+        </xsd:element>
+        <xsd:element name="lastModifiedBy" minOccurs="0" maxOccurs="1" type="xsd:string"/>
+        <xsd:element ref="dcterms:modified" minOccurs="0" maxOccurs="1"/>
+        <xsd:element name="contentStatus" minOccurs="0" maxOccurs="1" type="xsd:string"/>
+      </xsd:all>
+    </xsd:complexType>
+  </xsd:schema>
+  <xs:schema xmlns:pc="http://schemas.microsoft.com/office/infopath/2007/PartnerControls" xmlns:xs="http://www.w3.org/2001/XMLSchema" targetNamespace="http://schemas.microsoft.com/office/infopath/2007/PartnerControls" elementFormDefault="qualified" attributeFormDefault="unqualified">
+    <xs:element name="Person">
+      <xs:complexType>
+        <xs:sequence>
+          <xs:element ref="pc:DisplayName" minOccurs="0"/>
+          <xs:element ref="pc:AccountId" minOccurs="0"/>
+          <xs:element ref="pc:AccountType" minOccurs="0"/>
+        </xs:sequence>
+      </xs:complexType>
+    </xs:element>
+    <xs:element name="DisplayName" type="xs:string"/>
+    <xs:element name="AccountId" type="xs:string"/>
+    <xs:element name="AccountType" type="xs:string"/>
+    <xs:element name="BDCAssociatedEntity">
+      <xs:complexType>
+        <xs:sequence>
+          <xs:element ref="pc:BDCEntity" minOccurs="0" maxOccurs="unbounded"/>
+        </xs:sequence>
+        <xs:attribute ref="pc:EntityNamespace"/>
+        <xs:attribute ref="pc:EntityName"/>
+        <xs:attribute ref="pc:SystemInstanceName"/>
+        <xs:attribute ref="pc:AssociationName"/>
+      </xs:complexType>
+    </xs:element>
+    <xs:attribute name="EntityNamespace" type="xs:string"/>
+    <xs:attribute name="EntityName" type="xs:string"/>
+    <xs:attribute name="SystemInstanceName" type="xs:string"/>
+    <xs:attribute name="AssociationName" type="xs:string"/>
+    <xs:element name="BDCEntity">
+      <xs:complexType>
+        <xs:sequence>
+          <xs:element ref="pc:EntityDisplayName" minOccurs="0"/>
+          <xs:element ref="pc:EntityInstanceReference" minOccurs="0"/>
+          <xs:element ref="pc:EntityId1" minOccurs="0"/>
+          <xs:element ref="pc:EntityId2" minOccurs="0"/>
+          <xs:element ref="pc:EntityId3" minOccurs="0"/>
+          <xs:element ref="pc:EntityId4" minOccurs="0"/>
+          <xs:element ref="pc:EntityId5" minOccurs="0"/>
+        </xs:sequence>
+      </xs:complexType>
+    </xs:element>
+    <xs:element name="EntityDisplayName" type="xs:string"/>
+    <xs:element name="EntityInstanceReference" type="xs:string"/>
+    <xs:element name="EntityId1" type="xs:string"/>
+    <xs:element name="EntityId2" type="xs:string"/>
+    <xs:element name="EntityId3" type="xs:string"/>
+    <xs:element name="EntityId4" type="xs:string"/>
+    <xs:element name="EntityId5" type="xs:string"/>
+    <xs:element name="Terms">
+      <xs:complexType>
+        <xs:sequence>
+          <xs:element ref="pc:TermInfo" minOccurs="0" maxOccurs="unbounded"/>
+        </xs:sequence>
+      </xs:complexType>
+    </xs:element>
+    <xs:element name="TermInfo">
+      <xs:complexType>
+        <xs:sequence>
+          <xs:element ref="pc:TermName" minOccurs="0"/>
+          <xs:element ref="pc:TermId" minOccurs="0"/>
+        </xs:sequence>
+      </xs:complexType>
+    </xs:element>
+    <xs:element name="TermName" type="xs:string"/>
+    <xs:element name="TermId" type="xs:string"/>
+  </xs:schema>
+</ct:contentTypeSchema>
+</file>
+
 <file path=customXml/itemProps1.xml><?xml version="1.0" encoding="utf-8"?>
 <ds:datastoreItem xmlns:ds="http://schemas.openxmlformats.org/officeDocument/2006/customXml" ds:itemID="{164C634C-ACAB-4CED-AE10-1B2764DA78E0}">
   <ds:schemaRefs>
     <ds:schemaRef ds:uri="http://schemas.openxmlformats.org/officeDocument/2006/bibliography"/>
   </ds:schemaRefs>
 </ds:datastoreItem>
+</file>
+
+<file path=customXml/itemProps2.xml><?xml version="1.0" encoding="utf-8"?>
+<ds:datastoreItem xmlns:ds="http://schemas.openxmlformats.org/officeDocument/2006/customXml" ds:itemID="{2621638B-8F7D-4C9A-8E2F-F381EA4D5411}">
+  <ds:schemaRefs>
+    <ds:schemaRef ds:uri="http://schemas.microsoft.com/sharepoint/v3/contenttype/forms"/>
+  </ds:schemaRefs>
+</ds:datastoreItem>
+</file>
+
+<file path=customXml/itemProps3.xml><?xml version="1.0" encoding="utf-8"?>
+<ds:datastoreItem xmlns:ds="http://schemas.openxmlformats.org/officeDocument/2006/customXml" ds:itemID="{D36876D3-C00C-4F77-A2A1-1CD5B4330F22}">
+  <ds:schemaRefs>
+    <ds:schemaRef ds:uri="http://schemas.microsoft.com/office/2006/metadata/properties"/>
+    <ds:schemaRef ds:uri="http://schemas.microsoft.com/office/infopath/2007/PartnerControls"/>
+    <ds:schemaRef ds:uri="cb5391dc-4ce9-4551-997a-7dbd52d3efb1"/>
+  </ds:schemaRefs>
+</ds:datastoreItem>
+</file>
+
+<file path=customXml/itemProps4.xml><?xml version="1.0" encoding="utf-8"?>
+<ds:datastoreItem xmlns:ds="http://schemas.openxmlformats.org/officeDocument/2006/customXml" ds:itemID="{A63830E8-2AA7-4064-8897-FB715624CCD8}">
+  <ds:schemaRefs>
+    <ds:schemaRef ds:uri="http://schemas.microsoft.com/office/2006/metadata/contentType"/>
+    <ds:schemaRef ds:uri="http://schemas.microsoft.com/office/2006/metadata/properties/metaAttributes"/>
+    <ds:schemaRef ds:uri="http://www.w3.org/2001/XMLSchema"/>
+    <ds:schemaRef ds:uri="http://schemas.microsoft.com/office/2006/metadata/properties"/>
+    <ds:schemaRef ds:uri="cb5391dc-4ce9-4551-997a-7dbd52d3efb1"/>
+    <ds:schemaRef ds:uri="867575e1-346d-4a03-8d83-53700be480e5"/>
+    <ds:schemaRef ds:uri="http://schemas.microsoft.com/office/2006/documentManagement/types"/>
+    <ds:schemaRef ds:uri="http://schemas.microsoft.com/office/infopath/2007/PartnerControls"/>
+    <ds:schemaRef ds:uri="http://schemas.openxmlformats.org/package/2006/metadata/core-properties"/>
+    <ds:schemaRef ds:uri="http://purl.org/dc/elements/1.1/"/>
+    <ds:schemaRef ds:uri="http://purl.org/dc/terms/"/>
+    <ds:schemaRef ds:uri="http://schemas.microsoft.com/internal/obd"/>
+  </ds:schemaRefs>
+</ds:datastoreItem>
 </file>